--- a/Исследование дешифратора.docx
+++ b/Исследование дешифратора.docx
@@ -13,6 +13,9 @@
       <w:r>
         <w:t>Исследование дешифратора</w:t>
       </w:r>
+      <w:r>
+        <w:t>.</w:t>
+      </w:r>
     </w:p>
     <w:p>
       <w:pPr>
@@ -20,6 +23,9 @@
       </w:pPr>
       <w:r>
         <w:t>Таблица истинности для дешифратора 2х4</w:t>
+      </w:r>
+      <w:r>
+        <w:t>:</w:t>
       </w:r>
     </w:p>
     <w:tbl>
@@ -590,12 +596,8 @@
     </w:tbl>
     <w:p>
       <w:pPr>
-        <w:ind w:left="360"/>
-      </w:pPr>
-    </w:p>
-    <w:p>
-      <w:pPr>
-        <w:ind w:left="360"/>
+        <w:spacing w:before="240"/>
+        <w:ind w:firstLine="426"/>
       </w:pPr>
       <w:r>
         <w:t>Аналитические выражения для дешифратора 2х4</w:t>
@@ -603,11 +605,10 @@
       <w:r>
         <w:t>:</w:t>
       </w:r>
-      <w:bookmarkStart w:id="0" w:name="_GoBack"/>
-      <w:bookmarkEnd w:id="0"/>
     </w:p>
     <w:p>
       <w:pPr>
+        <w:spacing w:after="0"/>
         <w:ind w:left="360"/>
         <w:rPr>
           <w:rFonts w:ascii="Times New Roman" w:hAnsi="Times New Roman" w:cs="Times New Roman"/>
@@ -670,6 +671,7 @@
     </w:p>
     <w:p>
       <w:pPr>
+        <w:spacing w:after="0"/>
         <w:ind w:left="360"/>
         <w:rPr>
           <w:rFonts w:ascii="Times New Roman" w:hAnsi="Times New Roman" w:cs="Times New Roman"/>
@@ -713,6 +715,7 @@
     </w:p>
     <w:p>
       <w:pPr>
+        <w:spacing w:after="0"/>
         <w:ind w:left="360"/>
         <w:rPr>
           <w:rFonts w:ascii="Times New Roman" w:hAnsi="Times New Roman" w:cs="Times New Roman"/>
@@ -757,17 +760,6505 @@
     <w:p>
       <w:pPr>
         <w:ind w:left="360"/>
-        <w:rPr>
-          <w:lang w:val="en-US"/>
-        </w:rPr>
       </w:pPr>
       <w:r>
         <w:rPr>
           <w:lang w:val="en-US"/>
         </w:rPr>
-        <w:t>Y3 = X1 * X2</w:t>
+        <w:t>Y</w:t>
+      </w:r>
+      <w:r>
+        <w:t xml:space="preserve">3 = </w:t>
+      </w:r>
+      <w:r>
+        <w:rPr>
+          <w:lang w:val="en-US"/>
+        </w:rPr>
+        <w:t>X</w:t>
+      </w:r>
+      <w:r>
+        <w:t xml:space="preserve">1 * </w:t>
+      </w:r>
+      <w:r>
+        <w:rPr>
+          <w:lang w:val="en-US"/>
+        </w:rPr>
+        <w:t>X</w:t>
+      </w:r>
+      <w:r>
+        <w:t>2</w:t>
       </w:r>
     </w:p>
+    <w:p>
+      <w:pPr>
+        <w:ind w:left="360"/>
+      </w:pPr>
+      <w:r>
+        <w:t xml:space="preserve">Таблица истинности для дешифратора </w:t>
+      </w:r>
+      <w:r>
+        <w:t>4</w:t>
+      </w:r>
+      <w:r>
+        <w:t>х</w:t>
+      </w:r>
+      <w:r>
+        <w:t>16</w:t>
+      </w:r>
+      <w:r>
+        <w:t>:</w:t>
+      </w:r>
+    </w:p>
+    <w:tbl>
+      <w:tblPr>
+        <w:tblStyle w:val="a4"/>
+        <w:tblW w:w="0" w:type="auto"/>
+        <w:tblInd w:w="-572" w:type="dxa"/>
+        <w:tblLayout w:type="fixed"/>
+        <w:tblLook w:val="04A0" w:firstRow="1" w:lastRow="0" w:firstColumn="1" w:lastColumn="0" w:noHBand="0" w:noVBand="1"/>
+      </w:tblPr>
+      <w:tblGrid>
+        <w:gridCol w:w="495"/>
+        <w:gridCol w:w="496"/>
+        <w:gridCol w:w="496"/>
+        <w:gridCol w:w="496"/>
+        <w:gridCol w:w="496"/>
+        <w:gridCol w:w="496"/>
+        <w:gridCol w:w="495"/>
+        <w:gridCol w:w="496"/>
+        <w:gridCol w:w="496"/>
+        <w:gridCol w:w="496"/>
+        <w:gridCol w:w="496"/>
+        <w:gridCol w:w="496"/>
+        <w:gridCol w:w="496"/>
+        <w:gridCol w:w="495"/>
+        <w:gridCol w:w="496"/>
+        <w:gridCol w:w="496"/>
+        <w:gridCol w:w="496"/>
+        <w:gridCol w:w="496"/>
+        <w:gridCol w:w="496"/>
+        <w:gridCol w:w="496"/>
+      </w:tblGrid>
+      <w:tr>
+        <w:trPr>
+          <w:trHeight w:val="537"/>
+        </w:trPr>
+        <w:tc>
+          <w:tcPr>
+            <w:tcW w:w="495" w:type="dxa"/>
+          </w:tcPr>
+          <w:p>
+            <w:pPr>
+              <w:jc w:val="center"/>
+              <w:rPr>
+                <w:lang w:val="en-US"/>
+              </w:rPr>
+            </w:pPr>
+            <w:r>
+              <w:rPr>
+                <w:lang w:val="en-US"/>
+              </w:rPr>
+              <w:t>X1</w:t>
+            </w:r>
+          </w:p>
+        </w:tc>
+        <w:tc>
+          <w:tcPr>
+            <w:tcW w:w="496" w:type="dxa"/>
+          </w:tcPr>
+          <w:p>
+            <w:pPr>
+              <w:jc w:val="center"/>
+              <w:rPr>
+                <w:lang w:val="en-US"/>
+              </w:rPr>
+            </w:pPr>
+            <w:r>
+              <w:rPr>
+                <w:lang w:val="en-US"/>
+              </w:rPr>
+              <w:t>X2</w:t>
+            </w:r>
+          </w:p>
+        </w:tc>
+        <w:tc>
+          <w:tcPr>
+            <w:tcW w:w="496" w:type="dxa"/>
+          </w:tcPr>
+          <w:p>
+            <w:pPr>
+              <w:jc w:val="center"/>
+              <w:rPr>
+                <w:lang w:val="en-US"/>
+              </w:rPr>
+            </w:pPr>
+            <w:r>
+              <w:rPr>
+                <w:lang w:val="en-US"/>
+              </w:rPr>
+              <w:t>X3</w:t>
+            </w:r>
+          </w:p>
+        </w:tc>
+        <w:tc>
+          <w:tcPr>
+            <w:tcW w:w="496" w:type="dxa"/>
+          </w:tcPr>
+          <w:p>
+            <w:pPr>
+              <w:jc w:val="center"/>
+              <w:rPr>
+                <w:lang w:val="en-US"/>
+              </w:rPr>
+            </w:pPr>
+            <w:r>
+              <w:rPr>
+                <w:lang w:val="en-US"/>
+              </w:rPr>
+              <w:t>X4</w:t>
+            </w:r>
+          </w:p>
+        </w:tc>
+        <w:tc>
+          <w:tcPr>
+            <w:tcW w:w="496" w:type="dxa"/>
+          </w:tcPr>
+          <w:p>
+            <w:pPr>
+              <w:jc w:val="center"/>
+              <w:rPr>
+                <w:lang w:val="en-US"/>
+              </w:rPr>
+            </w:pPr>
+            <w:r>
+              <w:rPr>
+                <w:lang w:val="en-US"/>
+              </w:rPr>
+              <w:t>Y0</w:t>
+            </w:r>
+          </w:p>
+        </w:tc>
+        <w:tc>
+          <w:tcPr>
+            <w:tcW w:w="496" w:type="dxa"/>
+          </w:tcPr>
+          <w:p>
+            <w:pPr>
+              <w:jc w:val="center"/>
+              <w:rPr>
+                <w:lang w:val="en-US"/>
+              </w:rPr>
+            </w:pPr>
+            <w:r>
+              <w:rPr>
+                <w:lang w:val="en-US"/>
+              </w:rPr>
+              <w:t>Y1</w:t>
+            </w:r>
+          </w:p>
+        </w:tc>
+        <w:tc>
+          <w:tcPr>
+            <w:tcW w:w="495" w:type="dxa"/>
+          </w:tcPr>
+          <w:p>
+            <w:pPr>
+              <w:jc w:val="center"/>
+              <w:rPr>
+                <w:lang w:val="en-US"/>
+              </w:rPr>
+            </w:pPr>
+            <w:r>
+              <w:rPr>
+                <w:lang w:val="en-US"/>
+              </w:rPr>
+              <w:t>Y2</w:t>
+            </w:r>
+          </w:p>
+        </w:tc>
+        <w:tc>
+          <w:tcPr>
+            <w:tcW w:w="496" w:type="dxa"/>
+          </w:tcPr>
+          <w:p>
+            <w:pPr>
+              <w:jc w:val="center"/>
+              <w:rPr>
+                <w:lang w:val="en-US"/>
+              </w:rPr>
+            </w:pPr>
+            <w:r>
+              <w:rPr>
+                <w:lang w:val="en-US"/>
+              </w:rPr>
+              <w:t>Y3</w:t>
+            </w:r>
+          </w:p>
+        </w:tc>
+        <w:tc>
+          <w:tcPr>
+            <w:tcW w:w="496" w:type="dxa"/>
+          </w:tcPr>
+          <w:p>
+            <w:pPr>
+              <w:jc w:val="center"/>
+              <w:rPr>
+                <w:lang w:val="en-US"/>
+              </w:rPr>
+            </w:pPr>
+            <w:r>
+              <w:rPr>
+                <w:lang w:val="en-US"/>
+              </w:rPr>
+              <w:t>Y4</w:t>
+            </w:r>
+          </w:p>
+        </w:tc>
+        <w:tc>
+          <w:tcPr>
+            <w:tcW w:w="496" w:type="dxa"/>
+          </w:tcPr>
+          <w:p>
+            <w:pPr>
+              <w:jc w:val="center"/>
+              <w:rPr>
+                <w:lang w:val="en-US"/>
+              </w:rPr>
+            </w:pPr>
+            <w:r>
+              <w:rPr>
+                <w:lang w:val="en-US"/>
+              </w:rPr>
+              <w:t>Y5</w:t>
+            </w:r>
+          </w:p>
+        </w:tc>
+        <w:tc>
+          <w:tcPr>
+            <w:tcW w:w="496" w:type="dxa"/>
+          </w:tcPr>
+          <w:p>
+            <w:pPr>
+              <w:jc w:val="center"/>
+              <w:rPr>
+                <w:lang w:val="en-US"/>
+              </w:rPr>
+            </w:pPr>
+            <w:r>
+              <w:rPr>
+                <w:lang w:val="en-US"/>
+              </w:rPr>
+              <w:t>Y6</w:t>
+            </w:r>
+          </w:p>
+        </w:tc>
+        <w:tc>
+          <w:tcPr>
+            <w:tcW w:w="496" w:type="dxa"/>
+          </w:tcPr>
+          <w:p>
+            <w:pPr>
+              <w:jc w:val="center"/>
+              <w:rPr>
+                <w:lang w:val="en-US"/>
+              </w:rPr>
+            </w:pPr>
+            <w:r>
+              <w:rPr>
+                <w:lang w:val="en-US"/>
+              </w:rPr>
+              <w:t>Y7</w:t>
+            </w:r>
+          </w:p>
+        </w:tc>
+        <w:tc>
+          <w:tcPr>
+            <w:tcW w:w="496" w:type="dxa"/>
+          </w:tcPr>
+          <w:p>
+            <w:pPr>
+              <w:jc w:val="center"/>
+              <w:rPr>
+                <w:lang w:val="en-US"/>
+              </w:rPr>
+            </w:pPr>
+            <w:r>
+              <w:rPr>
+                <w:lang w:val="en-US"/>
+              </w:rPr>
+              <w:t>Y8</w:t>
+            </w:r>
+          </w:p>
+        </w:tc>
+        <w:tc>
+          <w:tcPr>
+            <w:tcW w:w="495" w:type="dxa"/>
+          </w:tcPr>
+          <w:p>
+            <w:pPr>
+              <w:jc w:val="center"/>
+              <w:rPr>
+                <w:lang w:val="en-US"/>
+              </w:rPr>
+            </w:pPr>
+            <w:r>
+              <w:rPr>
+                <w:lang w:val="en-US"/>
+              </w:rPr>
+              <w:t>Y9</w:t>
+            </w:r>
+          </w:p>
+        </w:tc>
+        <w:tc>
+          <w:tcPr>
+            <w:tcW w:w="496" w:type="dxa"/>
+          </w:tcPr>
+          <w:p>
+            <w:pPr>
+              <w:jc w:val="center"/>
+              <w:rPr>
+                <w:lang w:val="en-US"/>
+              </w:rPr>
+            </w:pPr>
+            <w:r>
+              <w:rPr>
+                <w:lang w:val="en-US"/>
+              </w:rPr>
+              <w:t>Y10</w:t>
+            </w:r>
+          </w:p>
+        </w:tc>
+        <w:tc>
+          <w:tcPr>
+            <w:tcW w:w="496" w:type="dxa"/>
+          </w:tcPr>
+          <w:p>
+            <w:pPr>
+              <w:jc w:val="center"/>
+              <w:rPr>
+                <w:lang w:val="en-US"/>
+              </w:rPr>
+            </w:pPr>
+            <w:r>
+              <w:rPr>
+                <w:lang w:val="en-US"/>
+              </w:rPr>
+              <w:t>Y11</w:t>
+            </w:r>
+          </w:p>
+        </w:tc>
+        <w:tc>
+          <w:tcPr>
+            <w:tcW w:w="496" w:type="dxa"/>
+          </w:tcPr>
+          <w:p>
+            <w:pPr>
+              <w:jc w:val="center"/>
+              <w:rPr>
+                <w:lang w:val="en-US"/>
+              </w:rPr>
+            </w:pPr>
+            <w:r>
+              <w:rPr>
+                <w:lang w:val="en-US"/>
+              </w:rPr>
+              <w:t>Y12</w:t>
+            </w:r>
+          </w:p>
+        </w:tc>
+        <w:tc>
+          <w:tcPr>
+            <w:tcW w:w="496" w:type="dxa"/>
+          </w:tcPr>
+          <w:p>
+            <w:pPr>
+              <w:jc w:val="center"/>
+              <w:rPr>
+                <w:lang w:val="en-US"/>
+              </w:rPr>
+            </w:pPr>
+            <w:r>
+              <w:rPr>
+                <w:lang w:val="en-US"/>
+              </w:rPr>
+              <w:t>Y13</w:t>
+            </w:r>
+          </w:p>
+        </w:tc>
+        <w:tc>
+          <w:tcPr>
+            <w:tcW w:w="496" w:type="dxa"/>
+          </w:tcPr>
+          <w:p>
+            <w:pPr>
+              <w:jc w:val="center"/>
+              <w:rPr>
+                <w:lang w:val="en-US"/>
+              </w:rPr>
+            </w:pPr>
+            <w:r>
+              <w:rPr>
+                <w:lang w:val="en-US"/>
+              </w:rPr>
+              <w:t>Y14</w:t>
+            </w:r>
+          </w:p>
+        </w:tc>
+        <w:tc>
+          <w:tcPr>
+            <w:tcW w:w="496" w:type="dxa"/>
+          </w:tcPr>
+          <w:p>
+            <w:pPr>
+              <w:jc w:val="center"/>
+              <w:rPr>
+                <w:lang w:val="en-US"/>
+              </w:rPr>
+            </w:pPr>
+            <w:r>
+              <w:rPr>
+                <w:lang w:val="en-US"/>
+              </w:rPr>
+              <w:t>Y15</w:t>
+            </w:r>
+          </w:p>
+        </w:tc>
+      </w:tr>
+      <w:tr>
+        <w:trPr>
+          <w:trHeight w:val="537"/>
+        </w:trPr>
+        <w:tc>
+          <w:tcPr>
+            <w:tcW w:w="495" w:type="dxa"/>
+          </w:tcPr>
+          <w:p>
+            <w:pPr>
+              <w:jc w:val="center"/>
+              <w:rPr>
+                <w:lang w:val="en-US"/>
+              </w:rPr>
+            </w:pPr>
+            <w:r>
+              <w:rPr>
+                <w:lang w:val="en-US"/>
+              </w:rPr>
+              <w:t>0</w:t>
+            </w:r>
+          </w:p>
+        </w:tc>
+        <w:tc>
+          <w:tcPr>
+            <w:tcW w:w="496" w:type="dxa"/>
+          </w:tcPr>
+          <w:p>
+            <w:pPr>
+              <w:jc w:val="center"/>
+              <w:rPr>
+                <w:lang w:val="en-US"/>
+              </w:rPr>
+            </w:pPr>
+            <w:r>
+              <w:rPr>
+                <w:lang w:val="en-US"/>
+              </w:rPr>
+              <w:t>1</w:t>
+            </w:r>
+          </w:p>
+        </w:tc>
+        <w:tc>
+          <w:tcPr>
+            <w:tcW w:w="496" w:type="dxa"/>
+          </w:tcPr>
+          <w:p>
+            <w:pPr>
+              <w:jc w:val="center"/>
+              <w:rPr>
+                <w:lang w:val="en-US"/>
+              </w:rPr>
+            </w:pPr>
+            <w:r>
+              <w:rPr>
+                <w:lang w:val="en-US"/>
+              </w:rPr>
+              <w:t>0</w:t>
+            </w:r>
+          </w:p>
+        </w:tc>
+        <w:tc>
+          <w:tcPr>
+            <w:tcW w:w="496" w:type="dxa"/>
+          </w:tcPr>
+          <w:p>
+            <w:pPr>
+              <w:jc w:val="center"/>
+              <w:rPr>
+                <w:lang w:val="en-US"/>
+              </w:rPr>
+            </w:pPr>
+            <w:r>
+              <w:rPr>
+                <w:lang w:val="en-US"/>
+              </w:rPr>
+              <w:t>0</w:t>
+            </w:r>
+          </w:p>
+        </w:tc>
+        <w:tc>
+          <w:tcPr>
+            <w:tcW w:w="496" w:type="dxa"/>
+            <w:shd w:val="clear" w:color="auto" w:fill="E9B5DE"/>
+          </w:tcPr>
+          <w:p>
+            <w:pPr>
+              <w:jc w:val="center"/>
+              <w:rPr>
+                <w:b/>
+                <w:lang w:val="en-US"/>
+              </w:rPr>
+            </w:pPr>
+            <w:r>
+              <w:rPr>
+                <w:b/>
+                <w:lang w:val="en-US"/>
+              </w:rPr>
+              <w:t>1</w:t>
+            </w:r>
+          </w:p>
+        </w:tc>
+        <w:tc>
+          <w:tcPr>
+            <w:tcW w:w="496" w:type="dxa"/>
+            <w:shd w:val="clear" w:color="auto" w:fill="E9B5DE"/>
+          </w:tcPr>
+          <w:p>
+            <w:pPr>
+              <w:jc w:val="center"/>
+              <w:rPr>
+                <w:lang w:val="en-US"/>
+              </w:rPr>
+            </w:pPr>
+            <w:r>
+              <w:rPr>
+                <w:lang w:val="en-US"/>
+              </w:rPr>
+              <w:t>0</w:t>
+            </w:r>
+          </w:p>
+        </w:tc>
+        <w:tc>
+          <w:tcPr>
+            <w:tcW w:w="495" w:type="dxa"/>
+            <w:shd w:val="clear" w:color="auto" w:fill="E9B5DE"/>
+          </w:tcPr>
+          <w:p>
+            <w:pPr>
+              <w:jc w:val="center"/>
+              <w:rPr>
+                <w:lang w:val="en-US"/>
+              </w:rPr>
+            </w:pPr>
+            <w:r>
+              <w:rPr>
+                <w:lang w:val="en-US"/>
+              </w:rPr>
+              <w:t>0</w:t>
+            </w:r>
+          </w:p>
+        </w:tc>
+        <w:tc>
+          <w:tcPr>
+            <w:tcW w:w="496" w:type="dxa"/>
+            <w:shd w:val="clear" w:color="auto" w:fill="E9B5DE"/>
+          </w:tcPr>
+          <w:p>
+            <w:pPr>
+              <w:jc w:val="center"/>
+              <w:rPr>
+                <w:lang w:val="en-US"/>
+              </w:rPr>
+            </w:pPr>
+            <w:r>
+              <w:rPr>
+                <w:lang w:val="en-US"/>
+              </w:rPr>
+              <w:t>0</w:t>
+            </w:r>
+          </w:p>
+        </w:tc>
+        <w:tc>
+          <w:tcPr>
+            <w:tcW w:w="496" w:type="dxa"/>
+            <w:shd w:val="clear" w:color="auto" w:fill="E9B5DE"/>
+          </w:tcPr>
+          <w:p>
+            <w:pPr>
+              <w:jc w:val="center"/>
+              <w:rPr>
+                <w:lang w:val="en-US"/>
+              </w:rPr>
+            </w:pPr>
+            <w:r>
+              <w:rPr>
+                <w:lang w:val="en-US"/>
+              </w:rPr>
+              <w:t>0</w:t>
+            </w:r>
+          </w:p>
+        </w:tc>
+        <w:tc>
+          <w:tcPr>
+            <w:tcW w:w="496" w:type="dxa"/>
+            <w:shd w:val="clear" w:color="auto" w:fill="E9B5DE"/>
+          </w:tcPr>
+          <w:p>
+            <w:pPr>
+              <w:jc w:val="center"/>
+              <w:rPr>
+                <w:lang w:val="en-US"/>
+              </w:rPr>
+            </w:pPr>
+            <w:r>
+              <w:rPr>
+                <w:lang w:val="en-US"/>
+              </w:rPr>
+              <w:t>0</w:t>
+            </w:r>
+          </w:p>
+        </w:tc>
+        <w:tc>
+          <w:tcPr>
+            <w:tcW w:w="496" w:type="dxa"/>
+            <w:shd w:val="clear" w:color="auto" w:fill="E9B5DE"/>
+          </w:tcPr>
+          <w:p>
+            <w:pPr>
+              <w:jc w:val="center"/>
+              <w:rPr>
+                <w:lang w:val="en-US"/>
+              </w:rPr>
+            </w:pPr>
+            <w:r>
+              <w:rPr>
+                <w:lang w:val="en-US"/>
+              </w:rPr>
+              <w:t>0</w:t>
+            </w:r>
+          </w:p>
+        </w:tc>
+        <w:tc>
+          <w:tcPr>
+            <w:tcW w:w="496" w:type="dxa"/>
+            <w:shd w:val="clear" w:color="auto" w:fill="E9B5DE"/>
+          </w:tcPr>
+          <w:p>
+            <w:pPr>
+              <w:jc w:val="center"/>
+            </w:pPr>
+            <w:r>
+              <w:rPr>
+                <w:lang w:val="en-US"/>
+              </w:rPr>
+              <w:t>0</w:t>
+            </w:r>
+          </w:p>
+        </w:tc>
+        <w:tc>
+          <w:tcPr>
+            <w:tcW w:w="496" w:type="dxa"/>
+            <w:shd w:val="clear" w:color="auto" w:fill="E9B5DE"/>
+          </w:tcPr>
+          <w:p>
+            <w:pPr>
+              <w:jc w:val="center"/>
+            </w:pPr>
+            <w:r>
+              <w:rPr>
+                <w:lang w:val="en-US"/>
+              </w:rPr>
+              <w:t>0</w:t>
+            </w:r>
+          </w:p>
+        </w:tc>
+        <w:tc>
+          <w:tcPr>
+            <w:tcW w:w="495" w:type="dxa"/>
+            <w:shd w:val="clear" w:color="auto" w:fill="E9B5DE"/>
+          </w:tcPr>
+          <w:p>
+            <w:pPr>
+              <w:jc w:val="center"/>
+            </w:pPr>
+            <w:r>
+              <w:rPr>
+                <w:lang w:val="en-US"/>
+              </w:rPr>
+              <w:t>0</w:t>
+            </w:r>
+          </w:p>
+        </w:tc>
+        <w:tc>
+          <w:tcPr>
+            <w:tcW w:w="496" w:type="dxa"/>
+            <w:shd w:val="clear" w:color="auto" w:fill="E9B5DE"/>
+          </w:tcPr>
+          <w:p>
+            <w:pPr>
+              <w:jc w:val="center"/>
+            </w:pPr>
+            <w:r>
+              <w:rPr>
+                <w:lang w:val="en-US"/>
+              </w:rPr>
+              <w:t>0</w:t>
+            </w:r>
+          </w:p>
+        </w:tc>
+        <w:tc>
+          <w:tcPr>
+            <w:tcW w:w="496" w:type="dxa"/>
+            <w:shd w:val="clear" w:color="auto" w:fill="E9B5DE"/>
+          </w:tcPr>
+          <w:p>
+            <w:pPr>
+              <w:jc w:val="center"/>
+            </w:pPr>
+            <w:r>
+              <w:rPr>
+                <w:lang w:val="en-US"/>
+              </w:rPr>
+              <w:t>0</w:t>
+            </w:r>
+          </w:p>
+        </w:tc>
+        <w:tc>
+          <w:tcPr>
+            <w:tcW w:w="496" w:type="dxa"/>
+            <w:shd w:val="clear" w:color="auto" w:fill="E9B5DE"/>
+          </w:tcPr>
+          <w:p>
+            <w:pPr>
+              <w:jc w:val="center"/>
+            </w:pPr>
+            <w:r>
+              <w:rPr>
+                <w:lang w:val="en-US"/>
+              </w:rPr>
+              <w:t>0</w:t>
+            </w:r>
+          </w:p>
+        </w:tc>
+        <w:tc>
+          <w:tcPr>
+            <w:tcW w:w="496" w:type="dxa"/>
+            <w:shd w:val="clear" w:color="auto" w:fill="E9B5DE"/>
+          </w:tcPr>
+          <w:p>
+            <w:pPr>
+              <w:jc w:val="center"/>
+            </w:pPr>
+            <w:r>
+              <w:rPr>
+                <w:lang w:val="en-US"/>
+              </w:rPr>
+              <w:t>0</w:t>
+            </w:r>
+          </w:p>
+        </w:tc>
+        <w:tc>
+          <w:tcPr>
+            <w:tcW w:w="496" w:type="dxa"/>
+            <w:shd w:val="clear" w:color="auto" w:fill="E9B5DE"/>
+          </w:tcPr>
+          <w:p>
+            <w:pPr>
+              <w:jc w:val="center"/>
+            </w:pPr>
+            <w:r>
+              <w:rPr>
+                <w:lang w:val="en-US"/>
+              </w:rPr>
+              <w:t>0</w:t>
+            </w:r>
+          </w:p>
+        </w:tc>
+        <w:tc>
+          <w:tcPr>
+            <w:tcW w:w="496" w:type="dxa"/>
+            <w:shd w:val="clear" w:color="auto" w:fill="E9B5DE"/>
+          </w:tcPr>
+          <w:p>
+            <w:pPr>
+              <w:jc w:val="center"/>
+            </w:pPr>
+            <w:r>
+              <w:rPr>
+                <w:lang w:val="en-US"/>
+              </w:rPr>
+              <w:t>0</w:t>
+            </w:r>
+          </w:p>
+        </w:tc>
+      </w:tr>
+      <w:tr>
+        <w:trPr>
+          <w:trHeight w:val="537"/>
+        </w:trPr>
+        <w:tc>
+          <w:tcPr>
+            <w:tcW w:w="495" w:type="dxa"/>
+          </w:tcPr>
+          <w:p>
+            <w:pPr>
+              <w:jc w:val="center"/>
+              <w:rPr>
+                <w:lang w:val="en-US"/>
+              </w:rPr>
+            </w:pPr>
+            <w:r>
+              <w:rPr>
+                <w:lang w:val="en-US"/>
+              </w:rPr>
+              <w:t>0</w:t>
+            </w:r>
+          </w:p>
+        </w:tc>
+        <w:tc>
+          <w:tcPr>
+            <w:tcW w:w="496" w:type="dxa"/>
+          </w:tcPr>
+          <w:p>
+            <w:pPr>
+              <w:jc w:val="center"/>
+              <w:rPr>
+                <w:lang w:val="en-US"/>
+              </w:rPr>
+            </w:pPr>
+            <w:r>
+              <w:rPr>
+                <w:lang w:val="en-US"/>
+              </w:rPr>
+              <w:t>1</w:t>
+            </w:r>
+          </w:p>
+        </w:tc>
+        <w:tc>
+          <w:tcPr>
+            <w:tcW w:w="496" w:type="dxa"/>
+          </w:tcPr>
+          <w:p>
+            <w:pPr>
+              <w:jc w:val="center"/>
+              <w:rPr>
+                <w:lang w:val="en-US"/>
+              </w:rPr>
+            </w:pPr>
+            <w:r>
+              <w:rPr>
+                <w:lang w:val="en-US"/>
+              </w:rPr>
+              <w:t>0</w:t>
+            </w:r>
+          </w:p>
+        </w:tc>
+        <w:tc>
+          <w:tcPr>
+            <w:tcW w:w="496" w:type="dxa"/>
+          </w:tcPr>
+          <w:p>
+            <w:pPr>
+              <w:jc w:val="center"/>
+              <w:rPr>
+                <w:lang w:val="en-US"/>
+              </w:rPr>
+            </w:pPr>
+            <w:r>
+              <w:rPr>
+                <w:lang w:val="en-US"/>
+              </w:rPr>
+              <w:t>1</w:t>
+            </w:r>
+          </w:p>
+        </w:tc>
+        <w:tc>
+          <w:tcPr>
+            <w:tcW w:w="496" w:type="dxa"/>
+            <w:shd w:val="clear" w:color="auto" w:fill="E9B5DE"/>
+          </w:tcPr>
+          <w:p>
+            <w:pPr>
+              <w:jc w:val="center"/>
+              <w:rPr>
+                <w:lang w:val="en-US"/>
+              </w:rPr>
+            </w:pPr>
+            <w:r>
+              <w:rPr>
+                <w:lang w:val="en-US"/>
+              </w:rPr>
+              <w:t>0</w:t>
+            </w:r>
+          </w:p>
+        </w:tc>
+        <w:tc>
+          <w:tcPr>
+            <w:tcW w:w="496" w:type="dxa"/>
+            <w:shd w:val="clear" w:color="auto" w:fill="E9B5DE"/>
+          </w:tcPr>
+          <w:p>
+            <w:pPr>
+              <w:jc w:val="center"/>
+              <w:rPr>
+                <w:lang w:val="en-US"/>
+              </w:rPr>
+            </w:pPr>
+            <w:r>
+              <w:rPr>
+                <w:b/>
+                <w:lang w:val="en-US"/>
+              </w:rPr>
+              <w:t>1</w:t>
+            </w:r>
+          </w:p>
+        </w:tc>
+        <w:tc>
+          <w:tcPr>
+            <w:tcW w:w="495" w:type="dxa"/>
+            <w:shd w:val="clear" w:color="auto" w:fill="E9B5DE"/>
+          </w:tcPr>
+          <w:p>
+            <w:pPr>
+              <w:jc w:val="center"/>
+              <w:rPr>
+                <w:lang w:val="en-US"/>
+              </w:rPr>
+            </w:pPr>
+            <w:r>
+              <w:rPr>
+                <w:lang w:val="en-US"/>
+              </w:rPr>
+              <w:t>0</w:t>
+            </w:r>
+          </w:p>
+        </w:tc>
+        <w:tc>
+          <w:tcPr>
+            <w:tcW w:w="496" w:type="dxa"/>
+            <w:shd w:val="clear" w:color="auto" w:fill="E9B5DE"/>
+          </w:tcPr>
+          <w:p>
+            <w:pPr>
+              <w:jc w:val="center"/>
+              <w:rPr>
+                <w:lang w:val="en-US"/>
+              </w:rPr>
+            </w:pPr>
+            <w:r>
+              <w:rPr>
+                <w:lang w:val="en-US"/>
+              </w:rPr>
+              <w:t>0</w:t>
+            </w:r>
+          </w:p>
+        </w:tc>
+        <w:tc>
+          <w:tcPr>
+            <w:tcW w:w="496" w:type="dxa"/>
+            <w:shd w:val="clear" w:color="auto" w:fill="E9B5DE"/>
+          </w:tcPr>
+          <w:p>
+            <w:pPr>
+              <w:jc w:val="center"/>
+              <w:rPr>
+                <w:lang w:val="en-US"/>
+              </w:rPr>
+            </w:pPr>
+            <w:r>
+              <w:rPr>
+                <w:lang w:val="en-US"/>
+              </w:rPr>
+              <w:t>0</w:t>
+            </w:r>
+          </w:p>
+        </w:tc>
+        <w:tc>
+          <w:tcPr>
+            <w:tcW w:w="496" w:type="dxa"/>
+            <w:shd w:val="clear" w:color="auto" w:fill="E9B5DE"/>
+          </w:tcPr>
+          <w:p>
+            <w:pPr>
+              <w:jc w:val="center"/>
+              <w:rPr>
+                <w:lang w:val="en-US"/>
+              </w:rPr>
+            </w:pPr>
+            <w:r>
+              <w:rPr>
+                <w:lang w:val="en-US"/>
+              </w:rPr>
+              <w:t>0</w:t>
+            </w:r>
+          </w:p>
+        </w:tc>
+        <w:tc>
+          <w:tcPr>
+            <w:tcW w:w="496" w:type="dxa"/>
+            <w:shd w:val="clear" w:color="auto" w:fill="E9B5DE"/>
+          </w:tcPr>
+          <w:p>
+            <w:pPr>
+              <w:jc w:val="center"/>
+              <w:rPr>
+                <w:lang w:val="en-US"/>
+              </w:rPr>
+            </w:pPr>
+            <w:r>
+              <w:rPr>
+                <w:lang w:val="en-US"/>
+              </w:rPr>
+              <w:t>0</w:t>
+            </w:r>
+          </w:p>
+        </w:tc>
+        <w:tc>
+          <w:tcPr>
+            <w:tcW w:w="496" w:type="dxa"/>
+            <w:shd w:val="clear" w:color="auto" w:fill="E9B5DE"/>
+          </w:tcPr>
+          <w:p>
+            <w:pPr>
+              <w:jc w:val="center"/>
+            </w:pPr>
+            <w:r>
+              <w:rPr>
+                <w:lang w:val="en-US"/>
+              </w:rPr>
+              <w:t>0</w:t>
+            </w:r>
+          </w:p>
+        </w:tc>
+        <w:tc>
+          <w:tcPr>
+            <w:tcW w:w="496" w:type="dxa"/>
+            <w:shd w:val="clear" w:color="auto" w:fill="E9B5DE"/>
+          </w:tcPr>
+          <w:p>
+            <w:pPr>
+              <w:jc w:val="center"/>
+            </w:pPr>
+            <w:r>
+              <w:rPr>
+                <w:lang w:val="en-US"/>
+              </w:rPr>
+              <w:t>0</w:t>
+            </w:r>
+          </w:p>
+        </w:tc>
+        <w:tc>
+          <w:tcPr>
+            <w:tcW w:w="495" w:type="dxa"/>
+            <w:shd w:val="clear" w:color="auto" w:fill="E9B5DE"/>
+          </w:tcPr>
+          <w:p>
+            <w:pPr>
+              <w:jc w:val="center"/>
+            </w:pPr>
+            <w:r>
+              <w:rPr>
+                <w:lang w:val="en-US"/>
+              </w:rPr>
+              <w:t>0</w:t>
+            </w:r>
+          </w:p>
+        </w:tc>
+        <w:tc>
+          <w:tcPr>
+            <w:tcW w:w="496" w:type="dxa"/>
+            <w:shd w:val="clear" w:color="auto" w:fill="E9B5DE"/>
+          </w:tcPr>
+          <w:p>
+            <w:pPr>
+              <w:jc w:val="center"/>
+            </w:pPr>
+            <w:r>
+              <w:rPr>
+                <w:lang w:val="en-US"/>
+              </w:rPr>
+              <w:t>0</w:t>
+            </w:r>
+          </w:p>
+        </w:tc>
+        <w:tc>
+          <w:tcPr>
+            <w:tcW w:w="496" w:type="dxa"/>
+            <w:shd w:val="clear" w:color="auto" w:fill="E9B5DE"/>
+          </w:tcPr>
+          <w:p>
+            <w:pPr>
+              <w:jc w:val="center"/>
+            </w:pPr>
+            <w:r>
+              <w:rPr>
+                <w:lang w:val="en-US"/>
+              </w:rPr>
+              <w:t>0</w:t>
+            </w:r>
+          </w:p>
+        </w:tc>
+        <w:tc>
+          <w:tcPr>
+            <w:tcW w:w="496" w:type="dxa"/>
+            <w:shd w:val="clear" w:color="auto" w:fill="E9B5DE"/>
+          </w:tcPr>
+          <w:p>
+            <w:pPr>
+              <w:jc w:val="center"/>
+            </w:pPr>
+            <w:r>
+              <w:rPr>
+                <w:lang w:val="en-US"/>
+              </w:rPr>
+              <w:t>0</w:t>
+            </w:r>
+          </w:p>
+        </w:tc>
+        <w:tc>
+          <w:tcPr>
+            <w:tcW w:w="496" w:type="dxa"/>
+            <w:shd w:val="clear" w:color="auto" w:fill="E9B5DE"/>
+          </w:tcPr>
+          <w:p>
+            <w:pPr>
+              <w:jc w:val="center"/>
+            </w:pPr>
+            <w:r>
+              <w:rPr>
+                <w:lang w:val="en-US"/>
+              </w:rPr>
+              <w:t>0</w:t>
+            </w:r>
+          </w:p>
+        </w:tc>
+        <w:tc>
+          <w:tcPr>
+            <w:tcW w:w="496" w:type="dxa"/>
+            <w:shd w:val="clear" w:color="auto" w:fill="E9B5DE"/>
+          </w:tcPr>
+          <w:p>
+            <w:pPr>
+              <w:jc w:val="center"/>
+            </w:pPr>
+            <w:r>
+              <w:rPr>
+                <w:lang w:val="en-US"/>
+              </w:rPr>
+              <w:t>0</w:t>
+            </w:r>
+          </w:p>
+        </w:tc>
+        <w:tc>
+          <w:tcPr>
+            <w:tcW w:w="496" w:type="dxa"/>
+            <w:shd w:val="clear" w:color="auto" w:fill="E9B5DE"/>
+          </w:tcPr>
+          <w:p>
+            <w:pPr>
+              <w:jc w:val="center"/>
+            </w:pPr>
+            <w:r>
+              <w:rPr>
+                <w:lang w:val="en-US"/>
+              </w:rPr>
+              <w:t>0</w:t>
+            </w:r>
+          </w:p>
+        </w:tc>
+      </w:tr>
+      <w:tr>
+        <w:trPr>
+          <w:trHeight w:val="537"/>
+        </w:trPr>
+        <w:tc>
+          <w:tcPr>
+            <w:tcW w:w="495" w:type="dxa"/>
+          </w:tcPr>
+          <w:p>
+            <w:pPr>
+              <w:jc w:val="center"/>
+              <w:rPr>
+                <w:lang w:val="en-US"/>
+              </w:rPr>
+            </w:pPr>
+            <w:r>
+              <w:rPr>
+                <w:lang w:val="en-US"/>
+              </w:rPr>
+              <w:t>0</w:t>
+            </w:r>
+          </w:p>
+        </w:tc>
+        <w:tc>
+          <w:tcPr>
+            <w:tcW w:w="496" w:type="dxa"/>
+          </w:tcPr>
+          <w:p>
+            <w:pPr>
+              <w:jc w:val="center"/>
+              <w:rPr>
+                <w:lang w:val="en-US"/>
+              </w:rPr>
+            </w:pPr>
+            <w:r>
+              <w:rPr>
+                <w:lang w:val="en-US"/>
+              </w:rPr>
+              <w:t>1</w:t>
+            </w:r>
+          </w:p>
+        </w:tc>
+        <w:tc>
+          <w:tcPr>
+            <w:tcW w:w="496" w:type="dxa"/>
+          </w:tcPr>
+          <w:p>
+            <w:pPr>
+              <w:jc w:val="center"/>
+              <w:rPr>
+                <w:lang w:val="en-US"/>
+              </w:rPr>
+            </w:pPr>
+            <w:r>
+              <w:rPr>
+                <w:lang w:val="en-US"/>
+              </w:rPr>
+              <w:t>1</w:t>
+            </w:r>
+          </w:p>
+        </w:tc>
+        <w:tc>
+          <w:tcPr>
+            <w:tcW w:w="496" w:type="dxa"/>
+          </w:tcPr>
+          <w:p>
+            <w:pPr>
+              <w:jc w:val="center"/>
+              <w:rPr>
+                <w:lang w:val="en-US"/>
+              </w:rPr>
+            </w:pPr>
+            <w:r>
+              <w:rPr>
+                <w:lang w:val="en-US"/>
+              </w:rPr>
+              <w:t>0</w:t>
+            </w:r>
+          </w:p>
+        </w:tc>
+        <w:tc>
+          <w:tcPr>
+            <w:tcW w:w="496" w:type="dxa"/>
+            <w:shd w:val="clear" w:color="auto" w:fill="E9B5DE"/>
+          </w:tcPr>
+          <w:p>
+            <w:pPr>
+              <w:jc w:val="center"/>
+              <w:rPr>
+                <w:lang w:val="en-US"/>
+              </w:rPr>
+            </w:pPr>
+            <w:r>
+              <w:rPr>
+                <w:lang w:val="en-US"/>
+              </w:rPr>
+              <w:t>0</w:t>
+            </w:r>
+          </w:p>
+        </w:tc>
+        <w:tc>
+          <w:tcPr>
+            <w:tcW w:w="496" w:type="dxa"/>
+            <w:shd w:val="clear" w:color="auto" w:fill="E9B5DE"/>
+          </w:tcPr>
+          <w:p>
+            <w:pPr>
+              <w:jc w:val="center"/>
+              <w:rPr>
+                <w:lang w:val="en-US"/>
+              </w:rPr>
+            </w:pPr>
+            <w:r>
+              <w:rPr>
+                <w:lang w:val="en-US"/>
+              </w:rPr>
+              <w:t>0</w:t>
+            </w:r>
+          </w:p>
+        </w:tc>
+        <w:tc>
+          <w:tcPr>
+            <w:tcW w:w="495" w:type="dxa"/>
+            <w:shd w:val="clear" w:color="auto" w:fill="E9B5DE"/>
+          </w:tcPr>
+          <w:p>
+            <w:pPr>
+              <w:jc w:val="center"/>
+              <w:rPr>
+                <w:lang w:val="en-US"/>
+              </w:rPr>
+            </w:pPr>
+            <w:r>
+              <w:rPr>
+                <w:b/>
+                <w:lang w:val="en-US"/>
+              </w:rPr>
+              <w:t>1</w:t>
+            </w:r>
+          </w:p>
+        </w:tc>
+        <w:tc>
+          <w:tcPr>
+            <w:tcW w:w="496" w:type="dxa"/>
+            <w:shd w:val="clear" w:color="auto" w:fill="E9B5DE"/>
+          </w:tcPr>
+          <w:p>
+            <w:pPr>
+              <w:jc w:val="center"/>
+              <w:rPr>
+                <w:lang w:val="en-US"/>
+              </w:rPr>
+            </w:pPr>
+            <w:r>
+              <w:rPr>
+                <w:lang w:val="en-US"/>
+              </w:rPr>
+              <w:t>0</w:t>
+            </w:r>
+          </w:p>
+        </w:tc>
+        <w:tc>
+          <w:tcPr>
+            <w:tcW w:w="496" w:type="dxa"/>
+            <w:shd w:val="clear" w:color="auto" w:fill="E9B5DE"/>
+          </w:tcPr>
+          <w:p>
+            <w:pPr>
+              <w:jc w:val="center"/>
+              <w:rPr>
+                <w:lang w:val="en-US"/>
+              </w:rPr>
+            </w:pPr>
+            <w:r>
+              <w:rPr>
+                <w:lang w:val="en-US"/>
+              </w:rPr>
+              <w:t>0</w:t>
+            </w:r>
+          </w:p>
+        </w:tc>
+        <w:tc>
+          <w:tcPr>
+            <w:tcW w:w="496" w:type="dxa"/>
+            <w:shd w:val="clear" w:color="auto" w:fill="E9B5DE"/>
+          </w:tcPr>
+          <w:p>
+            <w:pPr>
+              <w:jc w:val="center"/>
+              <w:rPr>
+                <w:lang w:val="en-US"/>
+              </w:rPr>
+            </w:pPr>
+            <w:r>
+              <w:rPr>
+                <w:lang w:val="en-US"/>
+              </w:rPr>
+              <w:t>0</w:t>
+            </w:r>
+          </w:p>
+        </w:tc>
+        <w:tc>
+          <w:tcPr>
+            <w:tcW w:w="496" w:type="dxa"/>
+            <w:shd w:val="clear" w:color="auto" w:fill="E9B5DE"/>
+          </w:tcPr>
+          <w:p>
+            <w:pPr>
+              <w:jc w:val="center"/>
+              <w:rPr>
+                <w:lang w:val="en-US"/>
+              </w:rPr>
+            </w:pPr>
+            <w:r>
+              <w:rPr>
+                <w:lang w:val="en-US"/>
+              </w:rPr>
+              <w:t>0</w:t>
+            </w:r>
+          </w:p>
+        </w:tc>
+        <w:tc>
+          <w:tcPr>
+            <w:tcW w:w="496" w:type="dxa"/>
+            <w:shd w:val="clear" w:color="auto" w:fill="E9B5DE"/>
+          </w:tcPr>
+          <w:p>
+            <w:pPr>
+              <w:jc w:val="center"/>
+            </w:pPr>
+            <w:r>
+              <w:rPr>
+                <w:lang w:val="en-US"/>
+              </w:rPr>
+              <w:t>0</w:t>
+            </w:r>
+          </w:p>
+        </w:tc>
+        <w:tc>
+          <w:tcPr>
+            <w:tcW w:w="496" w:type="dxa"/>
+            <w:shd w:val="clear" w:color="auto" w:fill="E9B5DE"/>
+          </w:tcPr>
+          <w:p>
+            <w:pPr>
+              <w:jc w:val="center"/>
+            </w:pPr>
+            <w:r>
+              <w:rPr>
+                <w:lang w:val="en-US"/>
+              </w:rPr>
+              <w:t>0</w:t>
+            </w:r>
+          </w:p>
+        </w:tc>
+        <w:tc>
+          <w:tcPr>
+            <w:tcW w:w="495" w:type="dxa"/>
+            <w:shd w:val="clear" w:color="auto" w:fill="E9B5DE"/>
+          </w:tcPr>
+          <w:p>
+            <w:pPr>
+              <w:jc w:val="center"/>
+            </w:pPr>
+            <w:r>
+              <w:rPr>
+                <w:lang w:val="en-US"/>
+              </w:rPr>
+              <w:t>0</w:t>
+            </w:r>
+          </w:p>
+        </w:tc>
+        <w:tc>
+          <w:tcPr>
+            <w:tcW w:w="496" w:type="dxa"/>
+            <w:shd w:val="clear" w:color="auto" w:fill="E9B5DE"/>
+          </w:tcPr>
+          <w:p>
+            <w:pPr>
+              <w:jc w:val="center"/>
+            </w:pPr>
+            <w:r>
+              <w:rPr>
+                <w:lang w:val="en-US"/>
+              </w:rPr>
+              <w:t>0</w:t>
+            </w:r>
+          </w:p>
+        </w:tc>
+        <w:tc>
+          <w:tcPr>
+            <w:tcW w:w="496" w:type="dxa"/>
+            <w:shd w:val="clear" w:color="auto" w:fill="E9B5DE"/>
+          </w:tcPr>
+          <w:p>
+            <w:pPr>
+              <w:jc w:val="center"/>
+            </w:pPr>
+            <w:r>
+              <w:rPr>
+                <w:lang w:val="en-US"/>
+              </w:rPr>
+              <w:t>0</w:t>
+            </w:r>
+          </w:p>
+        </w:tc>
+        <w:tc>
+          <w:tcPr>
+            <w:tcW w:w="496" w:type="dxa"/>
+            <w:shd w:val="clear" w:color="auto" w:fill="E9B5DE"/>
+          </w:tcPr>
+          <w:p>
+            <w:pPr>
+              <w:jc w:val="center"/>
+            </w:pPr>
+            <w:r>
+              <w:rPr>
+                <w:lang w:val="en-US"/>
+              </w:rPr>
+              <w:t>0</w:t>
+            </w:r>
+          </w:p>
+        </w:tc>
+        <w:tc>
+          <w:tcPr>
+            <w:tcW w:w="496" w:type="dxa"/>
+            <w:shd w:val="clear" w:color="auto" w:fill="E9B5DE"/>
+          </w:tcPr>
+          <w:p>
+            <w:pPr>
+              <w:jc w:val="center"/>
+            </w:pPr>
+            <w:r>
+              <w:rPr>
+                <w:lang w:val="en-US"/>
+              </w:rPr>
+              <w:t>0</w:t>
+            </w:r>
+          </w:p>
+        </w:tc>
+        <w:tc>
+          <w:tcPr>
+            <w:tcW w:w="496" w:type="dxa"/>
+            <w:shd w:val="clear" w:color="auto" w:fill="E9B5DE"/>
+          </w:tcPr>
+          <w:p>
+            <w:pPr>
+              <w:jc w:val="center"/>
+            </w:pPr>
+            <w:r>
+              <w:rPr>
+                <w:lang w:val="en-US"/>
+              </w:rPr>
+              <w:t>0</w:t>
+            </w:r>
+          </w:p>
+        </w:tc>
+        <w:tc>
+          <w:tcPr>
+            <w:tcW w:w="496" w:type="dxa"/>
+            <w:shd w:val="clear" w:color="auto" w:fill="E9B5DE"/>
+          </w:tcPr>
+          <w:p>
+            <w:pPr>
+              <w:jc w:val="center"/>
+            </w:pPr>
+            <w:r>
+              <w:rPr>
+                <w:lang w:val="en-US"/>
+              </w:rPr>
+              <w:t>0</w:t>
+            </w:r>
+          </w:p>
+        </w:tc>
+      </w:tr>
+      <w:tr>
+        <w:trPr>
+          <w:trHeight w:val="537"/>
+        </w:trPr>
+        <w:tc>
+          <w:tcPr>
+            <w:tcW w:w="495" w:type="dxa"/>
+          </w:tcPr>
+          <w:p>
+            <w:pPr>
+              <w:jc w:val="center"/>
+              <w:rPr>
+                <w:lang w:val="en-US"/>
+              </w:rPr>
+            </w:pPr>
+            <w:r>
+              <w:rPr>
+                <w:lang w:val="en-US"/>
+              </w:rPr>
+              <w:t>0</w:t>
+            </w:r>
+          </w:p>
+        </w:tc>
+        <w:tc>
+          <w:tcPr>
+            <w:tcW w:w="496" w:type="dxa"/>
+          </w:tcPr>
+          <w:p>
+            <w:pPr>
+              <w:jc w:val="center"/>
+              <w:rPr>
+                <w:lang w:val="en-US"/>
+              </w:rPr>
+            </w:pPr>
+            <w:r>
+              <w:rPr>
+                <w:lang w:val="en-US"/>
+              </w:rPr>
+              <w:t>1</w:t>
+            </w:r>
+          </w:p>
+        </w:tc>
+        <w:tc>
+          <w:tcPr>
+            <w:tcW w:w="496" w:type="dxa"/>
+          </w:tcPr>
+          <w:p>
+            <w:pPr>
+              <w:jc w:val="center"/>
+              <w:rPr>
+                <w:lang w:val="en-US"/>
+              </w:rPr>
+            </w:pPr>
+            <w:r>
+              <w:rPr>
+                <w:lang w:val="en-US"/>
+              </w:rPr>
+              <w:t>1</w:t>
+            </w:r>
+          </w:p>
+        </w:tc>
+        <w:tc>
+          <w:tcPr>
+            <w:tcW w:w="496" w:type="dxa"/>
+          </w:tcPr>
+          <w:p>
+            <w:pPr>
+              <w:jc w:val="center"/>
+              <w:rPr>
+                <w:lang w:val="en-US"/>
+              </w:rPr>
+            </w:pPr>
+            <w:r>
+              <w:rPr>
+                <w:lang w:val="en-US"/>
+              </w:rPr>
+              <w:t>1</w:t>
+            </w:r>
+          </w:p>
+        </w:tc>
+        <w:tc>
+          <w:tcPr>
+            <w:tcW w:w="496" w:type="dxa"/>
+            <w:shd w:val="clear" w:color="auto" w:fill="E9B5DE"/>
+          </w:tcPr>
+          <w:p>
+            <w:pPr>
+              <w:jc w:val="center"/>
+              <w:rPr>
+                <w:lang w:val="en-US"/>
+              </w:rPr>
+            </w:pPr>
+            <w:r>
+              <w:rPr>
+                <w:lang w:val="en-US"/>
+              </w:rPr>
+              <w:t>0</w:t>
+            </w:r>
+          </w:p>
+        </w:tc>
+        <w:tc>
+          <w:tcPr>
+            <w:tcW w:w="496" w:type="dxa"/>
+            <w:shd w:val="clear" w:color="auto" w:fill="E9B5DE"/>
+          </w:tcPr>
+          <w:p>
+            <w:pPr>
+              <w:jc w:val="center"/>
+              <w:rPr>
+                <w:lang w:val="en-US"/>
+              </w:rPr>
+            </w:pPr>
+            <w:r>
+              <w:rPr>
+                <w:lang w:val="en-US"/>
+              </w:rPr>
+              <w:t>0</w:t>
+            </w:r>
+          </w:p>
+        </w:tc>
+        <w:tc>
+          <w:tcPr>
+            <w:tcW w:w="495" w:type="dxa"/>
+            <w:shd w:val="clear" w:color="auto" w:fill="E9B5DE"/>
+          </w:tcPr>
+          <w:p>
+            <w:pPr>
+              <w:jc w:val="center"/>
+              <w:rPr>
+                <w:lang w:val="en-US"/>
+              </w:rPr>
+            </w:pPr>
+            <w:r>
+              <w:rPr>
+                <w:lang w:val="en-US"/>
+              </w:rPr>
+              <w:t>0</w:t>
+            </w:r>
+          </w:p>
+        </w:tc>
+        <w:tc>
+          <w:tcPr>
+            <w:tcW w:w="496" w:type="dxa"/>
+            <w:shd w:val="clear" w:color="auto" w:fill="E9B5DE"/>
+          </w:tcPr>
+          <w:p>
+            <w:pPr>
+              <w:jc w:val="center"/>
+              <w:rPr>
+                <w:lang w:val="en-US"/>
+              </w:rPr>
+            </w:pPr>
+            <w:r>
+              <w:rPr>
+                <w:b/>
+                <w:lang w:val="en-US"/>
+              </w:rPr>
+              <w:t>1</w:t>
+            </w:r>
+          </w:p>
+        </w:tc>
+        <w:tc>
+          <w:tcPr>
+            <w:tcW w:w="496" w:type="dxa"/>
+            <w:shd w:val="clear" w:color="auto" w:fill="E9B5DE"/>
+          </w:tcPr>
+          <w:p>
+            <w:pPr>
+              <w:jc w:val="center"/>
+              <w:rPr>
+                <w:lang w:val="en-US"/>
+              </w:rPr>
+            </w:pPr>
+            <w:r>
+              <w:rPr>
+                <w:lang w:val="en-US"/>
+              </w:rPr>
+              <w:t>0</w:t>
+            </w:r>
+          </w:p>
+        </w:tc>
+        <w:tc>
+          <w:tcPr>
+            <w:tcW w:w="496" w:type="dxa"/>
+            <w:shd w:val="clear" w:color="auto" w:fill="E9B5DE"/>
+          </w:tcPr>
+          <w:p>
+            <w:pPr>
+              <w:jc w:val="center"/>
+              <w:rPr>
+                <w:lang w:val="en-US"/>
+              </w:rPr>
+            </w:pPr>
+            <w:r>
+              <w:rPr>
+                <w:lang w:val="en-US"/>
+              </w:rPr>
+              <w:t>0</w:t>
+            </w:r>
+          </w:p>
+        </w:tc>
+        <w:tc>
+          <w:tcPr>
+            <w:tcW w:w="496" w:type="dxa"/>
+            <w:shd w:val="clear" w:color="auto" w:fill="E9B5DE"/>
+          </w:tcPr>
+          <w:p>
+            <w:pPr>
+              <w:jc w:val="center"/>
+              <w:rPr>
+                <w:lang w:val="en-US"/>
+              </w:rPr>
+            </w:pPr>
+            <w:r>
+              <w:rPr>
+                <w:lang w:val="en-US"/>
+              </w:rPr>
+              <w:t>0</w:t>
+            </w:r>
+          </w:p>
+        </w:tc>
+        <w:tc>
+          <w:tcPr>
+            <w:tcW w:w="496" w:type="dxa"/>
+            <w:shd w:val="clear" w:color="auto" w:fill="E9B5DE"/>
+          </w:tcPr>
+          <w:p>
+            <w:pPr>
+              <w:jc w:val="center"/>
+            </w:pPr>
+            <w:r>
+              <w:rPr>
+                <w:lang w:val="en-US"/>
+              </w:rPr>
+              <w:t>0</w:t>
+            </w:r>
+          </w:p>
+        </w:tc>
+        <w:tc>
+          <w:tcPr>
+            <w:tcW w:w="496" w:type="dxa"/>
+            <w:shd w:val="clear" w:color="auto" w:fill="E9B5DE"/>
+          </w:tcPr>
+          <w:p>
+            <w:pPr>
+              <w:jc w:val="center"/>
+            </w:pPr>
+            <w:r>
+              <w:rPr>
+                <w:lang w:val="en-US"/>
+              </w:rPr>
+              <w:t>0</w:t>
+            </w:r>
+          </w:p>
+        </w:tc>
+        <w:tc>
+          <w:tcPr>
+            <w:tcW w:w="495" w:type="dxa"/>
+            <w:shd w:val="clear" w:color="auto" w:fill="E9B5DE"/>
+          </w:tcPr>
+          <w:p>
+            <w:pPr>
+              <w:jc w:val="center"/>
+            </w:pPr>
+            <w:r>
+              <w:rPr>
+                <w:lang w:val="en-US"/>
+              </w:rPr>
+              <w:t>0</w:t>
+            </w:r>
+          </w:p>
+        </w:tc>
+        <w:tc>
+          <w:tcPr>
+            <w:tcW w:w="496" w:type="dxa"/>
+            <w:shd w:val="clear" w:color="auto" w:fill="E9B5DE"/>
+          </w:tcPr>
+          <w:p>
+            <w:pPr>
+              <w:jc w:val="center"/>
+            </w:pPr>
+            <w:r>
+              <w:rPr>
+                <w:lang w:val="en-US"/>
+              </w:rPr>
+              <w:t>0</w:t>
+            </w:r>
+          </w:p>
+        </w:tc>
+        <w:tc>
+          <w:tcPr>
+            <w:tcW w:w="496" w:type="dxa"/>
+            <w:shd w:val="clear" w:color="auto" w:fill="E9B5DE"/>
+          </w:tcPr>
+          <w:p>
+            <w:pPr>
+              <w:jc w:val="center"/>
+            </w:pPr>
+            <w:r>
+              <w:rPr>
+                <w:lang w:val="en-US"/>
+              </w:rPr>
+              <w:t>0</w:t>
+            </w:r>
+          </w:p>
+        </w:tc>
+        <w:tc>
+          <w:tcPr>
+            <w:tcW w:w="496" w:type="dxa"/>
+            <w:shd w:val="clear" w:color="auto" w:fill="E9B5DE"/>
+          </w:tcPr>
+          <w:p>
+            <w:pPr>
+              <w:jc w:val="center"/>
+            </w:pPr>
+            <w:r>
+              <w:rPr>
+                <w:lang w:val="en-US"/>
+              </w:rPr>
+              <w:t>0</w:t>
+            </w:r>
+          </w:p>
+        </w:tc>
+        <w:tc>
+          <w:tcPr>
+            <w:tcW w:w="496" w:type="dxa"/>
+            <w:shd w:val="clear" w:color="auto" w:fill="E9B5DE"/>
+          </w:tcPr>
+          <w:p>
+            <w:pPr>
+              <w:jc w:val="center"/>
+            </w:pPr>
+            <w:r>
+              <w:rPr>
+                <w:lang w:val="en-US"/>
+              </w:rPr>
+              <w:t>0</w:t>
+            </w:r>
+          </w:p>
+        </w:tc>
+        <w:tc>
+          <w:tcPr>
+            <w:tcW w:w="496" w:type="dxa"/>
+            <w:shd w:val="clear" w:color="auto" w:fill="E9B5DE"/>
+          </w:tcPr>
+          <w:p>
+            <w:pPr>
+              <w:jc w:val="center"/>
+            </w:pPr>
+            <w:r>
+              <w:rPr>
+                <w:lang w:val="en-US"/>
+              </w:rPr>
+              <w:t>0</w:t>
+            </w:r>
+          </w:p>
+        </w:tc>
+        <w:tc>
+          <w:tcPr>
+            <w:tcW w:w="496" w:type="dxa"/>
+            <w:shd w:val="clear" w:color="auto" w:fill="E9B5DE"/>
+          </w:tcPr>
+          <w:p>
+            <w:pPr>
+              <w:jc w:val="center"/>
+            </w:pPr>
+            <w:r>
+              <w:rPr>
+                <w:lang w:val="en-US"/>
+              </w:rPr>
+              <w:t>0</w:t>
+            </w:r>
+          </w:p>
+        </w:tc>
+      </w:tr>
+      <w:tr>
+        <w:trPr>
+          <w:trHeight w:val="537"/>
+        </w:trPr>
+        <w:tc>
+          <w:tcPr>
+            <w:tcW w:w="495" w:type="dxa"/>
+          </w:tcPr>
+          <w:p>
+            <w:pPr>
+              <w:jc w:val="center"/>
+              <w:rPr>
+                <w:lang w:val="en-US"/>
+              </w:rPr>
+            </w:pPr>
+            <w:r>
+              <w:rPr>
+                <w:lang w:val="en-US"/>
+              </w:rPr>
+              <w:t>0</w:t>
+            </w:r>
+          </w:p>
+        </w:tc>
+        <w:tc>
+          <w:tcPr>
+            <w:tcW w:w="496" w:type="dxa"/>
+          </w:tcPr>
+          <w:p>
+            <w:pPr>
+              <w:jc w:val="center"/>
+              <w:rPr>
+                <w:lang w:val="en-US"/>
+              </w:rPr>
+            </w:pPr>
+            <w:r>
+              <w:rPr>
+                <w:lang w:val="en-US"/>
+              </w:rPr>
+              <w:t>0</w:t>
+            </w:r>
+          </w:p>
+        </w:tc>
+        <w:tc>
+          <w:tcPr>
+            <w:tcW w:w="496" w:type="dxa"/>
+          </w:tcPr>
+          <w:p>
+            <w:pPr>
+              <w:jc w:val="center"/>
+              <w:rPr>
+                <w:lang w:val="en-US"/>
+              </w:rPr>
+            </w:pPr>
+            <w:r>
+              <w:rPr>
+                <w:lang w:val="en-US"/>
+              </w:rPr>
+              <w:t>0</w:t>
+            </w:r>
+          </w:p>
+        </w:tc>
+        <w:tc>
+          <w:tcPr>
+            <w:tcW w:w="496" w:type="dxa"/>
+          </w:tcPr>
+          <w:p>
+            <w:pPr>
+              <w:jc w:val="center"/>
+              <w:rPr>
+                <w:lang w:val="en-US"/>
+              </w:rPr>
+            </w:pPr>
+            <w:r>
+              <w:rPr>
+                <w:lang w:val="en-US"/>
+              </w:rPr>
+              <w:t>0</w:t>
+            </w:r>
+          </w:p>
+        </w:tc>
+        <w:tc>
+          <w:tcPr>
+            <w:tcW w:w="496" w:type="dxa"/>
+            <w:shd w:val="clear" w:color="auto" w:fill="E9B5DE"/>
+          </w:tcPr>
+          <w:p>
+            <w:pPr>
+              <w:jc w:val="center"/>
+              <w:rPr>
+                <w:lang w:val="en-US"/>
+              </w:rPr>
+            </w:pPr>
+            <w:r>
+              <w:rPr>
+                <w:lang w:val="en-US"/>
+              </w:rPr>
+              <w:t>0</w:t>
+            </w:r>
+          </w:p>
+        </w:tc>
+        <w:tc>
+          <w:tcPr>
+            <w:tcW w:w="496" w:type="dxa"/>
+            <w:shd w:val="clear" w:color="auto" w:fill="E9B5DE"/>
+          </w:tcPr>
+          <w:p>
+            <w:pPr>
+              <w:jc w:val="center"/>
+              <w:rPr>
+                <w:lang w:val="en-US"/>
+              </w:rPr>
+            </w:pPr>
+            <w:r>
+              <w:rPr>
+                <w:lang w:val="en-US"/>
+              </w:rPr>
+              <w:t>0</w:t>
+            </w:r>
+          </w:p>
+        </w:tc>
+        <w:tc>
+          <w:tcPr>
+            <w:tcW w:w="495" w:type="dxa"/>
+            <w:shd w:val="clear" w:color="auto" w:fill="E9B5DE"/>
+          </w:tcPr>
+          <w:p>
+            <w:pPr>
+              <w:jc w:val="center"/>
+              <w:rPr>
+                <w:lang w:val="en-US"/>
+              </w:rPr>
+            </w:pPr>
+            <w:r>
+              <w:rPr>
+                <w:lang w:val="en-US"/>
+              </w:rPr>
+              <w:t>0</w:t>
+            </w:r>
+          </w:p>
+        </w:tc>
+        <w:tc>
+          <w:tcPr>
+            <w:tcW w:w="496" w:type="dxa"/>
+            <w:shd w:val="clear" w:color="auto" w:fill="E9B5DE"/>
+          </w:tcPr>
+          <w:p>
+            <w:pPr>
+              <w:jc w:val="center"/>
+              <w:rPr>
+                <w:lang w:val="en-US"/>
+              </w:rPr>
+            </w:pPr>
+            <w:r>
+              <w:rPr>
+                <w:lang w:val="en-US"/>
+              </w:rPr>
+              <w:t>0</w:t>
+            </w:r>
+          </w:p>
+        </w:tc>
+        <w:tc>
+          <w:tcPr>
+            <w:tcW w:w="496" w:type="dxa"/>
+            <w:shd w:val="clear" w:color="auto" w:fill="E9B5DE"/>
+          </w:tcPr>
+          <w:p>
+            <w:pPr>
+              <w:jc w:val="center"/>
+              <w:rPr>
+                <w:lang w:val="en-US"/>
+              </w:rPr>
+            </w:pPr>
+            <w:r>
+              <w:rPr>
+                <w:b/>
+                <w:lang w:val="en-US"/>
+              </w:rPr>
+              <w:t>1</w:t>
+            </w:r>
+          </w:p>
+        </w:tc>
+        <w:tc>
+          <w:tcPr>
+            <w:tcW w:w="496" w:type="dxa"/>
+            <w:shd w:val="clear" w:color="auto" w:fill="E9B5DE"/>
+          </w:tcPr>
+          <w:p>
+            <w:pPr>
+              <w:jc w:val="center"/>
+              <w:rPr>
+                <w:lang w:val="en-US"/>
+              </w:rPr>
+            </w:pPr>
+            <w:r>
+              <w:rPr>
+                <w:lang w:val="en-US"/>
+              </w:rPr>
+              <w:t>0</w:t>
+            </w:r>
+          </w:p>
+        </w:tc>
+        <w:tc>
+          <w:tcPr>
+            <w:tcW w:w="496" w:type="dxa"/>
+            <w:shd w:val="clear" w:color="auto" w:fill="E9B5DE"/>
+          </w:tcPr>
+          <w:p>
+            <w:pPr>
+              <w:jc w:val="center"/>
+              <w:rPr>
+                <w:lang w:val="en-US"/>
+              </w:rPr>
+            </w:pPr>
+            <w:r>
+              <w:rPr>
+                <w:lang w:val="en-US"/>
+              </w:rPr>
+              <w:t>0</w:t>
+            </w:r>
+          </w:p>
+        </w:tc>
+        <w:tc>
+          <w:tcPr>
+            <w:tcW w:w="496" w:type="dxa"/>
+            <w:shd w:val="clear" w:color="auto" w:fill="E9B5DE"/>
+          </w:tcPr>
+          <w:p>
+            <w:pPr>
+              <w:jc w:val="center"/>
+            </w:pPr>
+            <w:r>
+              <w:rPr>
+                <w:lang w:val="en-US"/>
+              </w:rPr>
+              <w:t>0</w:t>
+            </w:r>
+          </w:p>
+        </w:tc>
+        <w:tc>
+          <w:tcPr>
+            <w:tcW w:w="496" w:type="dxa"/>
+            <w:shd w:val="clear" w:color="auto" w:fill="E9B5DE"/>
+          </w:tcPr>
+          <w:p>
+            <w:pPr>
+              <w:jc w:val="center"/>
+            </w:pPr>
+            <w:r>
+              <w:rPr>
+                <w:lang w:val="en-US"/>
+              </w:rPr>
+              <w:t>0</w:t>
+            </w:r>
+          </w:p>
+        </w:tc>
+        <w:tc>
+          <w:tcPr>
+            <w:tcW w:w="495" w:type="dxa"/>
+            <w:shd w:val="clear" w:color="auto" w:fill="E9B5DE"/>
+          </w:tcPr>
+          <w:p>
+            <w:pPr>
+              <w:jc w:val="center"/>
+            </w:pPr>
+            <w:r>
+              <w:rPr>
+                <w:lang w:val="en-US"/>
+              </w:rPr>
+              <w:t>0</w:t>
+            </w:r>
+          </w:p>
+        </w:tc>
+        <w:tc>
+          <w:tcPr>
+            <w:tcW w:w="496" w:type="dxa"/>
+            <w:shd w:val="clear" w:color="auto" w:fill="E9B5DE"/>
+          </w:tcPr>
+          <w:p>
+            <w:pPr>
+              <w:jc w:val="center"/>
+            </w:pPr>
+            <w:r>
+              <w:rPr>
+                <w:lang w:val="en-US"/>
+              </w:rPr>
+              <w:t>0</w:t>
+            </w:r>
+          </w:p>
+        </w:tc>
+        <w:tc>
+          <w:tcPr>
+            <w:tcW w:w="496" w:type="dxa"/>
+            <w:shd w:val="clear" w:color="auto" w:fill="E9B5DE"/>
+          </w:tcPr>
+          <w:p>
+            <w:pPr>
+              <w:jc w:val="center"/>
+            </w:pPr>
+            <w:r>
+              <w:rPr>
+                <w:lang w:val="en-US"/>
+              </w:rPr>
+              <w:t>0</w:t>
+            </w:r>
+          </w:p>
+        </w:tc>
+        <w:tc>
+          <w:tcPr>
+            <w:tcW w:w="496" w:type="dxa"/>
+            <w:shd w:val="clear" w:color="auto" w:fill="E9B5DE"/>
+          </w:tcPr>
+          <w:p>
+            <w:pPr>
+              <w:jc w:val="center"/>
+            </w:pPr>
+            <w:r>
+              <w:rPr>
+                <w:lang w:val="en-US"/>
+              </w:rPr>
+              <w:t>0</w:t>
+            </w:r>
+          </w:p>
+        </w:tc>
+        <w:tc>
+          <w:tcPr>
+            <w:tcW w:w="496" w:type="dxa"/>
+            <w:shd w:val="clear" w:color="auto" w:fill="E9B5DE"/>
+          </w:tcPr>
+          <w:p>
+            <w:pPr>
+              <w:jc w:val="center"/>
+            </w:pPr>
+            <w:r>
+              <w:rPr>
+                <w:lang w:val="en-US"/>
+              </w:rPr>
+              <w:t>0</w:t>
+            </w:r>
+          </w:p>
+        </w:tc>
+        <w:tc>
+          <w:tcPr>
+            <w:tcW w:w="496" w:type="dxa"/>
+            <w:shd w:val="clear" w:color="auto" w:fill="E9B5DE"/>
+          </w:tcPr>
+          <w:p>
+            <w:pPr>
+              <w:jc w:val="center"/>
+            </w:pPr>
+            <w:r>
+              <w:rPr>
+                <w:lang w:val="en-US"/>
+              </w:rPr>
+              <w:t>0</w:t>
+            </w:r>
+          </w:p>
+        </w:tc>
+        <w:tc>
+          <w:tcPr>
+            <w:tcW w:w="496" w:type="dxa"/>
+            <w:shd w:val="clear" w:color="auto" w:fill="E9B5DE"/>
+          </w:tcPr>
+          <w:p>
+            <w:pPr>
+              <w:jc w:val="center"/>
+            </w:pPr>
+            <w:r>
+              <w:rPr>
+                <w:lang w:val="en-US"/>
+              </w:rPr>
+              <w:t>0</w:t>
+            </w:r>
+          </w:p>
+        </w:tc>
+      </w:tr>
+      <w:tr>
+        <w:trPr>
+          <w:trHeight w:val="537"/>
+        </w:trPr>
+        <w:tc>
+          <w:tcPr>
+            <w:tcW w:w="495" w:type="dxa"/>
+          </w:tcPr>
+          <w:p>
+            <w:pPr>
+              <w:jc w:val="center"/>
+              <w:rPr>
+                <w:lang w:val="en-US"/>
+              </w:rPr>
+            </w:pPr>
+            <w:r>
+              <w:rPr>
+                <w:lang w:val="en-US"/>
+              </w:rPr>
+              <w:t>0</w:t>
+            </w:r>
+          </w:p>
+        </w:tc>
+        <w:tc>
+          <w:tcPr>
+            <w:tcW w:w="496" w:type="dxa"/>
+          </w:tcPr>
+          <w:p>
+            <w:pPr>
+              <w:jc w:val="center"/>
+              <w:rPr>
+                <w:lang w:val="en-US"/>
+              </w:rPr>
+            </w:pPr>
+            <w:r>
+              <w:rPr>
+                <w:lang w:val="en-US"/>
+              </w:rPr>
+              <w:t>0</w:t>
+            </w:r>
+          </w:p>
+        </w:tc>
+        <w:tc>
+          <w:tcPr>
+            <w:tcW w:w="496" w:type="dxa"/>
+          </w:tcPr>
+          <w:p>
+            <w:pPr>
+              <w:jc w:val="center"/>
+              <w:rPr>
+                <w:lang w:val="en-US"/>
+              </w:rPr>
+            </w:pPr>
+            <w:r>
+              <w:rPr>
+                <w:lang w:val="en-US"/>
+              </w:rPr>
+              <w:t>0</w:t>
+            </w:r>
+          </w:p>
+        </w:tc>
+        <w:tc>
+          <w:tcPr>
+            <w:tcW w:w="496" w:type="dxa"/>
+          </w:tcPr>
+          <w:p>
+            <w:pPr>
+              <w:jc w:val="center"/>
+              <w:rPr>
+                <w:lang w:val="en-US"/>
+              </w:rPr>
+            </w:pPr>
+            <w:r>
+              <w:rPr>
+                <w:lang w:val="en-US"/>
+              </w:rPr>
+              <w:t>1</w:t>
+            </w:r>
+          </w:p>
+        </w:tc>
+        <w:tc>
+          <w:tcPr>
+            <w:tcW w:w="496" w:type="dxa"/>
+            <w:shd w:val="clear" w:color="auto" w:fill="E9B5DE"/>
+          </w:tcPr>
+          <w:p>
+            <w:pPr>
+              <w:jc w:val="center"/>
+              <w:rPr>
+                <w:lang w:val="en-US"/>
+              </w:rPr>
+            </w:pPr>
+            <w:r>
+              <w:rPr>
+                <w:lang w:val="en-US"/>
+              </w:rPr>
+              <w:t>0</w:t>
+            </w:r>
+          </w:p>
+        </w:tc>
+        <w:tc>
+          <w:tcPr>
+            <w:tcW w:w="496" w:type="dxa"/>
+            <w:shd w:val="clear" w:color="auto" w:fill="E9B5DE"/>
+          </w:tcPr>
+          <w:p>
+            <w:pPr>
+              <w:jc w:val="center"/>
+              <w:rPr>
+                <w:lang w:val="en-US"/>
+              </w:rPr>
+            </w:pPr>
+            <w:r>
+              <w:rPr>
+                <w:lang w:val="en-US"/>
+              </w:rPr>
+              <w:t>0</w:t>
+            </w:r>
+          </w:p>
+        </w:tc>
+        <w:tc>
+          <w:tcPr>
+            <w:tcW w:w="495" w:type="dxa"/>
+            <w:shd w:val="clear" w:color="auto" w:fill="E9B5DE"/>
+          </w:tcPr>
+          <w:p>
+            <w:pPr>
+              <w:jc w:val="center"/>
+              <w:rPr>
+                <w:lang w:val="en-US"/>
+              </w:rPr>
+            </w:pPr>
+            <w:r>
+              <w:rPr>
+                <w:lang w:val="en-US"/>
+              </w:rPr>
+              <w:t>0</w:t>
+            </w:r>
+          </w:p>
+        </w:tc>
+        <w:tc>
+          <w:tcPr>
+            <w:tcW w:w="496" w:type="dxa"/>
+            <w:shd w:val="clear" w:color="auto" w:fill="E9B5DE"/>
+          </w:tcPr>
+          <w:p>
+            <w:pPr>
+              <w:jc w:val="center"/>
+              <w:rPr>
+                <w:lang w:val="en-US"/>
+              </w:rPr>
+            </w:pPr>
+            <w:r>
+              <w:rPr>
+                <w:lang w:val="en-US"/>
+              </w:rPr>
+              <w:t>0</w:t>
+            </w:r>
+          </w:p>
+        </w:tc>
+        <w:tc>
+          <w:tcPr>
+            <w:tcW w:w="496" w:type="dxa"/>
+            <w:shd w:val="clear" w:color="auto" w:fill="E9B5DE"/>
+          </w:tcPr>
+          <w:p>
+            <w:pPr>
+              <w:jc w:val="center"/>
+              <w:rPr>
+                <w:lang w:val="en-US"/>
+              </w:rPr>
+            </w:pPr>
+            <w:r>
+              <w:rPr>
+                <w:lang w:val="en-US"/>
+              </w:rPr>
+              <w:t>0</w:t>
+            </w:r>
+          </w:p>
+        </w:tc>
+        <w:tc>
+          <w:tcPr>
+            <w:tcW w:w="496" w:type="dxa"/>
+            <w:shd w:val="clear" w:color="auto" w:fill="E9B5DE"/>
+          </w:tcPr>
+          <w:p>
+            <w:pPr>
+              <w:jc w:val="center"/>
+              <w:rPr>
+                <w:lang w:val="en-US"/>
+              </w:rPr>
+            </w:pPr>
+            <w:r>
+              <w:rPr>
+                <w:b/>
+                <w:lang w:val="en-US"/>
+              </w:rPr>
+              <w:t>1</w:t>
+            </w:r>
+          </w:p>
+        </w:tc>
+        <w:tc>
+          <w:tcPr>
+            <w:tcW w:w="496" w:type="dxa"/>
+            <w:shd w:val="clear" w:color="auto" w:fill="E9B5DE"/>
+          </w:tcPr>
+          <w:p>
+            <w:pPr>
+              <w:jc w:val="center"/>
+              <w:rPr>
+                <w:lang w:val="en-US"/>
+              </w:rPr>
+            </w:pPr>
+            <w:r>
+              <w:rPr>
+                <w:lang w:val="en-US"/>
+              </w:rPr>
+              <w:t>0</w:t>
+            </w:r>
+          </w:p>
+        </w:tc>
+        <w:tc>
+          <w:tcPr>
+            <w:tcW w:w="496" w:type="dxa"/>
+            <w:shd w:val="clear" w:color="auto" w:fill="E9B5DE"/>
+          </w:tcPr>
+          <w:p>
+            <w:pPr>
+              <w:jc w:val="center"/>
+            </w:pPr>
+            <w:r>
+              <w:rPr>
+                <w:lang w:val="en-US"/>
+              </w:rPr>
+              <w:t>0</w:t>
+            </w:r>
+          </w:p>
+        </w:tc>
+        <w:tc>
+          <w:tcPr>
+            <w:tcW w:w="496" w:type="dxa"/>
+            <w:shd w:val="clear" w:color="auto" w:fill="E9B5DE"/>
+          </w:tcPr>
+          <w:p>
+            <w:pPr>
+              <w:jc w:val="center"/>
+            </w:pPr>
+            <w:r>
+              <w:rPr>
+                <w:lang w:val="en-US"/>
+              </w:rPr>
+              <w:t>0</w:t>
+            </w:r>
+          </w:p>
+        </w:tc>
+        <w:tc>
+          <w:tcPr>
+            <w:tcW w:w="495" w:type="dxa"/>
+            <w:shd w:val="clear" w:color="auto" w:fill="E9B5DE"/>
+          </w:tcPr>
+          <w:p>
+            <w:pPr>
+              <w:jc w:val="center"/>
+            </w:pPr>
+            <w:r>
+              <w:rPr>
+                <w:lang w:val="en-US"/>
+              </w:rPr>
+              <w:t>0</w:t>
+            </w:r>
+          </w:p>
+        </w:tc>
+        <w:tc>
+          <w:tcPr>
+            <w:tcW w:w="496" w:type="dxa"/>
+            <w:shd w:val="clear" w:color="auto" w:fill="E9B5DE"/>
+          </w:tcPr>
+          <w:p>
+            <w:pPr>
+              <w:jc w:val="center"/>
+            </w:pPr>
+            <w:r>
+              <w:rPr>
+                <w:lang w:val="en-US"/>
+              </w:rPr>
+              <w:t>0</w:t>
+            </w:r>
+          </w:p>
+        </w:tc>
+        <w:tc>
+          <w:tcPr>
+            <w:tcW w:w="496" w:type="dxa"/>
+            <w:shd w:val="clear" w:color="auto" w:fill="E9B5DE"/>
+          </w:tcPr>
+          <w:p>
+            <w:pPr>
+              <w:jc w:val="center"/>
+            </w:pPr>
+            <w:r>
+              <w:rPr>
+                <w:lang w:val="en-US"/>
+              </w:rPr>
+              <w:t>0</w:t>
+            </w:r>
+          </w:p>
+        </w:tc>
+        <w:tc>
+          <w:tcPr>
+            <w:tcW w:w="496" w:type="dxa"/>
+            <w:shd w:val="clear" w:color="auto" w:fill="E9B5DE"/>
+          </w:tcPr>
+          <w:p>
+            <w:pPr>
+              <w:jc w:val="center"/>
+            </w:pPr>
+            <w:r>
+              <w:rPr>
+                <w:lang w:val="en-US"/>
+              </w:rPr>
+              <w:t>0</w:t>
+            </w:r>
+          </w:p>
+        </w:tc>
+        <w:tc>
+          <w:tcPr>
+            <w:tcW w:w="496" w:type="dxa"/>
+            <w:shd w:val="clear" w:color="auto" w:fill="E9B5DE"/>
+          </w:tcPr>
+          <w:p>
+            <w:pPr>
+              <w:jc w:val="center"/>
+            </w:pPr>
+            <w:r>
+              <w:rPr>
+                <w:lang w:val="en-US"/>
+              </w:rPr>
+              <w:t>0</w:t>
+            </w:r>
+          </w:p>
+        </w:tc>
+        <w:tc>
+          <w:tcPr>
+            <w:tcW w:w="496" w:type="dxa"/>
+            <w:shd w:val="clear" w:color="auto" w:fill="E9B5DE"/>
+          </w:tcPr>
+          <w:p>
+            <w:pPr>
+              <w:jc w:val="center"/>
+            </w:pPr>
+            <w:r>
+              <w:rPr>
+                <w:lang w:val="en-US"/>
+              </w:rPr>
+              <w:t>0</w:t>
+            </w:r>
+          </w:p>
+        </w:tc>
+        <w:tc>
+          <w:tcPr>
+            <w:tcW w:w="496" w:type="dxa"/>
+            <w:shd w:val="clear" w:color="auto" w:fill="E9B5DE"/>
+          </w:tcPr>
+          <w:p>
+            <w:pPr>
+              <w:jc w:val="center"/>
+            </w:pPr>
+            <w:r>
+              <w:rPr>
+                <w:lang w:val="en-US"/>
+              </w:rPr>
+              <w:t>0</w:t>
+            </w:r>
+          </w:p>
+        </w:tc>
+      </w:tr>
+      <w:tr>
+        <w:trPr>
+          <w:trHeight w:val="537"/>
+        </w:trPr>
+        <w:tc>
+          <w:tcPr>
+            <w:tcW w:w="495" w:type="dxa"/>
+          </w:tcPr>
+          <w:p>
+            <w:pPr>
+              <w:jc w:val="center"/>
+              <w:rPr>
+                <w:lang w:val="en-US"/>
+              </w:rPr>
+            </w:pPr>
+            <w:r>
+              <w:rPr>
+                <w:lang w:val="en-US"/>
+              </w:rPr>
+              <w:t>0</w:t>
+            </w:r>
+          </w:p>
+        </w:tc>
+        <w:tc>
+          <w:tcPr>
+            <w:tcW w:w="496" w:type="dxa"/>
+          </w:tcPr>
+          <w:p>
+            <w:pPr>
+              <w:jc w:val="center"/>
+              <w:rPr>
+                <w:lang w:val="en-US"/>
+              </w:rPr>
+            </w:pPr>
+            <w:r>
+              <w:rPr>
+                <w:lang w:val="en-US"/>
+              </w:rPr>
+              <w:t>0</w:t>
+            </w:r>
+          </w:p>
+        </w:tc>
+        <w:tc>
+          <w:tcPr>
+            <w:tcW w:w="496" w:type="dxa"/>
+          </w:tcPr>
+          <w:p>
+            <w:pPr>
+              <w:jc w:val="center"/>
+              <w:rPr>
+                <w:lang w:val="en-US"/>
+              </w:rPr>
+            </w:pPr>
+            <w:r>
+              <w:rPr>
+                <w:lang w:val="en-US"/>
+              </w:rPr>
+              <w:t>1</w:t>
+            </w:r>
+          </w:p>
+        </w:tc>
+        <w:tc>
+          <w:tcPr>
+            <w:tcW w:w="496" w:type="dxa"/>
+          </w:tcPr>
+          <w:p>
+            <w:pPr>
+              <w:jc w:val="center"/>
+              <w:rPr>
+                <w:lang w:val="en-US"/>
+              </w:rPr>
+            </w:pPr>
+            <w:r>
+              <w:rPr>
+                <w:lang w:val="en-US"/>
+              </w:rPr>
+              <w:t>0</w:t>
+            </w:r>
+          </w:p>
+        </w:tc>
+        <w:tc>
+          <w:tcPr>
+            <w:tcW w:w="496" w:type="dxa"/>
+            <w:shd w:val="clear" w:color="auto" w:fill="E9B5DE"/>
+          </w:tcPr>
+          <w:p>
+            <w:pPr>
+              <w:jc w:val="center"/>
+              <w:rPr>
+                <w:lang w:val="en-US"/>
+              </w:rPr>
+            </w:pPr>
+            <w:r>
+              <w:rPr>
+                <w:lang w:val="en-US"/>
+              </w:rPr>
+              <w:t>0</w:t>
+            </w:r>
+          </w:p>
+        </w:tc>
+        <w:tc>
+          <w:tcPr>
+            <w:tcW w:w="496" w:type="dxa"/>
+            <w:shd w:val="clear" w:color="auto" w:fill="E9B5DE"/>
+          </w:tcPr>
+          <w:p>
+            <w:pPr>
+              <w:jc w:val="center"/>
+              <w:rPr>
+                <w:lang w:val="en-US"/>
+              </w:rPr>
+            </w:pPr>
+            <w:r>
+              <w:rPr>
+                <w:lang w:val="en-US"/>
+              </w:rPr>
+              <w:t>0</w:t>
+            </w:r>
+          </w:p>
+        </w:tc>
+        <w:tc>
+          <w:tcPr>
+            <w:tcW w:w="495" w:type="dxa"/>
+            <w:shd w:val="clear" w:color="auto" w:fill="E9B5DE"/>
+          </w:tcPr>
+          <w:p>
+            <w:pPr>
+              <w:jc w:val="center"/>
+              <w:rPr>
+                <w:lang w:val="en-US"/>
+              </w:rPr>
+            </w:pPr>
+            <w:r>
+              <w:rPr>
+                <w:lang w:val="en-US"/>
+              </w:rPr>
+              <w:t>0</w:t>
+            </w:r>
+          </w:p>
+        </w:tc>
+        <w:tc>
+          <w:tcPr>
+            <w:tcW w:w="496" w:type="dxa"/>
+            <w:shd w:val="clear" w:color="auto" w:fill="E9B5DE"/>
+          </w:tcPr>
+          <w:p>
+            <w:pPr>
+              <w:jc w:val="center"/>
+              <w:rPr>
+                <w:lang w:val="en-US"/>
+              </w:rPr>
+            </w:pPr>
+            <w:r>
+              <w:rPr>
+                <w:lang w:val="en-US"/>
+              </w:rPr>
+              <w:t>0</w:t>
+            </w:r>
+          </w:p>
+        </w:tc>
+        <w:tc>
+          <w:tcPr>
+            <w:tcW w:w="496" w:type="dxa"/>
+            <w:shd w:val="clear" w:color="auto" w:fill="E9B5DE"/>
+          </w:tcPr>
+          <w:p>
+            <w:pPr>
+              <w:jc w:val="center"/>
+              <w:rPr>
+                <w:lang w:val="en-US"/>
+              </w:rPr>
+            </w:pPr>
+            <w:r>
+              <w:rPr>
+                <w:lang w:val="en-US"/>
+              </w:rPr>
+              <w:t>0</w:t>
+            </w:r>
+          </w:p>
+        </w:tc>
+        <w:tc>
+          <w:tcPr>
+            <w:tcW w:w="496" w:type="dxa"/>
+            <w:shd w:val="clear" w:color="auto" w:fill="E9B5DE"/>
+          </w:tcPr>
+          <w:p>
+            <w:pPr>
+              <w:jc w:val="center"/>
+              <w:rPr>
+                <w:lang w:val="en-US"/>
+              </w:rPr>
+            </w:pPr>
+            <w:r>
+              <w:rPr>
+                <w:lang w:val="en-US"/>
+              </w:rPr>
+              <w:t>0</w:t>
+            </w:r>
+          </w:p>
+        </w:tc>
+        <w:tc>
+          <w:tcPr>
+            <w:tcW w:w="496" w:type="dxa"/>
+            <w:shd w:val="clear" w:color="auto" w:fill="E9B5DE"/>
+          </w:tcPr>
+          <w:p>
+            <w:pPr>
+              <w:jc w:val="center"/>
+              <w:rPr>
+                <w:lang w:val="en-US"/>
+              </w:rPr>
+            </w:pPr>
+            <w:r>
+              <w:rPr>
+                <w:b/>
+                <w:lang w:val="en-US"/>
+              </w:rPr>
+              <w:t>1</w:t>
+            </w:r>
+          </w:p>
+        </w:tc>
+        <w:tc>
+          <w:tcPr>
+            <w:tcW w:w="496" w:type="dxa"/>
+            <w:shd w:val="clear" w:color="auto" w:fill="E9B5DE"/>
+          </w:tcPr>
+          <w:p>
+            <w:pPr>
+              <w:jc w:val="center"/>
+            </w:pPr>
+            <w:r>
+              <w:rPr>
+                <w:lang w:val="en-US"/>
+              </w:rPr>
+              <w:t>0</w:t>
+            </w:r>
+          </w:p>
+        </w:tc>
+        <w:tc>
+          <w:tcPr>
+            <w:tcW w:w="496" w:type="dxa"/>
+            <w:shd w:val="clear" w:color="auto" w:fill="E9B5DE"/>
+          </w:tcPr>
+          <w:p>
+            <w:pPr>
+              <w:jc w:val="center"/>
+            </w:pPr>
+            <w:r>
+              <w:rPr>
+                <w:lang w:val="en-US"/>
+              </w:rPr>
+              <w:t>0</w:t>
+            </w:r>
+          </w:p>
+        </w:tc>
+        <w:tc>
+          <w:tcPr>
+            <w:tcW w:w="495" w:type="dxa"/>
+            <w:shd w:val="clear" w:color="auto" w:fill="E9B5DE"/>
+          </w:tcPr>
+          <w:p>
+            <w:pPr>
+              <w:jc w:val="center"/>
+            </w:pPr>
+            <w:r>
+              <w:rPr>
+                <w:lang w:val="en-US"/>
+              </w:rPr>
+              <w:t>0</w:t>
+            </w:r>
+          </w:p>
+        </w:tc>
+        <w:tc>
+          <w:tcPr>
+            <w:tcW w:w="496" w:type="dxa"/>
+            <w:shd w:val="clear" w:color="auto" w:fill="E9B5DE"/>
+          </w:tcPr>
+          <w:p>
+            <w:pPr>
+              <w:jc w:val="center"/>
+            </w:pPr>
+            <w:r>
+              <w:rPr>
+                <w:lang w:val="en-US"/>
+              </w:rPr>
+              <w:t>0</w:t>
+            </w:r>
+          </w:p>
+        </w:tc>
+        <w:tc>
+          <w:tcPr>
+            <w:tcW w:w="496" w:type="dxa"/>
+            <w:shd w:val="clear" w:color="auto" w:fill="E9B5DE"/>
+          </w:tcPr>
+          <w:p>
+            <w:pPr>
+              <w:jc w:val="center"/>
+            </w:pPr>
+            <w:r>
+              <w:rPr>
+                <w:lang w:val="en-US"/>
+              </w:rPr>
+              <w:t>0</w:t>
+            </w:r>
+          </w:p>
+        </w:tc>
+        <w:tc>
+          <w:tcPr>
+            <w:tcW w:w="496" w:type="dxa"/>
+            <w:shd w:val="clear" w:color="auto" w:fill="E9B5DE"/>
+          </w:tcPr>
+          <w:p>
+            <w:pPr>
+              <w:jc w:val="center"/>
+            </w:pPr>
+            <w:r>
+              <w:rPr>
+                <w:lang w:val="en-US"/>
+              </w:rPr>
+              <w:t>0</w:t>
+            </w:r>
+          </w:p>
+        </w:tc>
+        <w:tc>
+          <w:tcPr>
+            <w:tcW w:w="496" w:type="dxa"/>
+            <w:shd w:val="clear" w:color="auto" w:fill="E9B5DE"/>
+          </w:tcPr>
+          <w:p>
+            <w:pPr>
+              <w:jc w:val="center"/>
+            </w:pPr>
+            <w:r>
+              <w:rPr>
+                <w:lang w:val="en-US"/>
+              </w:rPr>
+              <w:t>0</w:t>
+            </w:r>
+          </w:p>
+        </w:tc>
+        <w:tc>
+          <w:tcPr>
+            <w:tcW w:w="496" w:type="dxa"/>
+            <w:shd w:val="clear" w:color="auto" w:fill="E9B5DE"/>
+          </w:tcPr>
+          <w:p>
+            <w:pPr>
+              <w:jc w:val="center"/>
+            </w:pPr>
+            <w:r>
+              <w:rPr>
+                <w:lang w:val="en-US"/>
+              </w:rPr>
+              <w:t>0</w:t>
+            </w:r>
+          </w:p>
+        </w:tc>
+        <w:tc>
+          <w:tcPr>
+            <w:tcW w:w="496" w:type="dxa"/>
+            <w:shd w:val="clear" w:color="auto" w:fill="E9B5DE"/>
+          </w:tcPr>
+          <w:p>
+            <w:pPr>
+              <w:jc w:val="center"/>
+            </w:pPr>
+            <w:r>
+              <w:rPr>
+                <w:lang w:val="en-US"/>
+              </w:rPr>
+              <w:t>0</w:t>
+            </w:r>
+          </w:p>
+        </w:tc>
+      </w:tr>
+      <w:tr>
+        <w:trPr>
+          <w:trHeight w:val="537"/>
+        </w:trPr>
+        <w:tc>
+          <w:tcPr>
+            <w:tcW w:w="495" w:type="dxa"/>
+          </w:tcPr>
+          <w:p>
+            <w:pPr>
+              <w:jc w:val="center"/>
+              <w:rPr>
+                <w:lang w:val="en-US"/>
+              </w:rPr>
+            </w:pPr>
+            <w:r>
+              <w:rPr>
+                <w:lang w:val="en-US"/>
+              </w:rPr>
+              <w:t>0</w:t>
+            </w:r>
+          </w:p>
+        </w:tc>
+        <w:tc>
+          <w:tcPr>
+            <w:tcW w:w="496" w:type="dxa"/>
+          </w:tcPr>
+          <w:p>
+            <w:pPr>
+              <w:jc w:val="center"/>
+              <w:rPr>
+                <w:lang w:val="en-US"/>
+              </w:rPr>
+            </w:pPr>
+            <w:r>
+              <w:rPr>
+                <w:lang w:val="en-US"/>
+              </w:rPr>
+              <w:t>0</w:t>
+            </w:r>
+          </w:p>
+        </w:tc>
+        <w:tc>
+          <w:tcPr>
+            <w:tcW w:w="496" w:type="dxa"/>
+          </w:tcPr>
+          <w:p>
+            <w:pPr>
+              <w:jc w:val="center"/>
+              <w:rPr>
+                <w:lang w:val="en-US"/>
+              </w:rPr>
+            </w:pPr>
+            <w:r>
+              <w:rPr>
+                <w:lang w:val="en-US"/>
+              </w:rPr>
+              <w:t>1</w:t>
+            </w:r>
+          </w:p>
+        </w:tc>
+        <w:tc>
+          <w:tcPr>
+            <w:tcW w:w="496" w:type="dxa"/>
+          </w:tcPr>
+          <w:p>
+            <w:pPr>
+              <w:jc w:val="center"/>
+              <w:rPr>
+                <w:lang w:val="en-US"/>
+              </w:rPr>
+            </w:pPr>
+            <w:r>
+              <w:rPr>
+                <w:lang w:val="en-US"/>
+              </w:rPr>
+              <w:t>1</w:t>
+            </w:r>
+          </w:p>
+        </w:tc>
+        <w:tc>
+          <w:tcPr>
+            <w:tcW w:w="496" w:type="dxa"/>
+            <w:shd w:val="clear" w:color="auto" w:fill="E9B5DE"/>
+          </w:tcPr>
+          <w:p>
+            <w:pPr>
+              <w:jc w:val="center"/>
+              <w:rPr>
+                <w:lang w:val="en-US"/>
+              </w:rPr>
+            </w:pPr>
+            <w:r>
+              <w:rPr>
+                <w:lang w:val="en-US"/>
+              </w:rPr>
+              <w:t>0</w:t>
+            </w:r>
+          </w:p>
+        </w:tc>
+        <w:tc>
+          <w:tcPr>
+            <w:tcW w:w="496" w:type="dxa"/>
+            <w:shd w:val="clear" w:color="auto" w:fill="E9B5DE"/>
+          </w:tcPr>
+          <w:p>
+            <w:pPr>
+              <w:jc w:val="center"/>
+              <w:rPr>
+                <w:lang w:val="en-US"/>
+              </w:rPr>
+            </w:pPr>
+            <w:r>
+              <w:rPr>
+                <w:lang w:val="en-US"/>
+              </w:rPr>
+              <w:t>0</w:t>
+            </w:r>
+          </w:p>
+        </w:tc>
+        <w:tc>
+          <w:tcPr>
+            <w:tcW w:w="495" w:type="dxa"/>
+            <w:shd w:val="clear" w:color="auto" w:fill="E9B5DE"/>
+          </w:tcPr>
+          <w:p>
+            <w:pPr>
+              <w:jc w:val="center"/>
+              <w:rPr>
+                <w:lang w:val="en-US"/>
+              </w:rPr>
+            </w:pPr>
+            <w:r>
+              <w:rPr>
+                <w:lang w:val="en-US"/>
+              </w:rPr>
+              <w:t>0</w:t>
+            </w:r>
+          </w:p>
+        </w:tc>
+        <w:tc>
+          <w:tcPr>
+            <w:tcW w:w="496" w:type="dxa"/>
+            <w:shd w:val="clear" w:color="auto" w:fill="E9B5DE"/>
+          </w:tcPr>
+          <w:p>
+            <w:pPr>
+              <w:jc w:val="center"/>
+              <w:rPr>
+                <w:lang w:val="en-US"/>
+              </w:rPr>
+            </w:pPr>
+            <w:r>
+              <w:rPr>
+                <w:lang w:val="en-US"/>
+              </w:rPr>
+              <w:t>0</w:t>
+            </w:r>
+          </w:p>
+        </w:tc>
+        <w:tc>
+          <w:tcPr>
+            <w:tcW w:w="496" w:type="dxa"/>
+            <w:shd w:val="clear" w:color="auto" w:fill="E9B5DE"/>
+          </w:tcPr>
+          <w:p>
+            <w:pPr>
+              <w:jc w:val="center"/>
+              <w:rPr>
+                <w:lang w:val="en-US"/>
+              </w:rPr>
+            </w:pPr>
+            <w:r>
+              <w:rPr>
+                <w:lang w:val="en-US"/>
+              </w:rPr>
+              <w:t>0</w:t>
+            </w:r>
+          </w:p>
+        </w:tc>
+        <w:tc>
+          <w:tcPr>
+            <w:tcW w:w="496" w:type="dxa"/>
+            <w:shd w:val="clear" w:color="auto" w:fill="E9B5DE"/>
+          </w:tcPr>
+          <w:p>
+            <w:pPr>
+              <w:jc w:val="center"/>
+              <w:rPr>
+                <w:lang w:val="en-US"/>
+              </w:rPr>
+            </w:pPr>
+            <w:r>
+              <w:rPr>
+                <w:lang w:val="en-US"/>
+              </w:rPr>
+              <w:t>0</w:t>
+            </w:r>
+          </w:p>
+        </w:tc>
+        <w:tc>
+          <w:tcPr>
+            <w:tcW w:w="496" w:type="dxa"/>
+            <w:shd w:val="clear" w:color="auto" w:fill="E9B5DE"/>
+          </w:tcPr>
+          <w:p>
+            <w:pPr>
+              <w:jc w:val="center"/>
+              <w:rPr>
+                <w:lang w:val="en-US"/>
+              </w:rPr>
+            </w:pPr>
+            <w:r>
+              <w:rPr>
+                <w:lang w:val="en-US"/>
+              </w:rPr>
+              <w:t>0</w:t>
+            </w:r>
+          </w:p>
+        </w:tc>
+        <w:tc>
+          <w:tcPr>
+            <w:tcW w:w="496" w:type="dxa"/>
+            <w:shd w:val="clear" w:color="auto" w:fill="E9B5DE"/>
+          </w:tcPr>
+          <w:p>
+            <w:pPr>
+              <w:jc w:val="center"/>
+              <w:rPr>
+                <w:lang w:val="en-US"/>
+              </w:rPr>
+            </w:pPr>
+            <w:r>
+              <w:rPr>
+                <w:b/>
+                <w:lang w:val="en-US"/>
+              </w:rPr>
+              <w:t>1</w:t>
+            </w:r>
+          </w:p>
+        </w:tc>
+        <w:tc>
+          <w:tcPr>
+            <w:tcW w:w="496" w:type="dxa"/>
+            <w:shd w:val="clear" w:color="auto" w:fill="E9B5DE"/>
+          </w:tcPr>
+          <w:p>
+            <w:pPr>
+              <w:jc w:val="center"/>
+            </w:pPr>
+            <w:r>
+              <w:rPr>
+                <w:lang w:val="en-US"/>
+              </w:rPr>
+              <w:t>0</w:t>
+            </w:r>
+          </w:p>
+        </w:tc>
+        <w:tc>
+          <w:tcPr>
+            <w:tcW w:w="495" w:type="dxa"/>
+            <w:shd w:val="clear" w:color="auto" w:fill="E9B5DE"/>
+          </w:tcPr>
+          <w:p>
+            <w:pPr>
+              <w:jc w:val="center"/>
+            </w:pPr>
+            <w:r>
+              <w:rPr>
+                <w:lang w:val="en-US"/>
+              </w:rPr>
+              <w:t>0</w:t>
+            </w:r>
+          </w:p>
+        </w:tc>
+        <w:tc>
+          <w:tcPr>
+            <w:tcW w:w="496" w:type="dxa"/>
+            <w:shd w:val="clear" w:color="auto" w:fill="E9B5DE"/>
+          </w:tcPr>
+          <w:p>
+            <w:pPr>
+              <w:jc w:val="center"/>
+            </w:pPr>
+            <w:r>
+              <w:rPr>
+                <w:lang w:val="en-US"/>
+              </w:rPr>
+              <w:t>0</w:t>
+            </w:r>
+          </w:p>
+        </w:tc>
+        <w:tc>
+          <w:tcPr>
+            <w:tcW w:w="496" w:type="dxa"/>
+            <w:shd w:val="clear" w:color="auto" w:fill="E9B5DE"/>
+          </w:tcPr>
+          <w:p>
+            <w:pPr>
+              <w:jc w:val="center"/>
+            </w:pPr>
+            <w:r>
+              <w:rPr>
+                <w:lang w:val="en-US"/>
+              </w:rPr>
+              <w:t>0</w:t>
+            </w:r>
+          </w:p>
+        </w:tc>
+        <w:tc>
+          <w:tcPr>
+            <w:tcW w:w="496" w:type="dxa"/>
+            <w:shd w:val="clear" w:color="auto" w:fill="E9B5DE"/>
+          </w:tcPr>
+          <w:p>
+            <w:pPr>
+              <w:jc w:val="center"/>
+            </w:pPr>
+            <w:r>
+              <w:rPr>
+                <w:lang w:val="en-US"/>
+              </w:rPr>
+              <w:t>0</w:t>
+            </w:r>
+          </w:p>
+        </w:tc>
+        <w:tc>
+          <w:tcPr>
+            <w:tcW w:w="496" w:type="dxa"/>
+            <w:shd w:val="clear" w:color="auto" w:fill="E9B5DE"/>
+          </w:tcPr>
+          <w:p>
+            <w:pPr>
+              <w:jc w:val="center"/>
+            </w:pPr>
+            <w:r>
+              <w:rPr>
+                <w:lang w:val="en-US"/>
+              </w:rPr>
+              <w:t>0</w:t>
+            </w:r>
+          </w:p>
+        </w:tc>
+        <w:tc>
+          <w:tcPr>
+            <w:tcW w:w="496" w:type="dxa"/>
+            <w:shd w:val="clear" w:color="auto" w:fill="E9B5DE"/>
+          </w:tcPr>
+          <w:p>
+            <w:pPr>
+              <w:jc w:val="center"/>
+            </w:pPr>
+            <w:r>
+              <w:rPr>
+                <w:lang w:val="en-US"/>
+              </w:rPr>
+              <w:t>0</w:t>
+            </w:r>
+          </w:p>
+        </w:tc>
+        <w:tc>
+          <w:tcPr>
+            <w:tcW w:w="496" w:type="dxa"/>
+            <w:shd w:val="clear" w:color="auto" w:fill="E9B5DE"/>
+          </w:tcPr>
+          <w:p>
+            <w:pPr>
+              <w:jc w:val="center"/>
+            </w:pPr>
+            <w:r>
+              <w:rPr>
+                <w:lang w:val="en-US"/>
+              </w:rPr>
+              <w:t>0</w:t>
+            </w:r>
+          </w:p>
+        </w:tc>
+      </w:tr>
+      <w:tr>
+        <w:trPr>
+          <w:trHeight w:val="537"/>
+        </w:trPr>
+        <w:tc>
+          <w:tcPr>
+            <w:tcW w:w="495" w:type="dxa"/>
+          </w:tcPr>
+          <w:p>
+            <w:pPr>
+              <w:jc w:val="center"/>
+              <w:rPr>
+                <w:lang w:val="en-US"/>
+              </w:rPr>
+            </w:pPr>
+            <w:r>
+              <w:rPr>
+                <w:lang w:val="en-US"/>
+              </w:rPr>
+              <w:t>1</w:t>
+            </w:r>
+          </w:p>
+        </w:tc>
+        <w:tc>
+          <w:tcPr>
+            <w:tcW w:w="496" w:type="dxa"/>
+          </w:tcPr>
+          <w:p>
+            <w:pPr>
+              <w:jc w:val="center"/>
+              <w:rPr>
+                <w:lang w:val="en-US"/>
+              </w:rPr>
+            </w:pPr>
+            <w:r>
+              <w:rPr>
+                <w:lang w:val="en-US"/>
+              </w:rPr>
+              <w:t>1</w:t>
+            </w:r>
+          </w:p>
+        </w:tc>
+        <w:tc>
+          <w:tcPr>
+            <w:tcW w:w="496" w:type="dxa"/>
+          </w:tcPr>
+          <w:p>
+            <w:pPr>
+              <w:jc w:val="center"/>
+              <w:rPr>
+                <w:lang w:val="en-US"/>
+              </w:rPr>
+            </w:pPr>
+            <w:r>
+              <w:rPr>
+                <w:lang w:val="en-US"/>
+              </w:rPr>
+              <w:t>0</w:t>
+            </w:r>
+          </w:p>
+        </w:tc>
+        <w:tc>
+          <w:tcPr>
+            <w:tcW w:w="496" w:type="dxa"/>
+          </w:tcPr>
+          <w:p>
+            <w:pPr>
+              <w:jc w:val="center"/>
+              <w:rPr>
+                <w:lang w:val="en-US"/>
+              </w:rPr>
+            </w:pPr>
+            <w:r>
+              <w:rPr>
+                <w:lang w:val="en-US"/>
+              </w:rPr>
+              <w:t>0</w:t>
+            </w:r>
+          </w:p>
+        </w:tc>
+        <w:tc>
+          <w:tcPr>
+            <w:tcW w:w="496" w:type="dxa"/>
+            <w:shd w:val="clear" w:color="auto" w:fill="E9B5DE"/>
+          </w:tcPr>
+          <w:p>
+            <w:pPr>
+              <w:jc w:val="center"/>
+              <w:rPr>
+                <w:lang w:val="en-US"/>
+              </w:rPr>
+            </w:pPr>
+            <w:r>
+              <w:rPr>
+                <w:lang w:val="en-US"/>
+              </w:rPr>
+              <w:t>0</w:t>
+            </w:r>
+          </w:p>
+        </w:tc>
+        <w:tc>
+          <w:tcPr>
+            <w:tcW w:w="496" w:type="dxa"/>
+            <w:shd w:val="clear" w:color="auto" w:fill="E9B5DE"/>
+          </w:tcPr>
+          <w:p>
+            <w:pPr>
+              <w:jc w:val="center"/>
+              <w:rPr>
+                <w:lang w:val="en-US"/>
+              </w:rPr>
+            </w:pPr>
+            <w:r>
+              <w:rPr>
+                <w:lang w:val="en-US"/>
+              </w:rPr>
+              <w:t>0</w:t>
+            </w:r>
+          </w:p>
+        </w:tc>
+        <w:tc>
+          <w:tcPr>
+            <w:tcW w:w="495" w:type="dxa"/>
+            <w:shd w:val="clear" w:color="auto" w:fill="E9B5DE"/>
+          </w:tcPr>
+          <w:p>
+            <w:pPr>
+              <w:jc w:val="center"/>
+              <w:rPr>
+                <w:lang w:val="en-US"/>
+              </w:rPr>
+            </w:pPr>
+            <w:r>
+              <w:rPr>
+                <w:lang w:val="en-US"/>
+              </w:rPr>
+              <w:t>0</w:t>
+            </w:r>
+          </w:p>
+        </w:tc>
+        <w:tc>
+          <w:tcPr>
+            <w:tcW w:w="496" w:type="dxa"/>
+            <w:shd w:val="clear" w:color="auto" w:fill="E9B5DE"/>
+          </w:tcPr>
+          <w:p>
+            <w:pPr>
+              <w:jc w:val="center"/>
+              <w:rPr>
+                <w:lang w:val="en-US"/>
+              </w:rPr>
+            </w:pPr>
+            <w:r>
+              <w:rPr>
+                <w:lang w:val="en-US"/>
+              </w:rPr>
+              <w:t>0</w:t>
+            </w:r>
+          </w:p>
+        </w:tc>
+        <w:tc>
+          <w:tcPr>
+            <w:tcW w:w="496" w:type="dxa"/>
+            <w:shd w:val="clear" w:color="auto" w:fill="E9B5DE"/>
+          </w:tcPr>
+          <w:p>
+            <w:pPr>
+              <w:jc w:val="center"/>
+              <w:rPr>
+                <w:lang w:val="en-US"/>
+              </w:rPr>
+            </w:pPr>
+            <w:r>
+              <w:rPr>
+                <w:lang w:val="en-US"/>
+              </w:rPr>
+              <w:t>0</w:t>
+            </w:r>
+          </w:p>
+        </w:tc>
+        <w:tc>
+          <w:tcPr>
+            <w:tcW w:w="496" w:type="dxa"/>
+            <w:shd w:val="clear" w:color="auto" w:fill="E9B5DE"/>
+          </w:tcPr>
+          <w:p>
+            <w:pPr>
+              <w:jc w:val="center"/>
+              <w:rPr>
+                <w:lang w:val="en-US"/>
+              </w:rPr>
+            </w:pPr>
+            <w:r>
+              <w:rPr>
+                <w:lang w:val="en-US"/>
+              </w:rPr>
+              <w:t>0</w:t>
+            </w:r>
+          </w:p>
+        </w:tc>
+        <w:tc>
+          <w:tcPr>
+            <w:tcW w:w="496" w:type="dxa"/>
+            <w:shd w:val="clear" w:color="auto" w:fill="E9B5DE"/>
+          </w:tcPr>
+          <w:p>
+            <w:pPr>
+              <w:jc w:val="center"/>
+              <w:rPr>
+                <w:lang w:val="en-US"/>
+              </w:rPr>
+            </w:pPr>
+            <w:r>
+              <w:rPr>
+                <w:lang w:val="en-US"/>
+              </w:rPr>
+              <w:t>0</w:t>
+            </w:r>
+          </w:p>
+        </w:tc>
+        <w:tc>
+          <w:tcPr>
+            <w:tcW w:w="496" w:type="dxa"/>
+            <w:shd w:val="clear" w:color="auto" w:fill="E9B5DE"/>
+          </w:tcPr>
+          <w:p>
+            <w:pPr>
+              <w:jc w:val="center"/>
+            </w:pPr>
+            <w:r>
+              <w:rPr>
+                <w:lang w:val="en-US"/>
+              </w:rPr>
+              <w:t>0</w:t>
+            </w:r>
+          </w:p>
+        </w:tc>
+        <w:tc>
+          <w:tcPr>
+            <w:tcW w:w="496" w:type="dxa"/>
+            <w:shd w:val="clear" w:color="auto" w:fill="E9B5DE"/>
+          </w:tcPr>
+          <w:p>
+            <w:pPr>
+              <w:jc w:val="center"/>
+              <w:rPr>
+                <w:lang w:val="en-US"/>
+              </w:rPr>
+            </w:pPr>
+            <w:r>
+              <w:rPr>
+                <w:b/>
+                <w:lang w:val="en-US"/>
+              </w:rPr>
+              <w:t>1</w:t>
+            </w:r>
+          </w:p>
+        </w:tc>
+        <w:tc>
+          <w:tcPr>
+            <w:tcW w:w="495" w:type="dxa"/>
+            <w:shd w:val="clear" w:color="auto" w:fill="E9B5DE"/>
+          </w:tcPr>
+          <w:p>
+            <w:pPr>
+              <w:jc w:val="center"/>
+            </w:pPr>
+            <w:r>
+              <w:rPr>
+                <w:lang w:val="en-US"/>
+              </w:rPr>
+              <w:t>0</w:t>
+            </w:r>
+          </w:p>
+        </w:tc>
+        <w:tc>
+          <w:tcPr>
+            <w:tcW w:w="496" w:type="dxa"/>
+            <w:shd w:val="clear" w:color="auto" w:fill="E9B5DE"/>
+          </w:tcPr>
+          <w:p>
+            <w:pPr>
+              <w:jc w:val="center"/>
+            </w:pPr>
+            <w:r>
+              <w:rPr>
+                <w:lang w:val="en-US"/>
+              </w:rPr>
+              <w:t>0</w:t>
+            </w:r>
+          </w:p>
+        </w:tc>
+        <w:tc>
+          <w:tcPr>
+            <w:tcW w:w="496" w:type="dxa"/>
+            <w:shd w:val="clear" w:color="auto" w:fill="E9B5DE"/>
+          </w:tcPr>
+          <w:p>
+            <w:pPr>
+              <w:jc w:val="center"/>
+            </w:pPr>
+            <w:r>
+              <w:rPr>
+                <w:lang w:val="en-US"/>
+              </w:rPr>
+              <w:t>0</w:t>
+            </w:r>
+          </w:p>
+        </w:tc>
+        <w:tc>
+          <w:tcPr>
+            <w:tcW w:w="496" w:type="dxa"/>
+            <w:shd w:val="clear" w:color="auto" w:fill="E9B5DE"/>
+          </w:tcPr>
+          <w:p>
+            <w:pPr>
+              <w:jc w:val="center"/>
+            </w:pPr>
+            <w:r>
+              <w:rPr>
+                <w:lang w:val="en-US"/>
+              </w:rPr>
+              <w:t>0</w:t>
+            </w:r>
+          </w:p>
+        </w:tc>
+        <w:tc>
+          <w:tcPr>
+            <w:tcW w:w="496" w:type="dxa"/>
+            <w:shd w:val="clear" w:color="auto" w:fill="E9B5DE"/>
+          </w:tcPr>
+          <w:p>
+            <w:pPr>
+              <w:jc w:val="center"/>
+            </w:pPr>
+            <w:r>
+              <w:rPr>
+                <w:lang w:val="en-US"/>
+              </w:rPr>
+              <w:t>0</w:t>
+            </w:r>
+          </w:p>
+        </w:tc>
+        <w:tc>
+          <w:tcPr>
+            <w:tcW w:w="496" w:type="dxa"/>
+            <w:shd w:val="clear" w:color="auto" w:fill="E9B5DE"/>
+          </w:tcPr>
+          <w:p>
+            <w:pPr>
+              <w:jc w:val="center"/>
+            </w:pPr>
+            <w:r>
+              <w:rPr>
+                <w:lang w:val="en-US"/>
+              </w:rPr>
+              <w:t>0</w:t>
+            </w:r>
+          </w:p>
+        </w:tc>
+        <w:tc>
+          <w:tcPr>
+            <w:tcW w:w="496" w:type="dxa"/>
+            <w:shd w:val="clear" w:color="auto" w:fill="E9B5DE"/>
+          </w:tcPr>
+          <w:p>
+            <w:pPr>
+              <w:jc w:val="center"/>
+            </w:pPr>
+            <w:r>
+              <w:rPr>
+                <w:lang w:val="en-US"/>
+              </w:rPr>
+              <w:t>0</w:t>
+            </w:r>
+          </w:p>
+        </w:tc>
+      </w:tr>
+      <w:tr>
+        <w:trPr>
+          <w:trHeight w:val="537"/>
+        </w:trPr>
+        <w:tc>
+          <w:tcPr>
+            <w:tcW w:w="495" w:type="dxa"/>
+          </w:tcPr>
+          <w:p>
+            <w:pPr>
+              <w:jc w:val="center"/>
+              <w:rPr>
+                <w:lang w:val="en-US"/>
+              </w:rPr>
+            </w:pPr>
+            <w:r>
+              <w:rPr>
+                <w:lang w:val="en-US"/>
+              </w:rPr>
+              <w:t>1</w:t>
+            </w:r>
+          </w:p>
+        </w:tc>
+        <w:tc>
+          <w:tcPr>
+            <w:tcW w:w="496" w:type="dxa"/>
+          </w:tcPr>
+          <w:p>
+            <w:pPr>
+              <w:jc w:val="center"/>
+              <w:rPr>
+                <w:lang w:val="en-US"/>
+              </w:rPr>
+            </w:pPr>
+            <w:r>
+              <w:rPr>
+                <w:lang w:val="en-US"/>
+              </w:rPr>
+              <w:t>1</w:t>
+            </w:r>
+          </w:p>
+        </w:tc>
+        <w:tc>
+          <w:tcPr>
+            <w:tcW w:w="496" w:type="dxa"/>
+          </w:tcPr>
+          <w:p>
+            <w:pPr>
+              <w:jc w:val="center"/>
+              <w:rPr>
+                <w:lang w:val="en-US"/>
+              </w:rPr>
+            </w:pPr>
+            <w:r>
+              <w:rPr>
+                <w:lang w:val="en-US"/>
+              </w:rPr>
+              <w:t>0</w:t>
+            </w:r>
+          </w:p>
+        </w:tc>
+        <w:tc>
+          <w:tcPr>
+            <w:tcW w:w="496" w:type="dxa"/>
+          </w:tcPr>
+          <w:p>
+            <w:pPr>
+              <w:jc w:val="center"/>
+              <w:rPr>
+                <w:lang w:val="en-US"/>
+              </w:rPr>
+            </w:pPr>
+            <w:r>
+              <w:rPr>
+                <w:lang w:val="en-US"/>
+              </w:rPr>
+              <w:t>1</w:t>
+            </w:r>
+          </w:p>
+        </w:tc>
+        <w:tc>
+          <w:tcPr>
+            <w:tcW w:w="496" w:type="dxa"/>
+            <w:shd w:val="clear" w:color="auto" w:fill="E9B5DE"/>
+          </w:tcPr>
+          <w:p>
+            <w:pPr>
+              <w:jc w:val="center"/>
+              <w:rPr>
+                <w:lang w:val="en-US"/>
+              </w:rPr>
+            </w:pPr>
+            <w:r>
+              <w:rPr>
+                <w:lang w:val="en-US"/>
+              </w:rPr>
+              <w:t>0</w:t>
+            </w:r>
+          </w:p>
+        </w:tc>
+        <w:tc>
+          <w:tcPr>
+            <w:tcW w:w="496" w:type="dxa"/>
+            <w:shd w:val="clear" w:color="auto" w:fill="E9B5DE"/>
+          </w:tcPr>
+          <w:p>
+            <w:pPr>
+              <w:jc w:val="center"/>
+              <w:rPr>
+                <w:lang w:val="en-US"/>
+              </w:rPr>
+            </w:pPr>
+            <w:r>
+              <w:rPr>
+                <w:lang w:val="en-US"/>
+              </w:rPr>
+              <w:t>0</w:t>
+            </w:r>
+          </w:p>
+        </w:tc>
+        <w:tc>
+          <w:tcPr>
+            <w:tcW w:w="495" w:type="dxa"/>
+            <w:shd w:val="clear" w:color="auto" w:fill="E9B5DE"/>
+          </w:tcPr>
+          <w:p>
+            <w:pPr>
+              <w:jc w:val="center"/>
+              <w:rPr>
+                <w:lang w:val="en-US"/>
+              </w:rPr>
+            </w:pPr>
+            <w:r>
+              <w:rPr>
+                <w:lang w:val="en-US"/>
+              </w:rPr>
+              <w:t>0</w:t>
+            </w:r>
+          </w:p>
+        </w:tc>
+        <w:tc>
+          <w:tcPr>
+            <w:tcW w:w="496" w:type="dxa"/>
+            <w:shd w:val="clear" w:color="auto" w:fill="E9B5DE"/>
+          </w:tcPr>
+          <w:p>
+            <w:pPr>
+              <w:jc w:val="center"/>
+              <w:rPr>
+                <w:lang w:val="en-US"/>
+              </w:rPr>
+            </w:pPr>
+            <w:r>
+              <w:rPr>
+                <w:lang w:val="en-US"/>
+              </w:rPr>
+              <w:t>0</w:t>
+            </w:r>
+          </w:p>
+        </w:tc>
+        <w:tc>
+          <w:tcPr>
+            <w:tcW w:w="496" w:type="dxa"/>
+            <w:shd w:val="clear" w:color="auto" w:fill="E9B5DE"/>
+          </w:tcPr>
+          <w:p>
+            <w:pPr>
+              <w:jc w:val="center"/>
+              <w:rPr>
+                <w:lang w:val="en-US"/>
+              </w:rPr>
+            </w:pPr>
+            <w:r>
+              <w:rPr>
+                <w:lang w:val="en-US"/>
+              </w:rPr>
+              <w:t>0</w:t>
+            </w:r>
+          </w:p>
+        </w:tc>
+        <w:tc>
+          <w:tcPr>
+            <w:tcW w:w="496" w:type="dxa"/>
+            <w:shd w:val="clear" w:color="auto" w:fill="E9B5DE"/>
+          </w:tcPr>
+          <w:p>
+            <w:pPr>
+              <w:jc w:val="center"/>
+              <w:rPr>
+                <w:lang w:val="en-US"/>
+              </w:rPr>
+            </w:pPr>
+            <w:r>
+              <w:rPr>
+                <w:lang w:val="en-US"/>
+              </w:rPr>
+              <w:t>0</w:t>
+            </w:r>
+          </w:p>
+        </w:tc>
+        <w:tc>
+          <w:tcPr>
+            <w:tcW w:w="496" w:type="dxa"/>
+            <w:shd w:val="clear" w:color="auto" w:fill="E9B5DE"/>
+          </w:tcPr>
+          <w:p>
+            <w:pPr>
+              <w:jc w:val="center"/>
+              <w:rPr>
+                <w:lang w:val="en-US"/>
+              </w:rPr>
+            </w:pPr>
+            <w:r>
+              <w:rPr>
+                <w:lang w:val="en-US"/>
+              </w:rPr>
+              <w:t>0</w:t>
+            </w:r>
+          </w:p>
+        </w:tc>
+        <w:tc>
+          <w:tcPr>
+            <w:tcW w:w="496" w:type="dxa"/>
+            <w:shd w:val="clear" w:color="auto" w:fill="E9B5DE"/>
+          </w:tcPr>
+          <w:p>
+            <w:pPr>
+              <w:jc w:val="center"/>
+            </w:pPr>
+            <w:r>
+              <w:rPr>
+                <w:lang w:val="en-US"/>
+              </w:rPr>
+              <w:t>0</w:t>
+            </w:r>
+          </w:p>
+        </w:tc>
+        <w:tc>
+          <w:tcPr>
+            <w:tcW w:w="496" w:type="dxa"/>
+            <w:shd w:val="clear" w:color="auto" w:fill="E9B5DE"/>
+          </w:tcPr>
+          <w:p>
+            <w:pPr>
+              <w:jc w:val="center"/>
+            </w:pPr>
+            <w:r>
+              <w:rPr>
+                <w:lang w:val="en-US"/>
+              </w:rPr>
+              <w:t>0</w:t>
+            </w:r>
+          </w:p>
+        </w:tc>
+        <w:tc>
+          <w:tcPr>
+            <w:tcW w:w="495" w:type="dxa"/>
+            <w:shd w:val="clear" w:color="auto" w:fill="E9B5DE"/>
+          </w:tcPr>
+          <w:p>
+            <w:pPr>
+              <w:jc w:val="center"/>
+              <w:rPr>
+                <w:lang w:val="en-US"/>
+              </w:rPr>
+            </w:pPr>
+            <w:r>
+              <w:rPr>
+                <w:b/>
+                <w:lang w:val="en-US"/>
+              </w:rPr>
+              <w:t>1</w:t>
+            </w:r>
+          </w:p>
+        </w:tc>
+        <w:tc>
+          <w:tcPr>
+            <w:tcW w:w="496" w:type="dxa"/>
+            <w:shd w:val="clear" w:color="auto" w:fill="E9B5DE"/>
+          </w:tcPr>
+          <w:p>
+            <w:pPr>
+              <w:jc w:val="center"/>
+            </w:pPr>
+            <w:r>
+              <w:rPr>
+                <w:lang w:val="en-US"/>
+              </w:rPr>
+              <w:t>0</w:t>
+            </w:r>
+          </w:p>
+        </w:tc>
+        <w:tc>
+          <w:tcPr>
+            <w:tcW w:w="496" w:type="dxa"/>
+            <w:shd w:val="clear" w:color="auto" w:fill="E9B5DE"/>
+          </w:tcPr>
+          <w:p>
+            <w:pPr>
+              <w:jc w:val="center"/>
+            </w:pPr>
+            <w:r>
+              <w:rPr>
+                <w:lang w:val="en-US"/>
+              </w:rPr>
+              <w:t>0</w:t>
+            </w:r>
+          </w:p>
+        </w:tc>
+        <w:tc>
+          <w:tcPr>
+            <w:tcW w:w="496" w:type="dxa"/>
+            <w:shd w:val="clear" w:color="auto" w:fill="E9B5DE"/>
+          </w:tcPr>
+          <w:p>
+            <w:pPr>
+              <w:jc w:val="center"/>
+            </w:pPr>
+            <w:r>
+              <w:rPr>
+                <w:lang w:val="en-US"/>
+              </w:rPr>
+              <w:t>0</w:t>
+            </w:r>
+          </w:p>
+        </w:tc>
+        <w:tc>
+          <w:tcPr>
+            <w:tcW w:w="496" w:type="dxa"/>
+            <w:shd w:val="clear" w:color="auto" w:fill="E9B5DE"/>
+          </w:tcPr>
+          <w:p>
+            <w:pPr>
+              <w:jc w:val="center"/>
+            </w:pPr>
+            <w:r>
+              <w:rPr>
+                <w:lang w:val="en-US"/>
+              </w:rPr>
+              <w:t>0</w:t>
+            </w:r>
+          </w:p>
+        </w:tc>
+        <w:tc>
+          <w:tcPr>
+            <w:tcW w:w="496" w:type="dxa"/>
+            <w:shd w:val="clear" w:color="auto" w:fill="E9B5DE"/>
+          </w:tcPr>
+          <w:p>
+            <w:pPr>
+              <w:jc w:val="center"/>
+            </w:pPr>
+            <w:r>
+              <w:rPr>
+                <w:lang w:val="en-US"/>
+              </w:rPr>
+              <w:t>0</w:t>
+            </w:r>
+          </w:p>
+        </w:tc>
+        <w:tc>
+          <w:tcPr>
+            <w:tcW w:w="496" w:type="dxa"/>
+            <w:shd w:val="clear" w:color="auto" w:fill="E9B5DE"/>
+          </w:tcPr>
+          <w:p>
+            <w:pPr>
+              <w:jc w:val="center"/>
+            </w:pPr>
+            <w:r>
+              <w:rPr>
+                <w:lang w:val="en-US"/>
+              </w:rPr>
+              <w:t>0</w:t>
+            </w:r>
+          </w:p>
+        </w:tc>
+      </w:tr>
+      <w:tr>
+        <w:trPr>
+          <w:trHeight w:val="537"/>
+        </w:trPr>
+        <w:tc>
+          <w:tcPr>
+            <w:tcW w:w="495" w:type="dxa"/>
+          </w:tcPr>
+          <w:p>
+            <w:pPr>
+              <w:jc w:val="center"/>
+              <w:rPr>
+                <w:lang w:val="en-US"/>
+              </w:rPr>
+            </w:pPr>
+            <w:r>
+              <w:rPr>
+                <w:lang w:val="en-US"/>
+              </w:rPr>
+              <w:t>1</w:t>
+            </w:r>
+          </w:p>
+        </w:tc>
+        <w:tc>
+          <w:tcPr>
+            <w:tcW w:w="496" w:type="dxa"/>
+          </w:tcPr>
+          <w:p>
+            <w:pPr>
+              <w:jc w:val="center"/>
+              <w:rPr>
+                <w:lang w:val="en-US"/>
+              </w:rPr>
+            </w:pPr>
+            <w:r>
+              <w:rPr>
+                <w:lang w:val="en-US"/>
+              </w:rPr>
+              <w:t>1</w:t>
+            </w:r>
+          </w:p>
+        </w:tc>
+        <w:tc>
+          <w:tcPr>
+            <w:tcW w:w="496" w:type="dxa"/>
+          </w:tcPr>
+          <w:p>
+            <w:pPr>
+              <w:jc w:val="center"/>
+              <w:rPr>
+                <w:lang w:val="en-US"/>
+              </w:rPr>
+            </w:pPr>
+            <w:r>
+              <w:rPr>
+                <w:lang w:val="en-US"/>
+              </w:rPr>
+              <w:t>1</w:t>
+            </w:r>
+          </w:p>
+        </w:tc>
+        <w:tc>
+          <w:tcPr>
+            <w:tcW w:w="496" w:type="dxa"/>
+          </w:tcPr>
+          <w:p>
+            <w:pPr>
+              <w:jc w:val="center"/>
+              <w:rPr>
+                <w:lang w:val="en-US"/>
+              </w:rPr>
+            </w:pPr>
+            <w:r>
+              <w:rPr>
+                <w:lang w:val="en-US"/>
+              </w:rPr>
+              <w:t>0</w:t>
+            </w:r>
+          </w:p>
+        </w:tc>
+        <w:tc>
+          <w:tcPr>
+            <w:tcW w:w="496" w:type="dxa"/>
+            <w:shd w:val="clear" w:color="auto" w:fill="E9B5DE"/>
+          </w:tcPr>
+          <w:p>
+            <w:pPr>
+              <w:jc w:val="center"/>
+              <w:rPr>
+                <w:lang w:val="en-US"/>
+              </w:rPr>
+            </w:pPr>
+            <w:r>
+              <w:rPr>
+                <w:lang w:val="en-US"/>
+              </w:rPr>
+              <w:t>0</w:t>
+            </w:r>
+          </w:p>
+        </w:tc>
+        <w:tc>
+          <w:tcPr>
+            <w:tcW w:w="496" w:type="dxa"/>
+            <w:shd w:val="clear" w:color="auto" w:fill="E9B5DE"/>
+          </w:tcPr>
+          <w:p>
+            <w:pPr>
+              <w:jc w:val="center"/>
+              <w:rPr>
+                <w:lang w:val="en-US"/>
+              </w:rPr>
+            </w:pPr>
+            <w:r>
+              <w:rPr>
+                <w:lang w:val="en-US"/>
+              </w:rPr>
+              <w:t>0</w:t>
+            </w:r>
+          </w:p>
+        </w:tc>
+        <w:tc>
+          <w:tcPr>
+            <w:tcW w:w="495" w:type="dxa"/>
+            <w:shd w:val="clear" w:color="auto" w:fill="E9B5DE"/>
+          </w:tcPr>
+          <w:p>
+            <w:pPr>
+              <w:jc w:val="center"/>
+              <w:rPr>
+                <w:lang w:val="en-US"/>
+              </w:rPr>
+            </w:pPr>
+            <w:r>
+              <w:rPr>
+                <w:lang w:val="en-US"/>
+              </w:rPr>
+              <w:t>0</w:t>
+            </w:r>
+          </w:p>
+        </w:tc>
+        <w:tc>
+          <w:tcPr>
+            <w:tcW w:w="496" w:type="dxa"/>
+            <w:shd w:val="clear" w:color="auto" w:fill="E9B5DE"/>
+          </w:tcPr>
+          <w:p>
+            <w:pPr>
+              <w:jc w:val="center"/>
+              <w:rPr>
+                <w:lang w:val="en-US"/>
+              </w:rPr>
+            </w:pPr>
+            <w:r>
+              <w:rPr>
+                <w:lang w:val="en-US"/>
+              </w:rPr>
+              <w:t>0</w:t>
+            </w:r>
+          </w:p>
+        </w:tc>
+        <w:tc>
+          <w:tcPr>
+            <w:tcW w:w="496" w:type="dxa"/>
+            <w:shd w:val="clear" w:color="auto" w:fill="E9B5DE"/>
+          </w:tcPr>
+          <w:p>
+            <w:pPr>
+              <w:jc w:val="center"/>
+              <w:rPr>
+                <w:lang w:val="en-US"/>
+              </w:rPr>
+            </w:pPr>
+            <w:r>
+              <w:rPr>
+                <w:lang w:val="en-US"/>
+              </w:rPr>
+              <w:t>0</w:t>
+            </w:r>
+          </w:p>
+        </w:tc>
+        <w:tc>
+          <w:tcPr>
+            <w:tcW w:w="496" w:type="dxa"/>
+            <w:shd w:val="clear" w:color="auto" w:fill="E9B5DE"/>
+          </w:tcPr>
+          <w:p>
+            <w:pPr>
+              <w:jc w:val="center"/>
+              <w:rPr>
+                <w:lang w:val="en-US"/>
+              </w:rPr>
+            </w:pPr>
+            <w:r>
+              <w:rPr>
+                <w:lang w:val="en-US"/>
+              </w:rPr>
+              <w:t>0</w:t>
+            </w:r>
+          </w:p>
+        </w:tc>
+        <w:tc>
+          <w:tcPr>
+            <w:tcW w:w="496" w:type="dxa"/>
+            <w:shd w:val="clear" w:color="auto" w:fill="E9B5DE"/>
+          </w:tcPr>
+          <w:p>
+            <w:pPr>
+              <w:jc w:val="center"/>
+              <w:rPr>
+                <w:lang w:val="en-US"/>
+              </w:rPr>
+            </w:pPr>
+            <w:r>
+              <w:rPr>
+                <w:lang w:val="en-US"/>
+              </w:rPr>
+              <w:t>0</w:t>
+            </w:r>
+          </w:p>
+        </w:tc>
+        <w:tc>
+          <w:tcPr>
+            <w:tcW w:w="496" w:type="dxa"/>
+            <w:shd w:val="clear" w:color="auto" w:fill="E9B5DE"/>
+          </w:tcPr>
+          <w:p>
+            <w:pPr>
+              <w:jc w:val="center"/>
+            </w:pPr>
+            <w:r>
+              <w:rPr>
+                <w:lang w:val="en-US"/>
+              </w:rPr>
+              <w:t>0</w:t>
+            </w:r>
+          </w:p>
+        </w:tc>
+        <w:tc>
+          <w:tcPr>
+            <w:tcW w:w="496" w:type="dxa"/>
+            <w:shd w:val="clear" w:color="auto" w:fill="E9B5DE"/>
+          </w:tcPr>
+          <w:p>
+            <w:pPr>
+              <w:jc w:val="center"/>
+            </w:pPr>
+            <w:r>
+              <w:rPr>
+                <w:lang w:val="en-US"/>
+              </w:rPr>
+              <w:t>0</w:t>
+            </w:r>
+          </w:p>
+        </w:tc>
+        <w:tc>
+          <w:tcPr>
+            <w:tcW w:w="495" w:type="dxa"/>
+            <w:shd w:val="clear" w:color="auto" w:fill="E9B5DE"/>
+          </w:tcPr>
+          <w:p>
+            <w:pPr>
+              <w:jc w:val="center"/>
+            </w:pPr>
+            <w:r>
+              <w:rPr>
+                <w:lang w:val="en-US"/>
+              </w:rPr>
+              <w:t>0</w:t>
+            </w:r>
+          </w:p>
+        </w:tc>
+        <w:tc>
+          <w:tcPr>
+            <w:tcW w:w="496" w:type="dxa"/>
+            <w:shd w:val="clear" w:color="auto" w:fill="E9B5DE"/>
+          </w:tcPr>
+          <w:p>
+            <w:pPr>
+              <w:jc w:val="center"/>
+              <w:rPr>
+                <w:lang w:val="en-US"/>
+              </w:rPr>
+            </w:pPr>
+            <w:r>
+              <w:rPr>
+                <w:b/>
+                <w:lang w:val="en-US"/>
+              </w:rPr>
+              <w:t>1</w:t>
+            </w:r>
+          </w:p>
+        </w:tc>
+        <w:tc>
+          <w:tcPr>
+            <w:tcW w:w="496" w:type="dxa"/>
+            <w:shd w:val="clear" w:color="auto" w:fill="E9B5DE"/>
+          </w:tcPr>
+          <w:p>
+            <w:pPr>
+              <w:jc w:val="center"/>
+            </w:pPr>
+            <w:r>
+              <w:rPr>
+                <w:lang w:val="en-US"/>
+              </w:rPr>
+              <w:t>0</w:t>
+            </w:r>
+          </w:p>
+        </w:tc>
+        <w:tc>
+          <w:tcPr>
+            <w:tcW w:w="496" w:type="dxa"/>
+            <w:shd w:val="clear" w:color="auto" w:fill="E9B5DE"/>
+          </w:tcPr>
+          <w:p>
+            <w:pPr>
+              <w:jc w:val="center"/>
+            </w:pPr>
+            <w:r>
+              <w:rPr>
+                <w:lang w:val="en-US"/>
+              </w:rPr>
+              <w:t>0</w:t>
+            </w:r>
+          </w:p>
+        </w:tc>
+        <w:tc>
+          <w:tcPr>
+            <w:tcW w:w="496" w:type="dxa"/>
+            <w:shd w:val="clear" w:color="auto" w:fill="E9B5DE"/>
+          </w:tcPr>
+          <w:p>
+            <w:pPr>
+              <w:jc w:val="center"/>
+            </w:pPr>
+            <w:r>
+              <w:rPr>
+                <w:lang w:val="en-US"/>
+              </w:rPr>
+              <w:t>0</w:t>
+            </w:r>
+          </w:p>
+        </w:tc>
+        <w:tc>
+          <w:tcPr>
+            <w:tcW w:w="496" w:type="dxa"/>
+            <w:shd w:val="clear" w:color="auto" w:fill="E9B5DE"/>
+          </w:tcPr>
+          <w:p>
+            <w:pPr>
+              <w:jc w:val="center"/>
+            </w:pPr>
+            <w:r>
+              <w:rPr>
+                <w:lang w:val="en-US"/>
+              </w:rPr>
+              <w:t>0</w:t>
+            </w:r>
+          </w:p>
+        </w:tc>
+        <w:tc>
+          <w:tcPr>
+            <w:tcW w:w="496" w:type="dxa"/>
+            <w:shd w:val="clear" w:color="auto" w:fill="E9B5DE"/>
+          </w:tcPr>
+          <w:p>
+            <w:pPr>
+              <w:jc w:val="center"/>
+            </w:pPr>
+            <w:r>
+              <w:rPr>
+                <w:lang w:val="en-US"/>
+              </w:rPr>
+              <w:t>0</w:t>
+            </w:r>
+          </w:p>
+        </w:tc>
+      </w:tr>
+      <w:tr>
+        <w:trPr>
+          <w:trHeight w:val="537"/>
+        </w:trPr>
+        <w:tc>
+          <w:tcPr>
+            <w:tcW w:w="495" w:type="dxa"/>
+          </w:tcPr>
+          <w:p>
+            <w:pPr>
+              <w:jc w:val="center"/>
+              <w:rPr>
+                <w:lang w:val="en-US"/>
+              </w:rPr>
+            </w:pPr>
+            <w:r>
+              <w:rPr>
+                <w:lang w:val="en-US"/>
+              </w:rPr>
+              <w:t>1</w:t>
+            </w:r>
+          </w:p>
+        </w:tc>
+        <w:tc>
+          <w:tcPr>
+            <w:tcW w:w="496" w:type="dxa"/>
+          </w:tcPr>
+          <w:p>
+            <w:pPr>
+              <w:jc w:val="center"/>
+              <w:rPr>
+                <w:lang w:val="en-US"/>
+              </w:rPr>
+            </w:pPr>
+            <w:r>
+              <w:rPr>
+                <w:lang w:val="en-US"/>
+              </w:rPr>
+              <w:t>1</w:t>
+            </w:r>
+          </w:p>
+        </w:tc>
+        <w:tc>
+          <w:tcPr>
+            <w:tcW w:w="496" w:type="dxa"/>
+          </w:tcPr>
+          <w:p>
+            <w:pPr>
+              <w:jc w:val="center"/>
+              <w:rPr>
+                <w:lang w:val="en-US"/>
+              </w:rPr>
+            </w:pPr>
+            <w:r>
+              <w:rPr>
+                <w:lang w:val="en-US"/>
+              </w:rPr>
+              <w:t>1</w:t>
+            </w:r>
+          </w:p>
+        </w:tc>
+        <w:tc>
+          <w:tcPr>
+            <w:tcW w:w="496" w:type="dxa"/>
+          </w:tcPr>
+          <w:p>
+            <w:pPr>
+              <w:jc w:val="center"/>
+              <w:rPr>
+                <w:lang w:val="en-US"/>
+              </w:rPr>
+            </w:pPr>
+            <w:r>
+              <w:rPr>
+                <w:lang w:val="en-US"/>
+              </w:rPr>
+              <w:t>1</w:t>
+            </w:r>
+          </w:p>
+        </w:tc>
+        <w:tc>
+          <w:tcPr>
+            <w:tcW w:w="496" w:type="dxa"/>
+            <w:shd w:val="clear" w:color="auto" w:fill="E9B5DE"/>
+          </w:tcPr>
+          <w:p>
+            <w:pPr>
+              <w:jc w:val="center"/>
+              <w:rPr>
+                <w:lang w:val="en-US"/>
+              </w:rPr>
+            </w:pPr>
+            <w:r>
+              <w:rPr>
+                <w:lang w:val="en-US"/>
+              </w:rPr>
+              <w:t>0</w:t>
+            </w:r>
+          </w:p>
+        </w:tc>
+        <w:tc>
+          <w:tcPr>
+            <w:tcW w:w="496" w:type="dxa"/>
+            <w:shd w:val="clear" w:color="auto" w:fill="E9B5DE"/>
+          </w:tcPr>
+          <w:p>
+            <w:pPr>
+              <w:jc w:val="center"/>
+              <w:rPr>
+                <w:lang w:val="en-US"/>
+              </w:rPr>
+            </w:pPr>
+            <w:r>
+              <w:rPr>
+                <w:lang w:val="en-US"/>
+              </w:rPr>
+              <w:t>0</w:t>
+            </w:r>
+          </w:p>
+        </w:tc>
+        <w:tc>
+          <w:tcPr>
+            <w:tcW w:w="495" w:type="dxa"/>
+            <w:shd w:val="clear" w:color="auto" w:fill="E9B5DE"/>
+          </w:tcPr>
+          <w:p>
+            <w:pPr>
+              <w:jc w:val="center"/>
+              <w:rPr>
+                <w:lang w:val="en-US"/>
+              </w:rPr>
+            </w:pPr>
+            <w:r>
+              <w:rPr>
+                <w:lang w:val="en-US"/>
+              </w:rPr>
+              <w:t>0</w:t>
+            </w:r>
+          </w:p>
+        </w:tc>
+        <w:tc>
+          <w:tcPr>
+            <w:tcW w:w="496" w:type="dxa"/>
+            <w:shd w:val="clear" w:color="auto" w:fill="E9B5DE"/>
+          </w:tcPr>
+          <w:p>
+            <w:pPr>
+              <w:jc w:val="center"/>
+              <w:rPr>
+                <w:lang w:val="en-US"/>
+              </w:rPr>
+            </w:pPr>
+            <w:r>
+              <w:rPr>
+                <w:lang w:val="en-US"/>
+              </w:rPr>
+              <w:t>0</w:t>
+            </w:r>
+          </w:p>
+        </w:tc>
+        <w:tc>
+          <w:tcPr>
+            <w:tcW w:w="496" w:type="dxa"/>
+            <w:shd w:val="clear" w:color="auto" w:fill="E9B5DE"/>
+          </w:tcPr>
+          <w:p>
+            <w:pPr>
+              <w:jc w:val="center"/>
+              <w:rPr>
+                <w:lang w:val="en-US"/>
+              </w:rPr>
+            </w:pPr>
+            <w:r>
+              <w:rPr>
+                <w:lang w:val="en-US"/>
+              </w:rPr>
+              <w:t>0</w:t>
+            </w:r>
+          </w:p>
+        </w:tc>
+        <w:tc>
+          <w:tcPr>
+            <w:tcW w:w="496" w:type="dxa"/>
+            <w:shd w:val="clear" w:color="auto" w:fill="E9B5DE"/>
+          </w:tcPr>
+          <w:p>
+            <w:pPr>
+              <w:jc w:val="center"/>
+              <w:rPr>
+                <w:lang w:val="en-US"/>
+              </w:rPr>
+            </w:pPr>
+            <w:r>
+              <w:rPr>
+                <w:lang w:val="en-US"/>
+              </w:rPr>
+              <w:t>0</w:t>
+            </w:r>
+          </w:p>
+        </w:tc>
+        <w:tc>
+          <w:tcPr>
+            <w:tcW w:w="496" w:type="dxa"/>
+            <w:shd w:val="clear" w:color="auto" w:fill="E9B5DE"/>
+          </w:tcPr>
+          <w:p>
+            <w:pPr>
+              <w:jc w:val="center"/>
+              <w:rPr>
+                <w:lang w:val="en-US"/>
+              </w:rPr>
+            </w:pPr>
+            <w:r>
+              <w:rPr>
+                <w:lang w:val="en-US"/>
+              </w:rPr>
+              <w:t>0</w:t>
+            </w:r>
+          </w:p>
+        </w:tc>
+        <w:tc>
+          <w:tcPr>
+            <w:tcW w:w="496" w:type="dxa"/>
+            <w:shd w:val="clear" w:color="auto" w:fill="E9B5DE"/>
+          </w:tcPr>
+          <w:p>
+            <w:pPr>
+              <w:jc w:val="center"/>
+            </w:pPr>
+            <w:r>
+              <w:rPr>
+                <w:lang w:val="en-US"/>
+              </w:rPr>
+              <w:t>0</w:t>
+            </w:r>
+          </w:p>
+        </w:tc>
+        <w:tc>
+          <w:tcPr>
+            <w:tcW w:w="496" w:type="dxa"/>
+            <w:shd w:val="clear" w:color="auto" w:fill="E9B5DE"/>
+          </w:tcPr>
+          <w:p>
+            <w:pPr>
+              <w:jc w:val="center"/>
+            </w:pPr>
+            <w:r>
+              <w:rPr>
+                <w:lang w:val="en-US"/>
+              </w:rPr>
+              <w:t>0</w:t>
+            </w:r>
+          </w:p>
+        </w:tc>
+        <w:tc>
+          <w:tcPr>
+            <w:tcW w:w="495" w:type="dxa"/>
+            <w:shd w:val="clear" w:color="auto" w:fill="E9B5DE"/>
+          </w:tcPr>
+          <w:p>
+            <w:pPr>
+              <w:jc w:val="center"/>
+            </w:pPr>
+            <w:r>
+              <w:rPr>
+                <w:lang w:val="en-US"/>
+              </w:rPr>
+              <w:t>0</w:t>
+            </w:r>
+          </w:p>
+        </w:tc>
+        <w:tc>
+          <w:tcPr>
+            <w:tcW w:w="496" w:type="dxa"/>
+            <w:shd w:val="clear" w:color="auto" w:fill="E9B5DE"/>
+          </w:tcPr>
+          <w:p>
+            <w:pPr>
+              <w:jc w:val="center"/>
+            </w:pPr>
+            <w:r>
+              <w:rPr>
+                <w:lang w:val="en-US"/>
+              </w:rPr>
+              <w:t>0</w:t>
+            </w:r>
+          </w:p>
+        </w:tc>
+        <w:tc>
+          <w:tcPr>
+            <w:tcW w:w="496" w:type="dxa"/>
+            <w:shd w:val="clear" w:color="auto" w:fill="E9B5DE"/>
+          </w:tcPr>
+          <w:p>
+            <w:pPr>
+              <w:jc w:val="center"/>
+              <w:rPr>
+                <w:lang w:val="en-US"/>
+              </w:rPr>
+            </w:pPr>
+            <w:r>
+              <w:rPr>
+                <w:b/>
+                <w:lang w:val="en-US"/>
+              </w:rPr>
+              <w:t>1</w:t>
+            </w:r>
+          </w:p>
+        </w:tc>
+        <w:tc>
+          <w:tcPr>
+            <w:tcW w:w="496" w:type="dxa"/>
+            <w:shd w:val="clear" w:color="auto" w:fill="E9B5DE"/>
+          </w:tcPr>
+          <w:p>
+            <w:pPr>
+              <w:jc w:val="center"/>
+            </w:pPr>
+            <w:r>
+              <w:rPr>
+                <w:lang w:val="en-US"/>
+              </w:rPr>
+              <w:t>0</w:t>
+            </w:r>
+          </w:p>
+        </w:tc>
+        <w:tc>
+          <w:tcPr>
+            <w:tcW w:w="496" w:type="dxa"/>
+            <w:shd w:val="clear" w:color="auto" w:fill="E9B5DE"/>
+          </w:tcPr>
+          <w:p>
+            <w:pPr>
+              <w:jc w:val="center"/>
+            </w:pPr>
+            <w:r>
+              <w:rPr>
+                <w:lang w:val="en-US"/>
+              </w:rPr>
+              <w:t>0</w:t>
+            </w:r>
+          </w:p>
+        </w:tc>
+        <w:tc>
+          <w:tcPr>
+            <w:tcW w:w="496" w:type="dxa"/>
+            <w:shd w:val="clear" w:color="auto" w:fill="E9B5DE"/>
+          </w:tcPr>
+          <w:p>
+            <w:pPr>
+              <w:jc w:val="center"/>
+            </w:pPr>
+            <w:r>
+              <w:rPr>
+                <w:lang w:val="en-US"/>
+              </w:rPr>
+              <w:t>0</w:t>
+            </w:r>
+          </w:p>
+        </w:tc>
+        <w:tc>
+          <w:tcPr>
+            <w:tcW w:w="496" w:type="dxa"/>
+            <w:shd w:val="clear" w:color="auto" w:fill="E9B5DE"/>
+          </w:tcPr>
+          <w:p>
+            <w:pPr>
+              <w:jc w:val="center"/>
+            </w:pPr>
+            <w:r>
+              <w:rPr>
+                <w:lang w:val="en-US"/>
+              </w:rPr>
+              <w:t>0</w:t>
+            </w:r>
+          </w:p>
+        </w:tc>
+      </w:tr>
+      <w:tr>
+        <w:trPr>
+          <w:trHeight w:val="537"/>
+        </w:trPr>
+        <w:tc>
+          <w:tcPr>
+            <w:tcW w:w="495" w:type="dxa"/>
+          </w:tcPr>
+          <w:p>
+            <w:pPr>
+              <w:jc w:val="center"/>
+              <w:rPr>
+                <w:lang w:val="en-US"/>
+              </w:rPr>
+            </w:pPr>
+            <w:r>
+              <w:rPr>
+                <w:lang w:val="en-US"/>
+              </w:rPr>
+              <w:t>1</w:t>
+            </w:r>
+          </w:p>
+        </w:tc>
+        <w:tc>
+          <w:tcPr>
+            <w:tcW w:w="496" w:type="dxa"/>
+          </w:tcPr>
+          <w:p>
+            <w:pPr>
+              <w:jc w:val="center"/>
+              <w:rPr>
+                <w:lang w:val="en-US"/>
+              </w:rPr>
+            </w:pPr>
+            <w:r>
+              <w:rPr>
+                <w:lang w:val="en-US"/>
+              </w:rPr>
+              <w:t>0</w:t>
+            </w:r>
+          </w:p>
+        </w:tc>
+        <w:tc>
+          <w:tcPr>
+            <w:tcW w:w="496" w:type="dxa"/>
+          </w:tcPr>
+          <w:p>
+            <w:pPr>
+              <w:jc w:val="center"/>
+              <w:rPr>
+                <w:lang w:val="en-US"/>
+              </w:rPr>
+            </w:pPr>
+            <w:r>
+              <w:rPr>
+                <w:lang w:val="en-US"/>
+              </w:rPr>
+              <w:t>0</w:t>
+            </w:r>
+          </w:p>
+        </w:tc>
+        <w:tc>
+          <w:tcPr>
+            <w:tcW w:w="496" w:type="dxa"/>
+          </w:tcPr>
+          <w:p>
+            <w:pPr>
+              <w:jc w:val="center"/>
+              <w:rPr>
+                <w:lang w:val="en-US"/>
+              </w:rPr>
+            </w:pPr>
+            <w:r>
+              <w:rPr>
+                <w:lang w:val="en-US"/>
+              </w:rPr>
+              <w:t>0</w:t>
+            </w:r>
+          </w:p>
+        </w:tc>
+        <w:tc>
+          <w:tcPr>
+            <w:tcW w:w="496" w:type="dxa"/>
+            <w:shd w:val="clear" w:color="auto" w:fill="E9B5DE"/>
+          </w:tcPr>
+          <w:p>
+            <w:pPr>
+              <w:jc w:val="center"/>
+              <w:rPr>
+                <w:lang w:val="en-US"/>
+              </w:rPr>
+            </w:pPr>
+            <w:r>
+              <w:rPr>
+                <w:lang w:val="en-US"/>
+              </w:rPr>
+              <w:t>0</w:t>
+            </w:r>
+          </w:p>
+        </w:tc>
+        <w:tc>
+          <w:tcPr>
+            <w:tcW w:w="496" w:type="dxa"/>
+            <w:shd w:val="clear" w:color="auto" w:fill="E9B5DE"/>
+          </w:tcPr>
+          <w:p>
+            <w:pPr>
+              <w:jc w:val="center"/>
+              <w:rPr>
+                <w:lang w:val="en-US"/>
+              </w:rPr>
+            </w:pPr>
+            <w:r>
+              <w:rPr>
+                <w:lang w:val="en-US"/>
+              </w:rPr>
+              <w:t>0</w:t>
+            </w:r>
+          </w:p>
+        </w:tc>
+        <w:tc>
+          <w:tcPr>
+            <w:tcW w:w="495" w:type="dxa"/>
+            <w:shd w:val="clear" w:color="auto" w:fill="E9B5DE"/>
+          </w:tcPr>
+          <w:p>
+            <w:pPr>
+              <w:jc w:val="center"/>
+              <w:rPr>
+                <w:lang w:val="en-US"/>
+              </w:rPr>
+            </w:pPr>
+            <w:r>
+              <w:rPr>
+                <w:lang w:val="en-US"/>
+              </w:rPr>
+              <w:t>0</w:t>
+            </w:r>
+          </w:p>
+        </w:tc>
+        <w:tc>
+          <w:tcPr>
+            <w:tcW w:w="496" w:type="dxa"/>
+            <w:shd w:val="clear" w:color="auto" w:fill="E9B5DE"/>
+          </w:tcPr>
+          <w:p>
+            <w:pPr>
+              <w:jc w:val="center"/>
+              <w:rPr>
+                <w:lang w:val="en-US"/>
+              </w:rPr>
+            </w:pPr>
+            <w:r>
+              <w:rPr>
+                <w:lang w:val="en-US"/>
+              </w:rPr>
+              <w:t>0</w:t>
+            </w:r>
+          </w:p>
+        </w:tc>
+        <w:tc>
+          <w:tcPr>
+            <w:tcW w:w="496" w:type="dxa"/>
+            <w:shd w:val="clear" w:color="auto" w:fill="E9B5DE"/>
+          </w:tcPr>
+          <w:p>
+            <w:pPr>
+              <w:jc w:val="center"/>
+              <w:rPr>
+                <w:lang w:val="en-US"/>
+              </w:rPr>
+            </w:pPr>
+            <w:r>
+              <w:rPr>
+                <w:lang w:val="en-US"/>
+              </w:rPr>
+              <w:t>0</w:t>
+            </w:r>
+          </w:p>
+        </w:tc>
+        <w:tc>
+          <w:tcPr>
+            <w:tcW w:w="496" w:type="dxa"/>
+            <w:shd w:val="clear" w:color="auto" w:fill="E9B5DE"/>
+          </w:tcPr>
+          <w:p>
+            <w:pPr>
+              <w:jc w:val="center"/>
+              <w:rPr>
+                <w:lang w:val="en-US"/>
+              </w:rPr>
+            </w:pPr>
+            <w:r>
+              <w:rPr>
+                <w:lang w:val="en-US"/>
+              </w:rPr>
+              <w:t>0</w:t>
+            </w:r>
+          </w:p>
+        </w:tc>
+        <w:tc>
+          <w:tcPr>
+            <w:tcW w:w="496" w:type="dxa"/>
+            <w:shd w:val="clear" w:color="auto" w:fill="E9B5DE"/>
+          </w:tcPr>
+          <w:p>
+            <w:pPr>
+              <w:jc w:val="center"/>
+              <w:rPr>
+                <w:lang w:val="en-US"/>
+              </w:rPr>
+            </w:pPr>
+            <w:r>
+              <w:rPr>
+                <w:lang w:val="en-US"/>
+              </w:rPr>
+              <w:t>0</w:t>
+            </w:r>
+          </w:p>
+        </w:tc>
+        <w:tc>
+          <w:tcPr>
+            <w:tcW w:w="496" w:type="dxa"/>
+            <w:shd w:val="clear" w:color="auto" w:fill="E9B5DE"/>
+          </w:tcPr>
+          <w:p>
+            <w:pPr>
+              <w:jc w:val="center"/>
+            </w:pPr>
+            <w:r>
+              <w:rPr>
+                <w:lang w:val="en-US"/>
+              </w:rPr>
+              <w:t>0</w:t>
+            </w:r>
+          </w:p>
+        </w:tc>
+        <w:tc>
+          <w:tcPr>
+            <w:tcW w:w="496" w:type="dxa"/>
+            <w:shd w:val="clear" w:color="auto" w:fill="E9B5DE"/>
+          </w:tcPr>
+          <w:p>
+            <w:pPr>
+              <w:jc w:val="center"/>
+            </w:pPr>
+            <w:r>
+              <w:rPr>
+                <w:lang w:val="en-US"/>
+              </w:rPr>
+              <w:t>0</w:t>
+            </w:r>
+          </w:p>
+        </w:tc>
+        <w:tc>
+          <w:tcPr>
+            <w:tcW w:w="495" w:type="dxa"/>
+            <w:shd w:val="clear" w:color="auto" w:fill="E9B5DE"/>
+          </w:tcPr>
+          <w:p>
+            <w:pPr>
+              <w:jc w:val="center"/>
+            </w:pPr>
+            <w:r>
+              <w:rPr>
+                <w:lang w:val="en-US"/>
+              </w:rPr>
+              <w:t>0</w:t>
+            </w:r>
+          </w:p>
+        </w:tc>
+        <w:tc>
+          <w:tcPr>
+            <w:tcW w:w="496" w:type="dxa"/>
+            <w:shd w:val="clear" w:color="auto" w:fill="E9B5DE"/>
+          </w:tcPr>
+          <w:p>
+            <w:pPr>
+              <w:jc w:val="center"/>
+            </w:pPr>
+            <w:r>
+              <w:rPr>
+                <w:lang w:val="en-US"/>
+              </w:rPr>
+              <w:t>0</w:t>
+            </w:r>
+          </w:p>
+        </w:tc>
+        <w:tc>
+          <w:tcPr>
+            <w:tcW w:w="496" w:type="dxa"/>
+            <w:shd w:val="clear" w:color="auto" w:fill="E9B5DE"/>
+          </w:tcPr>
+          <w:p>
+            <w:pPr>
+              <w:jc w:val="center"/>
+            </w:pPr>
+            <w:r>
+              <w:rPr>
+                <w:lang w:val="en-US"/>
+              </w:rPr>
+              <w:t>0</w:t>
+            </w:r>
+          </w:p>
+        </w:tc>
+        <w:tc>
+          <w:tcPr>
+            <w:tcW w:w="496" w:type="dxa"/>
+            <w:shd w:val="clear" w:color="auto" w:fill="E9B5DE"/>
+          </w:tcPr>
+          <w:p>
+            <w:pPr>
+              <w:jc w:val="center"/>
+              <w:rPr>
+                <w:lang w:val="en-US"/>
+              </w:rPr>
+            </w:pPr>
+            <w:r>
+              <w:rPr>
+                <w:b/>
+                <w:lang w:val="en-US"/>
+              </w:rPr>
+              <w:t>1</w:t>
+            </w:r>
+          </w:p>
+        </w:tc>
+        <w:tc>
+          <w:tcPr>
+            <w:tcW w:w="496" w:type="dxa"/>
+            <w:shd w:val="clear" w:color="auto" w:fill="E9B5DE"/>
+          </w:tcPr>
+          <w:p>
+            <w:pPr>
+              <w:jc w:val="center"/>
+            </w:pPr>
+            <w:r>
+              <w:rPr>
+                <w:lang w:val="en-US"/>
+              </w:rPr>
+              <w:t>0</w:t>
+            </w:r>
+          </w:p>
+        </w:tc>
+        <w:tc>
+          <w:tcPr>
+            <w:tcW w:w="496" w:type="dxa"/>
+            <w:shd w:val="clear" w:color="auto" w:fill="E9B5DE"/>
+          </w:tcPr>
+          <w:p>
+            <w:pPr>
+              <w:jc w:val="center"/>
+            </w:pPr>
+            <w:r>
+              <w:rPr>
+                <w:lang w:val="en-US"/>
+              </w:rPr>
+              <w:t>0</w:t>
+            </w:r>
+          </w:p>
+        </w:tc>
+        <w:tc>
+          <w:tcPr>
+            <w:tcW w:w="496" w:type="dxa"/>
+            <w:shd w:val="clear" w:color="auto" w:fill="E9B5DE"/>
+          </w:tcPr>
+          <w:p>
+            <w:pPr>
+              <w:jc w:val="center"/>
+            </w:pPr>
+            <w:r>
+              <w:rPr>
+                <w:lang w:val="en-US"/>
+              </w:rPr>
+              <w:t>0</w:t>
+            </w:r>
+          </w:p>
+        </w:tc>
+      </w:tr>
+      <w:tr>
+        <w:trPr>
+          <w:trHeight w:val="537"/>
+        </w:trPr>
+        <w:tc>
+          <w:tcPr>
+            <w:tcW w:w="495" w:type="dxa"/>
+          </w:tcPr>
+          <w:p>
+            <w:pPr>
+              <w:jc w:val="center"/>
+              <w:rPr>
+                <w:lang w:val="en-US"/>
+              </w:rPr>
+            </w:pPr>
+            <w:r>
+              <w:rPr>
+                <w:lang w:val="en-US"/>
+              </w:rPr>
+              <w:t>1</w:t>
+            </w:r>
+          </w:p>
+        </w:tc>
+        <w:tc>
+          <w:tcPr>
+            <w:tcW w:w="496" w:type="dxa"/>
+          </w:tcPr>
+          <w:p>
+            <w:pPr>
+              <w:jc w:val="center"/>
+              <w:rPr>
+                <w:lang w:val="en-US"/>
+              </w:rPr>
+            </w:pPr>
+            <w:r>
+              <w:rPr>
+                <w:lang w:val="en-US"/>
+              </w:rPr>
+              <w:t>0</w:t>
+            </w:r>
+          </w:p>
+        </w:tc>
+        <w:tc>
+          <w:tcPr>
+            <w:tcW w:w="496" w:type="dxa"/>
+          </w:tcPr>
+          <w:p>
+            <w:pPr>
+              <w:jc w:val="center"/>
+              <w:rPr>
+                <w:lang w:val="en-US"/>
+              </w:rPr>
+            </w:pPr>
+            <w:r>
+              <w:rPr>
+                <w:lang w:val="en-US"/>
+              </w:rPr>
+              <w:t>0</w:t>
+            </w:r>
+          </w:p>
+        </w:tc>
+        <w:tc>
+          <w:tcPr>
+            <w:tcW w:w="496" w:type="dxa"/>
+          </w:tcPr>
+          <w:p>
+            <w:pPr>
+              <w:jc w:val="center"/>
+              <w:rPr>
+                <w:lang w:val="en-US"/>
+              </w:rPr>
+            </w:pPr>
+            <w:r>
+              <w:rPr>
+                <w:lang w:val="en-US"/>
+              </w:rPr>
+              <w:t>1</w:t>
+            </w:r>
+          </w:p>
+        </w:tc>
+        <w:tc>
+          <w:tcPr>
+            <w:tcW w:w="496" w:type="dxa"/>
+            <w:shd w:val="clear" w:color="auto" w:fill="E9B5DE"/>
+          </w:tcPr>
+          <w:p>
+            <w:pPr>
+              <w:jc w:val="center"/>
+              <w:rPr>
+                <w:lang w:val="en-US"/>
+              </w:rPr>
+            </w:pPr>
+            <w:r>
+              <w:rPr>
+                <w:lang w:val="en-US"/>
+              </w:rPr>
+              <w:t>0</w:t>
+            </w:r>
+          </w:p>
+        </w:tc>
+        <w:tc>
+          <w:tcPr>
+            <w:tcW w:w="496" w:type="dxa"/>
+            <w:shd w:val="clear" w:color="auto" w:fill="E9B5DE"/>
+          </w:tcPr>
+          <w:p>
+            <w:pPr>
+              <w:jc w:val="center"/>
+              <w:rPr>
+                <w:lang w:val="en-US"/>
+              </w:rPr>
+            </w:pPr>
+            <w:r>
+              <w:rPr>
+                <w:lang w:val="en-US"/>
+              </w:rPr>
+              <w:t>0</w:t>
+            </w:r>
+          </w:p>
+        </w:tc>
+        <w:tc>
+          <w:tcPr>
+            <w:tcW w:w="495" w:type="dxa"/>
+            <w:shd w:val="clear" w:color="auto" w:fill="E9B5DE"/>
+          </w:tcPr>
+          <w:p>
+            <w:pPr>
+              <w:jc w:val="center"/>
+              <w:rPr>
+                <w:lang w:val="en-US"/>
+              </w:rPr>
+            </w:pPr>
+            <w:r>
+              <w:rPr>
+                <w:lang w:val="en-US"/>
+              </w:rPr>
+              <w:t>0</w:t>
+            </w:r>
+          </w:p>
+        </w:tc>
+        <w:tc>
+          <w:tcPr>
+            <w:tcW w:w="496" w:type="dxa"/>
+            <w:shd w:val="clear" w:color="auto" w:fill="E9B5DE"/>
+          </w:tcPr>
+          <w:p>
+            <w:pPr>
+              <w:jc w:val="center"/>
+              <w:rPr>
+                <w:lang w:val="en-US"/>
+              </w:rPr>
+            </w:pPr>
+            <w:r>
+              <w:rPr>
+                <w:lang w:val="en-US"/>
+              </w:rPr>
+              <w:t>0</w:t>
+            </w:r>
+          </w:p>
+        </w:tc>
+        <w:tc>
+          <w:tcPr>
+            <w:tcW w:w="496" w:type="dxa"/>
+            <w:shd w:val="clear" w:color="auto" w:fill="E9B5DE"/>
+          </w:tcPr>
+          <w:p>
+            <w:pPr>
+              <w:jc w:val="center"/>
+              <w:rPr>
+                <w:lang w:val="en-US"/>
+              </w:rPr>
+            </w:pPr>
+            <w:r>
+              <w:rPr>
+                <w:lang w:val="en-US"/>
+              </w:rPr>
+              <w:t>0</w:t>
+            </w:r>
+          </w:p>
+        </w:tc>
+        <w:tc>
+          <w:tcPr>
+            <w:tcW w:w="496" w:type="dxa"/>
+            <w:shd w:val="clear" w:color="auto" w:fill="E9B5DE"/>
+          </w:tcPr>
+          <w:p>
+            <w:pPr>
+              <w:jc w:val="center"/>
+              <w:rPr>
+                <w:lang w:val="en-US"/>
+              </w:rPr>
+            </w:pPr>
+            <w:r>
+              <w:rPr>
+                <w:lang w:val="en-US"/>
+              </w:rPr>
+              <w:t>0</w:t>
+            </w:r>
+          </w:p>
+        </w:tc>
+        <w:tc>
+          <w:tcPr>
+            <w:tcW w:w="496" w:type="dxa"/>
+            <w:shd w:val="clear" w:color="auto" w:fill="E9B5DE"/>
+          </w:tcPr>
+          <w:p>
+            <w:pPr>
+              <w:jc w:val="center"/>
+              <w:rPr>
+                <w:lang w:val="en-US"/>
+              </w:rPr>
+            </w:pPr>
+            <w:r>
+              <w:rPr>
+                <w:lang w:val="en-US"/>
+              </w:rPr>
+              <w:t>0</w:t>
+            </w:r>
+          </w:p>
+        </w:tc>
+        <w:tc>
+          <w:tcPr>
+            <w:tcW w:w="496" w:type="dxa"/>
+            <w:shd w:val="clear" w:color="auto" w:fill="E9B5DE"/>
+          </w:tcPr>
+          <w:p>
+            <w:pPr>
+              <w:jc w:val="center"/>
+            </w:pPr>
+            <w:r>
+              <w:rPr>
+                <w:lang w:val="en-US"/>
+              </w:rPr>
+              <w:t>0</w:t>
+            </w:r>
+          </w:p>
+        </w:tc>
+        <w:tc>
+          <w:tcPr>
+            <w:tcW w:w="496" w:type="dxa"/>
+            <w:shd w:val="clear" w:color="auto" w:fill="E9B5DE"/>
+          </w:tcPr>
+          <w:p>
+            <w:pPr>
+              <w:jc w:val="center"/>
+            </w:pPr>
+            <w:r>
+              <w:rPr>
+                <w:lang w:val="en-US"/>
+              </w:rPr>
+              <w:t>0</w:t>
+            </w:r>
+          </w:p>
+        </w:tc>
+        <w:tc>
+          <w:tcPr>
+            <w:tcW w:w="495" w:type="dxa"/>
+            <w:shd w:val="clear" w:color="auto" w:fill="E9B5DE"/>
+          </w:tcPr>
+          <w:p>
+            <w:pPr>
+              <w:jc w:val="center"/>
+            </w:pPr>
+            <w:r>
+              <w:rPr>
+                <w:lang w:val="en-US"/>
+              </w:rPr>
+              <w:t>0</w:t>
+            </w:r>
+          </w:p>
+        </w:tc>
+        <w:tc>
+          <w:tcPr>
+            <w:tcW w:w="496" w:type="dxa"/>
+            <w:shd w:val="clear" w:color="auto" w:fill="E9B5DE"/>
+          </w:tcPr>
+          <w:p>
+            <w:pPr>
+              <w:jc w:val="center"/>
+            </w:pPr>
+            <w:r>
+              <w:rPr>
+                <w:lang w:val="en-US"/>
+              </w:rPr>
+              <w:t>0</w:t>
+            </w:r>
+          </w:p>
+        </w:tc>
+        <w:tc>
+          <w:tcPr>
+            <w:tcW w:w="496" w:type="dxa"/>
+            <w:shd w:val="clear" w:color="auto" w:fill="E9B5DE"/>
+          </w:tcPr>
+          <w:p>
+            <w:pPr>
+              <w:jc w:val="center"/>
+            </w:pPr>
+            <w:r>
+              <w:rPr>
+                <w:lang w:val="en-US"/>
+              </w:rPr>
+              <w:t>0</w:t>
+            </w:r>
+          </w:p>
+        </w:tc>
+        <w:tc>
+          <w:tcPr>
+            <w:tcW w:w="496" w:type="dxa"/>
+            <w:shd w:val="clear" w:color="auto" w:fill="E9B5DE"/>
+          </w:tcPr>
+          <w:p>
+            <w:pPr>
+              <w:jc w:val="center"/>
+            </w:pPr>
+            <w:r>
+              <w:rPr>
+                <w:lang w:val="en-US"/>
+              </w:rPr>
+              <w:t>0</w:t>
+            </w:r>
+          </w:p>
+        </w:tc>
+        <w:tc>
+          <w:tcPr>
+            <w:tcW w:w="496" w:type="dxa"/>
+            <w:shd w:val="clear" w:color="auto" w:fill="E9B5DE"/>
+          </w:tcPr>
+          <w:p>
+            <w:pPr>
+              <w:jc w:val="center"/>
+              <w:rPr>
+                <w:lang w:val="en-US"/>
+              </w:rPr>
+            </w:pPr>
+            <w:r>
+              <w:rPr>
+                <w:b/>
+                <w:lang w:val="en-US"/>
+              </w:rPr>
+              <w:t>1</w:t>
+            </w:r>
+          </w:p>
+        </w:tc>
+        <w:tc>
+          <w:tcPr>
+            <w:tcW w:w="496" w:type="dxa"/>
+            <w:shd w:val="clear" w:color="auto" w:fill="E9B5DE"/>
+          </w:tcPr>
+          <w:p>
+            <w:pPr>
+              <w:jc w:val="center"/>
+            </w:pPr>
+            <w:r>
+              <w:rPr>
+                <w:lang w:val="en-US"/>
+              </w:rPr>
+              <w:t>0</w:t>
+            </w:r>
+          </w:p>
+        </w:tc>
+        <w:tc>
+          <w:tcPr>
+            <w:tcW w:w="496" w:type="dxa"/>
+            <w:shd w:val="clear" w:color="auto" w:fill="E9B5DE"/>
+          </w:tcPr>
+          <w:p>
+            <w:pPr>
+              <w:jc w:val="center"/>
+            </w:pPr>
+            <w:r>
+              <w:rPr>
+                <w:lang w:val="en-US"/>
+              </w:rPr>
+              <w:t>0</w:t>
+            </w:r>
+          </w:p>
+        </w:tc>
+      </w:tr>
+      <w:tr>
+        <w:trPr>
+          <w:trHeight w:val="537"/>
+        </w:trPr>
+        <w:tc>
+          <w:tcPr>
+            <w:tcW w:w="495" w:type="dxa"/>
+          </w:tcPr>
+          <w:p>
+            <w:pPr>
+              <w:jc w:val="center"/>
+              <w:rPr>
+                <w:lang w:val="en-US"/>
+              </w:rPr>
+            </w:pPr>
+            <w:r>
+              <w:rPr>
+                <w:lang w:val="en-US"/>
+              </w:rPr>
+              <w:t>1</w:t>
+            </w:r>
+          </w:p>
+        </w:tc>
+        <w:tc>
+          <w:tcPr>
+            <w:tcW w:w="496" w:type="dxa"/>
+          </w:tcPr>
+          <w:p>
+            <w:pPr>
+              <w:jc w:val="center"/>
+              <w:rPr>
+                <w:lang w:val="en-US"/>
+              </w:rPr>
+            </w:pPr>
+            <w:r>
+              <w:rPr>
+                <w:lang w:val="en-US"/>
+              </w:rPr>
+              <w:t>0</w:t>
+            </w:r>
+          </w:p>
+        </w:tc>
+        <w:tc>
+          <w:tcPr>
+            <w:tcW w:w="496" w:type="dxa"/>
+          </w:tcPr>
+          <w:p>
+            <w:pPr>
+              <w:jc w:val="center"/>
+              <w:rPr>
+                <w:lang w:val="en-US"/>
+              </w:rPr>
+            </w:pPr>
+            <w:r>
+              <w:rPr>
+                <w:lang w:val="en-US"/>
+              </w:rPr>
+              <w:t>1</w:t>
+            </w:r>
+          </w:p>
+        </w:tc>
+        <w:tc>
+          <w:tcPr>
+            <w:tcW w:w="496" w:type="dxa"/>
+          </w:tcPr>
+          <w:p>
+            <w:pPr>
+              <w:jc w:val="center"/>
+              <w:rPr>
+                <w:lang w:val="en-US"/>
+              </w:rPr>
+            </w:pPr>
+            <w:r>
+              <w:rPr>
+                <w:lang w:val="en-US"/>
+              </w:rPr>
+              <w:t>0</w:t>
+            </w:r>
+          </w:p>
+        </w:tc>
+        <w:tc>
+          <w:tcPr>
+            <w:tcW w:w="496" w:type="dxa"/>
+            <w:shd w:val="clear" w:color="auto" w:fill="E9B5DE"/>
+          </w:tcPr>
+          <w:p>
+            <w:pPr>
+              <w:jc w:val="center"/>
+              <w:rPr>
+                <w:lang w:val="en-US"/>
+              </w:rPr>
+            </w:pPr>
+            <w:r>
+              <w:rPr>
+                <w:lang w:val="en-US"/>
+              </w:rPr>
+              <w:t>0</w:t>
+            </w:r>
+          </w:p>
+        </w:tc>
+        <w:tc>
+          <w:tcPr>
+            <w:tcW w:w="496" w:type="dxa"/>
+            <w:shd w:val="clear" w:color="auto" w:fill="E9B5DE"/>
+          </w:tcPr>
+          <w:p>
+            <w:pPr>
+              <w:jc w:val="center"/>
+              <w:rPr>
+                <w:lang w:val="en-US"/>
+              </w:rPr>
+            </w:pPr>
+            <w:r>
+              <w:rPr>
+                <w:lang w:val="en-US"/>
+              </w:rPr>
+              <w:t>0</w:t>
+            </w:r>
+          </w:p>
+        </w:tc>
+        <w:tc>
+          <w:tcPr>
+            <w:tcW w:w="495" w:type="dxa"/>
+            <w:shd w:val="clear" w:color="auto" w:fill="E9B5DE"/>
+          </w:tcPr>
+          <w:p>
+            <w:pPr>
+              <w:jc w:val="center"/>
+              <w:rPr>
+                <w:lang w:val="en-US"/>
+              </w:rPr>
+            </w:pPr>
+            <w:r>
+              <w:rPr>
+                <w:lang w:val="en-US"/>
+              </w:rPr>
+              <w:t>0</w:t>
+            </w:r>
+          </w:p>
+        </w:tc>
+        <w:tc>
+          <w:tcPr>
+            <w:tcW w:w="496" w:type="dxa"/>
+            <w:shd w:val="clear" w:color="auto" w:fill="E9B5DE"/>
+          </w:tcPr>
+          <w:p>
+            <w:pPr>
+              <w:jc w:val="center"/>
+              <w:rPr>
+                <w:lang w:val="en-US"/>
+              </w:rPr>
+            </w:pPr>
+            <w:r>
+              <w:rPr>
+                <w:lang w:val="en-US"/>
+              </w:rPr>
+              <w:t>0</w:t>
+            </w:r>
+          </w:p>
+        </w:tc>
+        <w:tc>
+          <w:tcPr>
+            <w:tcW w:w="496" w:type="dxa"/>
+            <w:shd w:val="clear" w:color="auto" w:fill="E9B5DE"/>
+          </w:tcPr>
+          <w:p>
+            <w:pPr>
+              <w:jc w:val="center"/>
+              <w:rPr>
+                <w:lang w:val="en-US"/>
+              </w:rPr>
+            </w:pPr>
+            <w:r>
+              <w:rPr>
+                <w:lang w:val="en-US"/>
+              </w:rPr>
+              <w:t>0</w:t>
+            </w:r>
+          </w:p>
+        </w:tc>
+        <w:tc>
+          <w:tcPr>
+            <w:tcW w:w="496" w:type="dxa"/>
+            <w:shd w:val="clear" w:color="auto" w:fill="E9B5DE"/>
+          </w:tcPr>
+          <w:p>
+            <w:pPr>
+              <w:jc w:val="center"/>
+              <w:rPr>
+                <w:lang w:val="en-US"/>
+              </w:rPr>
+            </w:pPr>
+            <w:r>
+              <w:rPr>
+                <w:lang w:val="en-US"/>
+              </w:rPr>
+              <w:t>0</w:t>
+            </w:r>
+          </w:p>
+        </w:tc>
+        <w:tc>
+          <w:tcPr>
+            <w:tcW w:w="496" w:type="dxa"/>
+            <w:shd w:val="clear" w:color="auto" w:fill="E9B5DE"/>
+          </w:tcPr>
+          <w:p>
+            <w:pPr>
+              <w:jc w:val="center"/>
+              <w:rPr>
+                <w:lang w:val="en-US"/>
+              </w:rPr>
+            </w:pPr>
+            <w:r>
+              <w:rPr>
+                <w:lang w:val="en-US"/>
+              </w:rPr>
+              <w:t>0</w:t>
+            </w:r>
+          </w:p>
+        </w:tc>
+        <w:tc>
+          <w:tcPr>
+            <w:tcW w:w="496" w:type="dxa"/>
+            <w:shd w:val="clear" w:color="auto" w:fill="E9B5DE"/>
+          </w:tcPr>
+          <w:p>
+            <w:pPr>
+              <w:jc w:val="center"/>
+            </w:pPr>
+            <w:r>
+              <w:rPr>
+                <w:lang w:val="en-US"/>
+              </w:rPr>
+              <w:t>0</w:t>
+            </w:r>
+          </w:p>
+        </w:tc>
+        <w:tc>
+          <w:tcPr>
+            <w:tcW w:w="496" w:type="dxa"/>
+            <w:shd w:val="clear" w:color="auto" w:fill="E9B5DE"/>
+          </w:tcPr>
+          <w:p>
+            <w:pPr>
+              <w:jc w:val="center"/>
+            </w:pPr>
+            <w:r>
+              <w:rPr>
+                <w:lang w:val="en-US"/>
+              </w:rPr>
+              <w:t>0</w:t>
+            </w:r>
+          </w:p>
+        </w:tc>
+        <w:tc>
+          <w:tcPr>
+            <w:tcW w:w="495" w:type="dxa"/>
+            <w:shd w:val="clear" w:color="auto" w:fill="E9B5DE"/>
+          </w:tcPr>
+          <w:p>
+            <w:pPr>
+              <w:jc w:val="center"/>
+            </w:pPr>
+            <w:r>
+              <w:rPr>
+                <w:lang w:val="en-US"/>
+              </w:rPr>
+              <w:t>0</w:t>
+            </w:r>
+          </w:p>
+        </w:tc>
+        <w:tc>
+          <w:tcPr>
+            <w:tcW w:w="496" w:type="dxa"/>
+            <w:shd w:val="clear" w:color="auto" w:fill="E9B5DE"/>
+          </w:tcPr>
+          <w:p>
+            <w:pPr>
+              <w:jc w:val="center"/>
+            </w:pPr>
+            <w:r>
+              <w:rPr>
+                <w:lang w:val="en-US"/>
+              </w:rPr>
+              <w:t>0</w:t>
+            </w:r>
+          </w:p>
+        </w:tc>
+        <w:tc>
+          <w:tcPr>
+            <w:tcW w:w="496" w:type="dxa"/>
+            <w:shd w:val="clear" w:color="auto" w:fill="E9B5DE"/>
+          </w:tcPr>
+          <w:p>
+            <w:pPr>
+              <w:jc w:val="center"/>
+            </w:pPr>
+            <w:r>
+              <w:rPr>
+                <w:lang w:val="en-US"/>
+              </w:rPr>
+              <w:t>0</w:t>
+            </w:r>
+          </w:p>
+        </w:tc>
+        <w:tc>
+          <w:tcPr>
+            <w:tcW w:w="496" w:type="dxa"/>
+            <w:shd w:val="clear" w:color="auto" w:fill="E9B5DE"/>
+          </w:tcPr>
+          <w:p>
+            <w:pPr>
+              <w:jc w:val="center"/>
+            </w:pPr>
+            <w:r>
+              <w:rPr>
+                <w:lang w:val="en-US"/>
+              </w:rPr>
+              <w:t>0</w:t>
+            </w:r>
+          </w:p>
+        </w:tc>
+        <w:tc>
+          <w:tcPr>
+            <w:tcW w:w="496" w:type="dxa"/>
+            <w:shd w:val="clear" w:color="auto" w:fill="E9B5DE"/>
+          </w:tcPr>
+          <w:p>
+            <w:pPr>
+              <w:jc w:val="center"/>
+            </w:pPr>
+            <w:r>
+              <w:rPr>
+                <w:lang w:val="en-US"/>
+              </w:rPr>
+              <w:t>0</w:t>
+            </w:r>
+          </w:p>
+        </w:tc>
+        <w:tc>
+          <w:tcPr>
+            <w:tcW w:w="496" w:type="dxa"/>
+            <w:shd w:val="clear" w:color="auto" w:fill="E9B5DE"/>
+          </w:tcPr>
+          <w:p>
+            <w:pPr>
+              <w:jc w:val="center"/>
+              <w:rPr>
+                <w:lang w:val="en-US"/>
+              </w:rPr>
+            </w:pPr>
+            <w:r>
+              <w:rPr>
+                <w:b/>
+                <w:lang w:val="en-US"/>
+              </w:rPr>
+              <w:t>1</w:t>
+            </w:r>
+          </w:p>
+        </w:tc>
+        <w:tc>
+          <w:tcPr>
+            <w:tcW w:w="496" w:type="dxa"/>
+            <w:shd w:val="clear" w:color="auto" w:fill="E9B5DE"/>
+          </w:tcPr>
+          <w:p>
+            <w:pPr>
+              <w:jc w:val="center"/>
+              <w:rPr>
+                <w:lang w:val="en-US"/>
+              </w:rPr>
+            </w:pPr>
+            <w:r>
+              <w:rPr>
+                <w:lang w:val="en-US"/>
+              </w:rPr>
+              <w:t>0</w:t>
+            </w:r>
+          </w:p>
+        </w:tc>
+      </w:tr>
+      <w:tr>
+        <w:trPr>
+          <w:trHeight w:val="537"/>
+        </w:trPr>
+        <w:tc>
+          <w:tcPr>
+            <w:tcW w:w="495" w:type="dxa"/>
+          </w:tcPr>
+          <w:p>
+            <w:pPr>
+              <w:jc w:val="center"/>
+              <w:rPr>
+                <w:lang w:val="en-US"/>
+              </w:rPr>
+            </w:pPr>
+            <w:r>
+              <w:rPr>
+                <w:lang w:val="en-US"/>
+              </w:rPr>
+              <w:t>1</w:t>
+            </w:r>
+          </w:p>
+        </w:tc>
+        <w:tc>
+          <w:tcPr>
+            <w:tcW w:w="496" w:type="dxa"/>
+          </w:tcPr>
+          <w:p>
+            <w:pPr>
+              <w:jc w:val="center"/>
+              <w:rPr>
+                <w:lang w:val="en-US"/>
+              </w:rPr>
+            </w:pPr>
+            <w:r>
+              <w:rPr>
+                <w:lang w:val="en-US"/>
+              </w:rPr>
+              <w:t>0</w:t>
+            </w:r>
+          </w:p>
+        </w:tc>
+        <w:tc>
+          <w:tcPr>
+            <w:tcW w:w="496" w:type="dxa"/>
+          </w:tcPr>
+          <w:p>
+            <w:pPr>
+              <w:jc w:val="center"/>
+              <w:rPr>
+                <w:lang w:val="en-US"/>
+              </w:rPr>
+            </w:pPr>
+            <w:r>
+              <w:rPr>
+                <w:lang w:val="en-US"/>
+              </w:rPr>
+              <w:t>1</w:t>
+            </w:r>
+          </w:p>
+        </w:tc>
+        <w:tc>
+          <w:tcPr>
+            <w:tcW w:w="496" w:type="dxa"/>
+          </w:tcPr>
+          <w:p>
+            <w:pPr>
+              <w:jc w:val="center"/>
+              <w:rPr>
+                <w:lang w:val="en-US"/>
+              </w:rPr>
+            </w:pPr>
+            <w:r>
+              <w:rPr>
+                <w:lang w:val="en-US"/>
+              </w:rPr>
+              <w:t>1</w:t>
+            </w:r>
+          </w:p>
+        </w:tc>
+        <w:tc>
+          <w:tcPr>
+            <w:tcW w:w="496" w:type="dxa"/>
+            <w:shd w:val="clear" w:color="auto" w:fill="E9B5DE"/>
+          </w:tcPr>
+          <w:p>
+            <w:pPr>
+              <w:jc w:val="center"/>
+              <w:rPr>
+                <w:lang w:val="en-US"/>
+              </w:rPr>
+            </w:pPr>
+            <w:r>
+              <w:rPr>
+                <w:lang w:val="en-US"/>
+              </w:rPr>
+              <w:t>0</w:t>
+            </w:r>
+          </w:p>
+        </w:tc>
+        <w:tc>
+          <w:tcPr>
+            <w:tcW w:w="496" w:type="dxa"/>
+            <w:shd w:val="clear" w:color="auto" w:fill="E9B5DE"/>
+          </w:tcPr>
+          <w:p>
+            <w:pPr>
+              <w:jc w:val="center"/>
+              <w:rPr>
+                <w:lang w:val="en-US"/>
+              </w:rPr>
+            </w:pPr>
+            <w:r>
+              <w:rPr>
+                <w:lang w:val="en-US"/>
+              </w:rPr>
+              <w:t>0</w:t>
+            </w:r>
+          </w:p>
+        </w:tc>
+        <w:tc>
+          <w:tcPr>
+            <w:tcW w:w="495" w:type="dxa"/>
+            <w:shd w:val="clear" w:color="auto" w:fill="E9B5DE"/>
+          </w:tcPr>
+          <w:p>
+            <w:pPr>
+              <w:jc w:val="center"/>
+              <w:rPr>
+                <w:lang w:val="en-US"/>
+              </w:rPr>
+            </w:pPr>
+            <w:r>
+              <w:rPr>
+                <w:lang w:val="en-US"/>
+              </w:rPr>
+              <w:t>0</w:t>
+            </w:r>
+          </w:p>
+        </w:tc>
+        <w:tc>
+          <w:tcPr>
+            <w:tcW w:w="496" w:type="dxa"/>
+            <w:shd w:val="clear" w:color="auto" w:fill="E9B5DE"/>
+          </w:tcPr>
+          <w:p>
+            <w:pPr>
+              <w:jc w:val="center"/>
+              <w:rPr>
+                <w:lang w:val="en-US"/>
+              </w:rPr>
+            </w:pPr>
+            <w:r>
+              <w:rPr>
+                <w:lang w:val="en-US"/>
+              </w:rPr>
+              <w:t>0</w:t>
+            </w:r>
+          </w:p>
+        </w:tc>
+        <w:tc>
+          <w:tcPr>
+            <w:tcW w:w="496" w:type="dxa"/>
+            <w:shd w:val="clear" w:color="auto" w:fill="E9B5DE"/>
+          </w:tcPr>
+          <w:p>
+            <w:pPr>
+              <w:jc w:val="center"/>
+              <w:rPr>
+                <w:lang w:val="en-US"/>
+              </w:rPr>
+            </w:pPr>
+            <w:r>
+              <w:rPr>
+                <w:lang w:val="en-US"/>
+              </w:rPr>
+              <w:t>0</w:t>
+            </w:r>
+          </w:p>
+        </w:tc>
+        <w:tc>
+          <w:tcPr>
+            <w:tcW w:w="496" w:type="dxa"/>
+            <w:shd w:val="clear" w:color="auto" w:fill="E9B5DE"/>
+          </w:tcPr>
+          <w:p>
+            <w:pPr>
+              <w:jc w:val="center"/>
+              <w:rPr>
+                <w:lang w:val="en-US"/>
+              </w:rPr>
+            </w:pPr>
+            <w:r>
+              <w:rPr>
+                <w:lang w:val="en-US"/>
+              </w:rPr>
+              <w:t>0</w:t>
+            </w:r>
+          </w:p>
+        </w:tc>
+        <w:tc>
+          <w:tcPr>
+            <w:tcW w:w="496" w:type="dxa"/>
+            <w:shd w:val="clear" w:color="auto" w:fill="E9B5DE"/>
+          </w:tcPr>
+          <w:p>
+            <w:pPr>
+              <w:jc w:val="center"/>
+              <w:rPr>
+                <w:lang w:val="en-US"/>
+              </w:rPr>
+            </w:pPr>
+            <w:r>
+              <w:rPr>
+                <w:lang w:val="en-US"/>
+              </w:rPr>
+              <w:t>0</w:t>
+            </w:r>
+          </w:p>
+        </w:tc>
+        <w:tc>
+          <w:tcPr>
+            <w:tcW w:w="496" w:type="dxa"/>
+            <w:shd w:val="clear" w:color="auto" w:fill="E9B5DE"/>
+          </w:tcPr>
+          <w:p>
+            <w:pPr>
+              <w:jc w:val="center"/>
+            </w:pPr>
+            <w:r>
+              <w:rPr>
+                <w:lang w:val="en-US"/>
+              </w:rPr>
+              <w:t>0</w:t>
+            </w:r>
+          </w:p>
+        </w:tc>
+        <w:tc>
+          <w:tcPr>
+            <w:tcW w:w="496" w:type="dxa"/>
+            <w:shd w:val="clear" w:color="auto" w:fill="E9B5DE"/>
+          </w:tcPr>
+          <w:p>
+            <w:pPr>
+              <w:jc w:val="center"/>
+            </w:pPr>
+            <w:r>
+              <w:rPr>
+                <w:lang w:val="en-US"/>
+              </w:rPr>
+              <w:t>0</w:t>
+            </w:r>
+          </w:p>
+        </w:tc>
+        <w:tc>
+          <w:tcPr>
+            <w:tcW w:w="495" w:type="dxa"/>
+            <w:shd w:val="clear" w:color="auto" w:fill="E9B5DE"/>
+          </w:tcPr>
+          <w:p>
+            <w:pPr>
+              <w:jc w:val="center"/>
+            </w:pPr>
+            <w:r>
+              <w:rPr>
+                <w:lang w:val="en-US"/>
+              </w:rPr>
+              <w:t>0</w:t>
+            </w:r>
+          </w:p>
+        </w:tc>
+        <w:tc>
+          <w:tcPr>
+            <w:tcW w:w="496" w:type="dxa"/>
+            <w:shd w:val="clear" w:color="auto" w:fill="E9B5DE"/>
+          </w:tcPr>
+          <w:p>
+            <w:pPr>
+              <w:jc w:val="center"/>
+            </w:pPr>
+            <w:r>
+              <w:rPr>
+                <w:lang w:val="en-US"/>
+              </w:rPr>
+              <w:t>0</w:t>
+            </w:r>
+          </w:p>
+        </w:tc>
+        <w:tc>
+          <w:tcPr>
+            <w:tcW w:w="496" w:type="dxa"/>
+            <w:shd w:val="clear" w:color="auto" w:fill="E9B5DE"/>
+          </w:tcPr>
+          <w:p>
+            <w:pPr>
+              <w:jc w:val="center"/>
+            </w:pPr>
+            <w:r>
+              <w:rPr>
+                <w:lang w:val="en-US"/>
+              </w:rPr>
+              <w:t>0</w:t>
+            </w:r>
+          </w:p>
+        </w:tc>
+        <w:tc>
+          <w:tcPr>
+            <w:tcW w:w="496" w:type="dxa"/>
+            <w:shd w:val="clear" w:color="auto" w:fill="E9B5DE"/>
+          </w:tcPr>
+          <w:p>
+            <w:pPr>
+              <w:jc w:val="center"/>
+            </w:pPr>
+            <w:r>
+              <w:rPr>
+                <w:lang w:val="en-US"/>
+              </w:rPr>
+              <w:t>0</w:t>
+            </w:r>
+          </w:p>
+        </w:tc>
+        <w:tc>
+          <w:tcPr>
+            <w:tcW w:w="496" w:type="dxa"/>
+            <w:shd w:val="clear" w:color="auto" w:fill="E9B5DE"/>
+          </w:tcPr>
+          <w:p>
+            <w:pPr>
+              <w:jc w:val="center"/>
+            </w:pPr>
+            <w:r>
+              <w:rPr>
+                <w:lang w:val="en-US"/>
+              </w:rPr>
+              <w:t>0</w:t>
+            </w:r>
+          </w:p>
+        </w:tc>
+        <w:tc>
+          <w:tcPr>
+            <w:tcW w:w="496" w:type="dxa"/>
+            <w:shd w:val="clear" w:color="auto" w:fill="E9B5DE"/>
+          </w:tcPr>
+          <w:p>
+            <w:pPr>
+              <w:jc w:val="center"/>
+              <w:rPr>
+                <w:lang w:val="en-US"/>
+              </w:rPr>
+            </w:pPr>
+            <w:r>
+              <w:rPr>
+                <w:lang w:val="en-US"/>
+              </w:rPr>
+              <w:t>0</w:t>
+            </w:r>
+          </w:p>
+        </w:tc>
+        <w:tc>
+          <w:tcPr>
+            <w:tcW w:w="496" w:type="dxa"/>
+            <w:shd w:val="clear" w:color="auto" w:fill="E9B5DE"/>
+          </w:tcPr>
+          <w:p>
+            <w:pPr>
+              <w:jc w:val="center"/>
+              <w:rPr>
+                <w:lang w:val="en-US"/>
+              </w:rPr>
+            </w:pPr>
+            <w:r>
+              <w:rPr>
+                <w:b/>
+                <w:lang w:val="en-US"/>
+              </w:rPr>
+              <w:t>1</w:t>
+            </w:r>
+          </w:p>
+        </w:tc>
+      </w:tr>
+    </w:tbl>
     <w:p>
       <w:pPr>
         <w:ind w:left="360"/>
@@ -776,9 +7267,153 @@
         </w:rPr>
       </w:pPr>
     </w:p>
+    <w:p>
+      <w:pPr>
+        <w:ind w:left="360"/>
+      </w:pPr>
+      <w:r>
+        <w:t xml:space="preserve">Использование дешифратора в режиме </w:t>
+      </w:r>
+      <w:proofErr w:type="spellStart"/>
+      <w:r>
+        <w:t>демультиплексора</w:t>
+      </w:r>
+      <w:proofErr w:type="spellEnd"/>
+      <w:r>
+        <w:t>.</w:t>
+      </w:r>
+      <w:bookmarkStart w:id="0" w:name="_GoBack"/>
+      <w:bookmarkEnd w:id="0"/>
+    </w:p>
+    <w:p>
+      <w:pPr>
+        <w:ind w:left="360"/>
+      </w:pPr>
+      <w:r>
+        <w:t xml:space="preserve">Пример параллельного </w:t>
+      </w:r>
+      <w:proofErr w:type="gramStart"/>
+      <w:r>
+        <w:t>кода::::</w:t>
+      </w:r>
+      <w:proofErr w:type="gramEnd"/>
+      <w:r>
+        <w:t>!!!</w:t>
+      </w:r>
+    </w:p>
+    <w:p>
+      <w:pPr>
+        <w:ind w:left="360"/>
+      </w:pPr>
+      <w:r>
+        <w:t>0-1-й провод</w:t>
+      </w:r>
+    </w:p>
+    <w:p>
+      <w:pPr>
+        <w:ind w:left="360"/>
+      </w:pPr>
+      <w:r>
+        <w:lastRenderedPageBreak/>
+        <w:t>1-2-й провод</w:t>
+      </w:r>
+    </w:p>
+    <w:p>
+      <w:pPr>
+        <w:ind w:left="360"/>
+      </w:pPr>
+      <w:r>
+        <w:t>1-3-й провод</w:t>
+      </w:r>
+    </w:p>
+    <w:p>
+      <w:pPr>
+        <w:ind w:left="360"/>
+      </w:pPr>
+      <w:r>
+        <w:t>1…</w:t>
+      </w:r>
+    </w:p>
+    <w:p>
+      <w:pPr>
+        <w:ind w:left="360"/>
+      </w:pPr>
+      <w:r>
+        <w:t>0</w:t>
+      </w:r>
+    </w:p>
+    <w:p>
+      <w:pPr>
+        <w:ind w:left="360"/>
+      </w:pPr>
+      <w:r>
+        <w:t>0</w:t>
+      </w:r>
+    </w:p>
+    <w:p>
+      <w:pPr>
+        <w:ind w:left="360"/>
+      </w:pPr>
+      <w:r>
+        <w:t>1</w:t>
+      </w:r>
+    </w:p>
+    <w:p>
+      <w:pPr>
+        <w:ind w:left="360"/>
+      </w:pPr>
+      <w:r>
+        <w:t>1</w:t>
+      </w:r>
+    </w:p>
+    <w:p>
+      <w:pPr>
+        <w:ind w:left="360"/>
+      </w:pPr>
+      <w:r>
+        <w:t xml:space="preserve">Пример последовательного </w:t>
+      </w:r>
+      <w:proofErr w:type="gramStart"/>
+      <w:r>
+        <w:t>кода:::</w:t>
+      </w:r>
+      <w:proofErr w:type="gramEnd"/>
+      <w:r>
+        <w:t>!!!!</w:t>
+      </w:r>
+    </w:p>
+    <w:p>
+      <w:pPr>
+        <w:ind w:left="360"/>
+      </w:pPr>
+      <w:r>
+        <w:t>01110011 – передача по 1 проводу в каждый отдельный момент времени.</w:t>
+      </w:r>
+    </w:p>
+    <w:p>
+      <w:pPr>
+        <w:ind w:left="360"/>
+      </w:pPr>
+      <w:r>
+        <w:t xml:space="preserve">Преобразование параллельтн6ого кода в последовательный называется </w:t>
+      </w:r>
+      <w:proofErr w:type="gramStart"/>
+      <w:r>
+        <w:t>мультиплексированием .</w:t>
+      </w:r>
+      <w:proofErr w:type="gramEnd"/>
+    </w:p>
+    <w:p>
+      <w:pPr>
+        <w:ind w:left="360"/>
+      </w:pPr>
+      <w:r>
+        <w:t>Обратное преобразование – демультиплексированием.</w:t>
+      </w:r>
+    </w:p>
     <w:sectPr>
       <w:pgSz w:w="11906" w:h="16838"/>
-      <w:pgMar w:top="1134" w:right="850" w:bottom="1134" w:left="1701" w:header="708" w:footer="708" w:gutter="0"/>
+      <w:pgMar w:top="426" w:right="850" w:bottom="426" w:left="1701" w:header="708" w:footer="708" w:gutter="0"/>
       <w:cols w:space="708"/>
       <w:docGrid w:linePitch="360"/>
     </w:sectPr>
